--- a/contract_revised.docx
+++ b/contract_revised.docx
@@ -232,7 +232,7 @@
           <w:szCs w:val="18"/>
           <w:rtl w:val="0"/>
         </w:rPr>
-        <w:t xml:space="preserve">본 계약은 갑과 을의 역할 및 업무 범위를 정하는 데 목적이 있다. 갑은 을에게 제2조의 시술비용을 지원하고, 을은 본 계약에서 정한 조건에 따라 갑의 병원에서 받은 시술에 대한 솔직한 후기 콘텐츠를 제작하고 게시한다.</w:t>
+        <w:t xml:space="preserve">본 계약은 갑과 을의 협업에 관한 역할 및 업무 범위를 정하는 데 목적이 있다. 갑은 을에게 제2조의 시술을 진행하고, 을은 본 계약에서 정한 조건에 따라 그 시술 경험에 관한 솔직한 후기 콘텐츠를 제작하고 게시한다.</w:t>
       </w:r>
     </w:p>
     <w:p>
@@ -268,7 +268,7 @@
           <w:szCs w:val="18"/>
           <w:rtl w:val="0"/>
         </w:rPr>
-        <w:t xml:space="preserve">지원 시술 항목 및 시술비용</w:t>
+        <w:t xml:space="preserve">협업 시술 항목 및 정가</w:t>
       </w:r>
       <w:r>
         <w:rPr>
@@ -299,7 +299,7 @@
           <w:szCs w:val="18"/>
           <w:rtl w:val="0"/>
         </w:rPr>
-        <w:t xml:space="preserve">갑은 을에게 다음 시술의 시술비용을 지원하며, 시술비용은 이벤트가 또는 프로모션가가 아닌 본원의 정가를 기준으로 한다.</w:t>
+        <w:t xml:space="preserve">갑은 본 협업의 일환으로 을에게 다음 시술을 진행하며, 시술 금액은 이벤트가 또는 프로모션가가 아닌 본원의 정가를 기준으로 한다.</w:t>
       </w:r>
     </w:p>
     <w:p>
@@ -323,7 +323,7 @@
           <w:szCs w:val="18"/>
           <w:rtl w:val="0"/>
         </w:rPr>
-        <w:t xml:space="preserve">지원 시술 항목 및 시술비용(정가)</w:t>
+        <w:t xml:space="preserve">협업 시술 항목 및 정가</w:t>
       </w:r>
     </w:p>
     <w:tbl>
@@ -843,7 +843,7 @@
           <w:szCs w:val="18"/>
           <w:rtl w:val="0"/>
         </w:rPr>
-        <w:t xml:space="preserve">시술비용 지원은 위에 명시된 시술에 한하며</w:t>
+        <w:t xml:space="preserve">본 협업의 시술은 위에 명시된 시술에 한하며</w:t>
       </w:r>
       <w:r>
         <w:rPr>
@@ -1716,7 +1716,7 @@
           <w:szCs w:val="18"/>
           <w:rtl w:val="0"/>
         </w:rPr>
-        <w:t xml:space="preserve">갑이 요청하는 키워드·해시태그 및 시술 관련 정보, 시술비용 지원 사실 표시 문구</w:t>
+        <w:t xml:space="preserve">갑이 요청하는 키워드·해시태그 및 시술 관련 정보, 갑과의 협업 사실 표시 문구</w:t>
       </w:r>
       <w:r>
         <w:rPr>
@@ -1775,7 +1775,7 @@
           <w:szCs w:val="18"/>
           <w:rtl w:val="0"/>
         </w:rPr>
-        <w:t xml:space="preserve">을은 모든 콘텐츠에 갑으로부터 시술비용을 지원받은 사실을 관련 법령 및 플랫폼 정책에 따라 명확히 표시하여야 한다.</w:t>
+        <w:t xml:space="preserve">을은 모든 콘텐츠에 갑과의 협업 사실(경제적 이해관계)을 관련 법령 및 플랫폼 정책에 따라 명확히 표시하여야 한다.</w:t>
       </w:r>
     </w:p>
     <w:p>
@@ -2137,7 +2137,7 @@
           <w:szCs w:val="18"/>
           <w:rtl w:val="0"/>
         </w:rPr>
-        <w:t xml:space="preserve">갑으로부터 시술비용을 지원받고 인스타그램 릴스 업로드가 업무 범위에 포함된 경우, 을은 본 계약에 따라 제작한 릴스를</w:t>
+        <w:t xml:space="preserve">본 협업에 인스타그램 릴스 업로드가 포함된 경우, 을은 본 계약에 따라 제작한 릴스를</w:t>
       </w:r>
       <w:r>
         <w:rPr>
@@ -2167,7 +2167,7 @@
           <w:szCs w:val="18"/>
           <w:rtl w:val="0"/>
         </w:rPr>
-        <w:t xml:space="preserve">해당 의무는 울쎄라를 포함한 모든 시술비용 지원에 적용된다. 단, 업무 범위에 인스타그램 릴스 업로드가 포함되지 않은 경우에는 상단 고정 의무가 적용되지 않는다.</w:t>
+        <w:t xml:space="preserve">해당 의무는 울쎄라를 포함한 모든 협업 시술에 적용된다. 단, 본 협업에 인스타그램 릴스 업로드가 포함되지 않은 경우에는 상단 고정 의무가 적용되지 않는다.</w:t>
       </w:r>
     </w:p>
     <w:p>
@@ -2975,7 +2975,7 @@
           <w:szCs w:val="18"/>
           <w:rtl w:val="0"/>
         </w:rPr>
-        <w:t xml:space="preserve">미이행 시 시술비용 정산</w:t>
+        <w:t xml:space="preserve">미이행 시 시술 금액 정산</w:t>
       </w:r>
       <w:r>
         <w:rPr>
@@ -3074,7 +3074,7 @@
           <w:szCs w:val="18"/>
           <w:rtl w:val="0"/>
         </w:rPr>
-        <w:t xml:space="preserve">시술비용 정산</w:t>
+        <w:t xml:space="preserve">시술 금액 정산</w:t>
       </w:r>
     </w:p>
     <w:p>
@@ -3094,7 +3094,7 @@
           <w:szCs w:val="18"/>
           <w:rtl w:val="0"/>
         </w:rPr>
-        <w:t xml:space="preserve">을이 시술을 받은 후 정당한 사유 없이 계약상 주요 의무를 이행하지 않고 제10조 제1항의 기간 내에도 이를 바로잡지 않은 경우, 을은 제2조의 시술비용을 정가 기준으로 갑에게 정산한다.</w:t>
+        <w:t xml:space="preserve">을이 시술을 받은 후 정당한 사유 없이 계약상 주요 의무를 이행하지 않고 제10조 제1항의 기간 내에도 이를 바로잡지 않은 경우, 을은 제2조의 시술 금액을 정가 기준으로 갑에게 정산한다.</w:t>
       </w:r>
     </w:p>
     <w:p>
@@ -3114,7 +3114,7 @@
           <w:szCs w:val="18"/>
           <w:rtl w:val="0"/>
         </w:rPr>
-        <w:t xml:space="preserve">정가 기준 총 시술비용: </w:t>
+        <w:t xml:space="preserve">정가 기준 총 시술 금액: </w:t>
       </w:r>
       <w:r>
         <w:rPr>

--- a/contract_revised.docx
+++ b/contract_revised.docx
@@ -5,26 +5,6 @@
     <w:p>
       <w:pPr>
         <w:spacing w:after="120" w:lineRule="auto"/>
-        <w:rPr>
-          <w:color w:val="888888"/>
-          <w:sz w:val="18"/>
-          <w:szCs w:val="18"/>
-        </w:rPr>
-      </w:pPr>
-      <w:r>
-        <w:rPr>
-          <w:rFonts w:ascii="Arial Unicode MS" w:cs="Arial Unicode MS" w:eastAsia="Arial Unicode MS" w:hAnsi="Arial Unicode MS"/>
-          <w:color w:val="888888"/>
-          <w:sz w:val="18"/>
-          <w:szCs w:val="18"/>
-          <w:rtl w:val="0"/>
-        </w:rPr>
-        <w:t xml:space="preserve">※ 파란색 글자 = 2026-10-26 검토 시트(계약서 수정 제안) 반영 부분 12건. Minor 2건(7.3 보유 기간, 12.1 관할), 의료광고 심의 관련 문구, 갑에게 의무를 지우는 문구는 반영하지 않음. 검정 글자는 원문 그대로.</w:t>
-      </w:r>
-    </w:p>
-    <w:p>
-      <w:pPr>
-        <w:spacing w:after="120" w:lineRule="auto"/>
         <w:jc w:val="center"/>
         <w:rPr>
           <w:b w:val="1"/>
@@ -53,7 +33,7 @@
         <w:rPr>
           <w:b w:val="1"/>
           <w:bCs w:val="1"/>
-          <w:color w:val="1a56db"/>
+          <w:color w:val="888888"/>
           <w:sz w:val="28"/>
           <w:szCs w:val="28"/>
         </w:rPr>
@@ -63,7 +43,7 @@
           <w:rFonts w:ascii="Arial Unicode MS" w:cs="Arial Unicode MS" w:eastAsia="Arial Unicode MS" w:hAnsi="Arial Unicode MS"/>
           <w:b w:val="1"/>
           <w:bCs w:val="1"/>
-          <w:color w:val="1a56db"/>
+          <w:color w:val="888888"/>
           <w:sz w:val="28"/>
           <w:szCs w:val="28"/>
           <w:rtl w:val="0"/>
@@ -219,15 +199,15 @@
       <w:pPr>
         <w:spacing w:after="120" w:lineRule="auto"/>
         <w:rPr>
-          <w:color w:val="1a56db"/>
-          <w:sz w:val="18"/>
-          <w:szCs w:val="18"/>
-        </w:rPr>
-      </w:pPr>
-      <w:r>
-        <w:rPr>
-          <w:rFonts w:ascii="Arial Unicode MS" w:cs="Arial Unicode MS" w:eastAsia="Arial Unicode MS" w:hAnsi="Arial Unicode MS"/>
-          <w:color w:val="1a56db"/>
+          <w:color w:val="888888"/>
+          <w:sz w:val="18"/>
+          <w:szCs w:val="18"/>
+        </w:rPr>
+      </w:pPr>
+      <w:r>
+        <w:rPr>
+          <w:rFonts w:ascii="Arial Unicode MS" w:cs="Arial Unicode MS" w:eastAsia="Arial Unicode MS" w:hAnsi="Arial Unicode MS"/>
+          <w:color w:val="888888"/>
           <w:sz w:val="18"/>
           <w:szCs w:val="18"/>
           <w:rtl w:val="0"/>
@@ -256,69 +236,46 @@
           <w:szCs w:val="18"/>
           <w:rtl w:val="0"/>
         </w:rPr>
-        <w:t xml:space="preserve">제2조 (</w:t>
-      </w:r>
-      <w:r>
-        <w:rPr>
-          <w:rFonts w:ascii="Arial Unicode MS" w:cs="Arial Unicode MS" w:eastAsia="Arial Unicode MS" w:hAnsi="Arial Unicode MS"/>
+        <w:t xml:space="preserve">제2조 (협업 시술 항목 및 정가)</w:t>
+      </w:r>
+    </w:p>
+    <w:p>
+      <w:pPr>
+        <w:spacing w:after="120" w:lineRule="auto"/>
+        <w:rPr>
+          <w:color w:val="888888"/>
+          <w:sz w:val="18"/>
+          <w:szCs w:val="18"/>
+        </w:rPr>
+      </w:pPr>
+      <w:r>
+        <w:rPr>
+          <w:rFonts w:ascii="Arial Unicode MS" w:cs="Arial Unicode MS" w:eastAsia="Arial Unicode MS" w:hAnsi="Arial Unicode MS"/>
+          <w:color w:val="888888"/>
+          <w:sz w:val="18"/>
+          <w:szCs w:val="18"/>
+          <w:rtl w:val="0"/>
+        </w:rPr>
+        <w:t xml:space="preserve">갑은 본 협업의 일환으로 을에게 다음 시술을 진행하며, 시술 금액은 이벤트가 또는 프로모션가가 아닌 본원의 정가를 기준으로 한다.</w:t>
+      </w:r>
+    </w:p>
+    <w:p>
+      <w:pPr>
+        <w:spacing w:after="120" w:lineRule="auto"/>
+        <w:rPr>
           <w:b w:val="1"/>
           <w:bCs w:val="1"/>
-          <w:color w:val="1a56db"/>
-          <w:sz w:val="18"/>
-          <w:szCs w:val="18"/>
-          <w:rtl w:val="0"/>
-        </w:rPr>
-        <w:t xml:space="preserve">협업 시술 항목 및 정가</w:t>
-      </w:r>
-      <w:r>
-        <w:rPr>
+          <w:color w:val="888888"/>
+          <w:sz w:val="18"/>
+          <w:szCs w:val="18"/>
+        </w:rPr>
+      </w:pPr>
+      <w:r>
+        <w:rPr>
+          <w:rFonts w:ascii="Arial Unicode MS" w:cs="Arial Unicode MS" w:eastAsia="Arial Unicode MS" w:hAnsi="Arial Unicode MS"/>
           <w:b w:val="1"/>
           <w:bCs w:val="1"/>
           <w:color w:val="888888"/>
-          <w:sz w:val="18"/>
-          <w:szCs w:val="18"/>
-          <w:rtl w:val="0"/>
-        </w:rPr>
-        <w:t xml:space="preserve">)</w:t>
-      </w:r>
-    </w:p>
-    <w:p>
-      <w:pPr>
-        <w:spacing w:after="120" w:lineRule="auto"/>
-        <w:rPr>
-          <w:color w:val="1a56db"/>
-          <w:sz w:val="18"/>
-          <w:szCs w:val="18"/>
-        </w:rPr>
-      </w:pPr>
-      <w:r>
-        <w:rPr>
-          <w:rFonts w:ascii="Arial Unicode MS" w:cs="Arial Unicode MS" w:eastAsia="Arial Unicode MS" w:hAnsi="Arial Unicode MS"/>
-          <w:color w:val="1a56db"/>
-          <w:sz w:val="18"/>
-          <w:szCs w:val="18"/>
-          <w:rtl w:val="0"/>
-        </w:rPr>
-        <w:t xml:space="preserve">갑은 본 협업의 일환으로 을에게 다음 시술을 진행하며, 시술 금액은 이벤트가 또는 프로모션가가 아닌 본원의 정가를 기준으로 한다.</w:t>
-      </w:r>
-    </w:p>
-    <w:p>
-      <w:pPr>
-        <w:spacing w:after="120" w:lineRule="auto"/>
-        <w:rPr>
-          <w:b w:val="1"/>
-          <w:bCs w:val="1"/>
-          <w:color w:val="1a56db"/>
-          <w:sz w:val="18"/>
-          <w:szCs w:val="18"/>
-        </w:rPr>
-      </w:pPr>
-      <w:r>
-        <w:rPr>
-          <w:rFonts w:ascii="Arial Unicode MS" w:cs="Arial Unicode MS" w:eastAsia="Arial Unicode MS" w:hAnsi="Arial Unicode MS"/>
-          <w:b w:val="1"/>
-          <w:bCs w:val="1"/>
-          <w:color w:val="1a56db"/>
           <w:sz w:val="18"/>
           <w:szCs w:val="18"/>
           <w:rtl w:val="0"/>
@@ -828,32 +785,13 @@
       </w:pPr>
       <w:r>
         <w:rPr>
-          <w:color w:val="888888"/>
-          <w:sz w:val="18"/>
-          <w:szCs w:val="18"/>
-          <w:rtl w:val="0"/>
-        </w:rPr>
-        <w:t xml:space="preserve">2.1 </w:t>
-      </w:r>
-      <w:r>
-        <w:rPr>
-          <w:rFonts w:ascii="Arial Unicode MS" w:cs="Arial Unicode MS" w:eastAsia="Arial Unicode MS" w:hAnsi="Arial Unicode MS"/>
-          <w:color w:val="1a56db"/>
-          <w:sz w:val="18"/>
-          <w:szCs w:val="18"/>
-          <w:rtl w:val="0"/>
-        </w:rPr>
-        <w:t xml:space="preserve">본 협업의 시술은 위에 명시된 시술에 한하며</w:t>
-      </w:r>
-      <w:r>
-        <w:rPr>
-          <w:rFonts w:ascii="Arial Unicode MS" w:cs="Arial Unicode MS" w:eastAsia="Arial Unicode MS" w:hAnsi="Arial Unicode MS"/>
-          <w:color w:val="888888"/>
-          <w:sz w:val="18"/>
-          <w:szCs w:val="18"/>
-          <w:rtl w:val="0"/>
-        </w:rPr>
-        <w:t xml:space="preserve">, 을이 추가 시술을 희망하는 경우 사전에 갑의 확인을 받아야 한다. 추가 비용은 양 당사자의 합의에 따른다.</w:t>
+          <w:rFonts w:ascii="Arial Unicode MS" w:cs="Arial Unicode MS" w:eastAsia="Arial Unicode MS" w:hAnsi="Arial Unicode MS"/>
+          <w:color w:val="888888"/>
+          <w:sz w:val="18"/>
+          <w:szCs w:val="18"/>
+          <w:rtl w:val="0"/>
+        </w:rPr>
+        <w:t xml:space="preserve">2.1 본 협업의 시술은 위에 명시된 시술에 한하며, 을이 추가 시술을 희망하는 경우 사전에 갑의 확인을 받아야 한다. 추가 비용은 양 당사자의 합의에 따른다.</w:t>
       </w:r>
     </w:p>
     <w:p>
@@ -1706,27 +1644,7 @@
           <w:szCs w:val="18"/>
           <w:rtl w:val="0"/>
         </w:rPr>
-        <w:t xml:space="preserve">병원명, 병원 공식 SNS 계정, 병원 위치, 시술명, </w:t>
-      </w:r>
-      <w:r>
-        <w:rPr>
-          <w:rFonts w:ascii="Arial Unicode MS" w:cs="Arial Unicode MS" w:eastAsia="Arial Unicode MS" w:hAnsi="Arial Unicode MS"/>
-          <w:color w:val="1a56db"/>
-          <w:sz w:val="18"/>
-          <w:szCs w:val="18"/>
-          <w:rtl w:val="0"/>
-        </w:rPr>
-        <w:t xml:space="preserve">갑이 요청하는 키워드·해시태그 및 시술 관련 정보, 갑과의 협업 사실 표시 문구</w:t>
-      </w:r>
-      <w:r>
-        <w:rPr>
-          <w:rFonts w:ascii="Arial Unicode MS" w:cs="Arial Unicode MS" w:eastAsia="Arial Unicode MS" w:hAnsi="Arial Unicode MS"/>
-          <w:color w:val="888888"/>
-          <w:sz w:val="18"/>
-          <w:szCs w:val="18"/>
-          <w:rtl w:val="0"/>
-        </w:rPr>
-        <w:t xml:space="preserve">를 필수로 포함하여야 한다. 단, 모든 내용은 양 당사자의 합의 및 관련 법령을 준수하여야 한다.</w:t>
+        <w:t xml:space="preserve">병원명, 병원 공식 SNS 계정, 병원 위치, 시술명, 갑이 요청하는 키워드·해시태그 및 시술 관련 정보, 갑과의 협업 사실 표시 문구를 필수로 포함하여야 한다. 단, 모든 내용은 양 당사자의 합의 및 관련 법령을 준수하여야 한다.</w:t>
       </w:r>
     </w:p>
     <w:p>
@@ -1753,29 +1671,20 @@
       <w:pPr>
         <w:spacing w:after="120" w:lineRule="auto"/>
         <w:rPr>
-          <w:color w:val="1a56db"/>
-          <w:sz w:val="18"/>
-          <w:szCs w:val="18"/>
-        </w:rPr>
-      </w:pPr>
-      <w:r>
-        <w:rPr>
-          <w:color w:val="888888"/>
-          <w:sz w:val="18"/>
-          <w:szCs w:val="18"/>
-          <w:rtl w:val="0"/>
-        </w:rPr>
-        <w:t xml:space="preserve">3.2 </w:t>
-      </w:r>
-      <w:r>
-        <w:rPr>
-          <w:rFonts w:ascii="Arial Unicode MS" w:cs="Arial Unicode MS" w:eastAsia="Arial Unicode MS" w:hAnsi="Arial Unicode MS"/>
-          <w:color w:val="1a56db"/>
-          <w:sz w:val="18"/>
-          <w:szCs w:val="18"/>
-          <w:rtl w:val="0"/>
-        </w:rPr>
-        <w:t xml:space="preserve">을은 모든 콘텐츠에 갑과의 협업 사실(경제적 이해관계)을 관련 법령 및 플랫폼 정책에 따라 명확히 표시하여야 한다.</w:t>
+          <w:color w:val="888888"/>
+          <w:sz w:val="18"/>
+          <w:szCs w:val="18"/>
+        </w:rPr>
+      </w:pPr>
+      <w:r>
+        <w:rPr>
+          <w:rFonts w:ascii="Arial Unicode MS" w:cs="Arial Unicode MS" w:eastAsia="Arial Unicode MS" w:hAnsi="Arial Unicode MS"/>
+          <w:color w:val="888888"/>
+          <w:sz w:val="18"/>
+          <w:szCs w:val="18"/>
+          <w:rtl w:val="0"/>
+        </w:rPr>
+        <w:t xml:space="preserve">3.2 을은 모든 콘텐츠에 갑과의 협업 사실(경제적 이해관계)을 관련 법령 및 플랫폼 정책에 따라 명확히 표시하여야 한다.</w:t>
       </w:r>
     </w:p>
     <w:p>
@@ -1990,15 +1899,15 @@
       <w:pPr>
         <w:spacing w:after="120" w:lineRule="auto"/>
         <w:rPr>
-          <w:color w:val="1a56db"/>
-          <w:sz w:val="18"/>
-          <w:szCs w:val="18"/>
-        </w:rPr>
-      </w:pPr>
-      <w:r>
-        <w:rPr>
-          <w:rFonts w:ascii="Arial Unicode MS" w:cs="Arial Unicode MS" w:eastAsia="Arial Unicode MS" w:hAnsi="Arial Unicode MS"/>
-          <w:color w:val="1a56db"/>
+          <w:color w:val="888888"/>
+          <w:sz w:val="18"/>
+          <w:szCs w:val="18"/>
+        </w:rPr>
+      </w:pPr>
+      <w:r>
+        <w:rPr>
+          <w:rFonts w:ascii="Arial Unicode MS" w:cs="Arial Unicode MS" w:eastAsia="Arial Unicode MS" w:hAnsi="Arial Unicode MS"/>
+          <w:color w:val="888888"/>
           <w:sz w:val="18"/>
           <w:szCs w:val="18"/>
           <w:rtl w:val="0"/>
@@ -2054,30 +1963,20 @@
       <w:pPr>
         <w:spacing w:after="120" w:lineRule="auto"/>
         <w:rPr>
-          <w:color w:val="1a56db"/>
-          <w:sz w:val="18"/>
-          <w:szCs w:val="18"/>
-        </w:rPr>
-      </w:pPr>
-      <w:r>
-        <w:rPr>
-          <w:rFonts w:ascii="Arial Unicode MS" w:cs="Arial Unicode MS" w:eastAsia="Arial Unicode MS" w:hAnsi="Arial Unicode MS"/>
-          <w:color w:val="888888"/>
-          <w:sz w:val="18"/>
-          <w:szCs w:val="18"/>
-          <w:rtl w:val="0"/>
-        </w:rPr>
-        <w:t xml:space="preserve">6.1 을은 합의된 피드 및 영상 게시물을 게시일로부터 최소 1년간 삭제, 비공개 또는 보관 처리하지 않고 유지하여야 한다. </w:t>
-      </w:r>
-      <w:r>
-        <w:rPr>
-          <w:rFonts w:ascii="Arial Unicode MS" w:cs="Arial Unicode MS" w:eastAsia="Arial Unicode MS" w:hAnsi="Arial Unicode MS"/>
-          <w:color w:val="1a56db"/>
-          <w:sz w:val="18"/>
-          <w:szCs w:val="18"/>
-          <w:rtl w:val="0"/>
-        </w:rPr>
-        <w:t xml:space="preserve">다만 법령, 플랫폼 정책, 양 당사자의 합의 또는 갑의 요청이 있는 경우는 예외로 하며, 갑의 수정·삭제 요청이 있을 때 을은 지체 없이 이에 따른다. 제6.2의 상단 고정도 같다.</w:t>
+          <w:color w:val="888888"/>
+          <w:sz w:val="18"/>
+          <w:szCs w:val="18"/>
+        </w:rPr>
+      </w:pPr>
+      <w:r>
+        <w:rPr>
+          <w:rFonts w:ascii="Arial Unicode MS" w:cs="Arial Unicode MS" w:eastAsia="Arial Unicode MS" w:hAnsi="Arial Unicode MS"/>
+          <w:color w:val="888888"/>
+          <w:sz w:val="18"/>
+          <w:szCs w:val="18"/>
+          <w:rtl w:val="0"/>
+        </w:rPr>
+        <w:t xml:space="preserve">6.1 을은 합의된 피드 및 영상 게시물을 게시일로부터 최소 1년간 삭제, 비공개 또는 보관 처리하지 않고 유지하여야 한다. 다만 법령, 플랫폼 정책, 양 당사자의 합의 또는 갑의 요청이 있는 경우는 예외로 하며, 갑의 수정·삭제 요청이 있을 때 을은 지체 없이 이에 따른다. 제6.2의 상단 고정도 같다.</w:t>
       </w:r>
     </w:p>
     <w:p>
@@ -2132,37 +2031,27 @@
       <w:r>
         <w:rPr>
           <w:rFonts w:ascii="Arial Unicode MS" w:cs="Arial Unicode MS" w:eastAsia="Arial Unicode MS" w:hAnsi="Arial Unicode MS"/>
-          <w:color w:val="1a56db"/>
-          <w:sz w:val="18"/>
-          <w:szCs w:val="18"/>
-          <w:rtl w:val="0"/>
-        </w:rPr>
-        <w:t xml:space="preserve">본 협업에 인스타그램 릴스 업로드가 포함된 경우, 을은 본 계약에 따라 제작한 릴스를</w:t>
-      </w:r>
-      <w:r>
-        <w:rPr>
-          <w:rFonts w:ascii="Arial Unicode MS" w:cs="Arial Unicode MS" w:eastAsia="Arial Unicode MS" w:hAnsi="Arial Unicode MS"/>
-          <w:color w:val="888888"/>
-          <w:sz w:val="18"/>
-          <w:szCs w:val="18"/>
-          <w:rtl w:val="0"/>
-        </w:rPr>
-        <w:t xml:space="preserve"> 게시일로부터 최소 1개월간 본인 인스타그램 프로필 상단에 고정하여야 한다.</w:t>
-      </w:r>
-    </w:p>
-    <w:p>
-      <w:pPr>
-        <w:spacing w:after="120" w:lineRule="auto"/>
-        <w:rPr>
-          <w:color w:val="1a56db"/>
-          <w:sz w:val="18"/>
-          <w:szCs w:val="18"/>
-        </w:rPr>
-      </w:pPr>
-      <w:r>
-        <w:rPr>
-          <w:rFonts w:ascii="Arial Unicode MS" w:cs="Arial Unicode MS" w:eastAsia="Arial Unicode MS" w:hAnsi="Arial Unicode MS"/>
-          <w:color w:val="1a56db"/>
+          <w:color w:val="888888"/>
+          <w:sz w:val="18"/>
+          <w:szCs w:val="18"/>
+          <w:rtl w:val="0"/>
+        </w:rPr>
+        <w:t xml:space="preserve">본 협업에 인스타그램 릴스 업로드가 포함된 경우, 을은 본 계약에 따라 제작한 릴스를 게시일로부터 최소 1개월간 본인 인스타그램 프로필 상단에 고정하여야 한다.</w:t>
+      </w:r>
+    </w:p>
+    <w:p>
+      <w:pPr>
+        <w:spacing w:after="120" w:lineRule="auto"/>
+        <w:rPr>
+          <w:color w:val="888888"/>
+          <w:sz w:val="18"/>
+          <w:szCs w:val="18"/>
+        </w:rPr>
+      </w:pPr>
+      <w:r>
+        <w:rPr>
+          <w:rFonts w:ascii="Arial Unicode MS" w:cs="Arial Unicode MS" w:eastAsia="Arial Unicode MS" w:hAnsi="Arial Unicode MS"/>
+          <w:color w:val="888888"/>
           <w:sz w:val="18"/>
           <w:szCs w:val="18"/>
           <w:rtl w:val="0"/>
@@ -2311,27 +2200,7 @@
           <w:szCs w:val="18"/>
           <w:rtl w:val="0"/>
         </w:rPr>
-        <w:t xml:space="preserve">을은 갑이 촬영한 사진 및 영상</w:t>
-      </w:r>
-      <w:r>
-        <w:rPr>
-          <w:rFonts w:ascii="Arial Unicode MS" w:cs="Arial Unicode MS" w:eastAsia="Arial Unicode MS" w:hAnsi="Arial Unicode MS"/>
-          <w:color w:val="1a56db"/>
-          <w:sz w:val="18"/>
-          <w:szCs w:val="18"/>
-          <w:rtl w:val="0"/>
-        </w:rPr>
-        <w:t xml:space="preserve">(시술 부위 등 건강정보 포함)</w:t>
-      </w:r>
-      <w:r>
-        <w:rPr>
-          <w:rFonts w:ascii="Arial Unicode MS" w:cs="Arial Unicode MS" w:eastAsia="Arial Unicode MS" w:hAnsi="Arial Unicode MS"/>
-          <w:color w:val="888888"/>
-          <w:sz w:val="18"/>
-          <w:szCs w:val="18"/>
-          <w:rtl w:val="0"/>
-        </w:rPr>
-        <w:t xml:space="preserve">을 아래에 기재된 범위 내에서 편집, 게시하고 마케팅, 광고 및 홍보 목적으로 활용하는 데 동의한다.</w:t>
+        <w:t xml:space="preserve">을은 갑이 촬영한 사진 및 영상(시술 부위 등 건강정보 포함)을 아래에 기재된 범위 내에서 편집, 게시하고 마케팅, 광고 및 홍보 목적으로 활용하는 데 동의한다.</w:t>
       </w:r>
     </w:p>
     <w:p>
@@ -2963,22 +2832,143 @@
           <w:szCs w:val="18"/>
           <w:rtl w:val="0"/>
         </w:rPr>
-        <w:t xml:space="preserve">제10조 (</w:t>
-      </w:r>
-      <w:r>
-        <w:rPr>
-          <w:rFonts w:ascii="Arial Unicode MS" w:cs="Arial Unicode MS" w:eastAsia="Arial Unicode MS" w:hAnsi="Arial Unicode MS"/>
+        <w:t xml:space="preserve">제10조 (미이행 시 시술 금액 정산)</w:t>
+      </w:r>
+    </w:p>
+    <w:p>
+      <w:pPr>
+        <w:spacing w:after="120" w:lineRule="auto"/>
+        <w:rPr>
+          <w:color w:val="888888"/>
+          <w:sz w:val="18"/>
+          <w:szCs w:val="18"/>
+        </w:rPr>
+      </w:pPr>
+      <w:r>
+        <w:rPr>
+          <w:rFonts w:ascii="Arial Unicode MS" w:cs="Arial Unicode MS" w:eastAsia="Arial Unicode MS" w:hAnsi="Arial Unicode MS"/>
+          <w:color w:val="888888"/>
+          <w:sz w:val="18"/>
+          <w:szCs w:val="18"/>
+          <w:rtl w:val="0"/>
+        </w:rPr>
+        <w:t xml:space="preserve">10.1 미이행 시 바로잡을 기회</w:t>
+      </w:r>
+    </w:p>
+    <w:p>
+      <w:pPr>
+        <w:spacing w:after="120" w:lineRule="auto"/>
+        <w:rPr>
+          <w:color w:val="888888"/>
+          <w:sz w:val="18"/>
+          <w:szCs w:val="18"/>
+        </w:rPr>
+      </w:pPr>
+      <w:r>
+        <w:rPr>
+          <w:rFonts w:ascii="Arial Unicode MS" w:cs="Arial Unicode MS" w:eastAsia="Arial Unicode MS" w:hAnsi="Arial Unicode MS"/>
+          <w:color w:val="888888"/>
+          <w:sz w:val="18"/>
+          <w:szCs w:val="18"/>
+          <w:rtl w:val="0"/>
+        </w:rPr>
+        <w:t xml:space="preserve">일방이 계약상 주요 의무를 이행하지 않은 경우, 상대방은 그 내용을 서면으로 알리고 통지를 받은 날로부터 7일 이내에 바로잡을 기회를 준다. 다만 시정이 불가능하거나 법령에 별도 규정이 있는 경우는 예외로 한다.</w:t>
+      </w:r>
+    </w:p>
+    <w:p>
+      <w:pPr>
+        <w:spacing w:after="120" w:lineRule="auto"/>
+        <w:rPr>
+          <w:color w:val="888888"/>
+          <w:sz w:val="18"/>
+          <w:szCs w:val="18"/>
+        </w:rPr>
+      </w:pPr>
+      <w:r>
+        <w:rPr>
+          <w:rFonts w:ascii="Arial Unicode MS" w:cs="Arial Unicode MS" w:eastAsia="Arial Unicode MS" w:hAnsi="Arial Unicode MS"/>
+          <w:color w:val="888888"/>
+          <w:sz w:val="18"/>
+          <w:szCs w:val="18"/>
+          <w:rtl w:val="0"/>
+        </w:rPr>
+        <w:t xml:space="preserve">10.2 시술 금액 정산</w:t>
+      </w:r>
+    </w:p>
+    <w:p>
+      <w:pPr>
+        <w:spacing w:after="120" w:lineRule="auto"/>
+        <w:rPr>
+          <w:color w:val="888888"/>
+          <w:sz w:val="18"/>
+          <w:szCs w:val="18"/>
+        </w:rPr>
+      </w:pPr>
+      <w:r>
+        <w:rPr>
+          <w:rFonts w:ascii="Arial Unicode MS" w:cs="Arial Unicode MS" w:eastAsia="Arial Unicode MS" w:hAnsi="Arial Unicode MS"/>
+          <w:color w:val="888888"/>
+          <w:sz w:val="18"/>
+          <w:szCs w:val="18"/>
+          <w:rtl w:val="0"/>
+        </w:rPr>
+        <w:t xml:space="preserve">을이 시술을 받은 후 정당한 사유 없이 계약상 주요 의무를 이행하지 않고 제10조 제1항의 기간 내에도 이를 바로잡지 않은 경우, 을은 제2조의 시술 금액을 정가 기준으로 갑에게 정산한다.</w:t>
+      </w:r>
+    </w:p>
+    <w:p>
+      <w:pPr>
+        <w:spacing w:after="120" w:lineRule="auto"/>
+        <w:rPr>
+          <w:color w:val="888888"/>
+          <w:sz w:val="18"/>
+          <w:szCs w:val="18"/>
+        </w:rPr>
+      </w:pPr>
+      <w:r>
+        <w:rPr>
+          <w:rFonts w:ascii="Arial Unicode MS" w:cs="Arial Unicode MS" w:eastAsia="Arial Unicode MS" w:hAnsi="Arial Unicode MS"/>
+          <w:color w:val="888888"/>
+          <w:sz w:val="18"/>
+          <w:szCs w:val="18"/>
+          <w:rtl w:val="0"/>
+        </w:rPr>
+        <w:t xml:space="preserve">정가 기준 총 시술 금액: ₩____________________</w:t>
+      </w:r>
+    </w:p>
+    <w:p>
+      <w:pPr>
+        <w:spacing w:after="120" w:lineRule="auto"/>
+        <w:rPr>
+          <w:color w:val="888888"/>
+          <w:sz w:val="18"/>
+          <w:szCs w:val="18"/>
+        </w:rPr>
+      </w:pPr>
+      <w:r>
+        <w:rPr>
+          <w:rFonts w:ascii="Arial Unicode MS" w:cs="Arial Unicode MS" w:eastAsia="Arial Unicode MS" w:hAnsi="Arial Unicode MS"/>
+          <w:color w:val="888888"/>
+          <w:sz w:val="18"/>
+          <w:szCs w:val="18"/>
+          <w:rtl w:val="0"/>
+        </w:rPr>
+        <w:t xml:space="preserve">10.3 위 경우에도 갑에게 을의 사진 및 영상을 광고 목적으로 공개할 권한이 자동으로 발생하지 않으며, 활용 권한은 제7조 및 제8조에 따른다.</w:t>
+      </w:r>
+    </w:p>
+    <w:p>
+      <w:pPr>
+        <w:spacing w:after="120" w:before="280" w:lineRule="auto"/>
+        <w:rPr>
           <w:b w:val="1"/>
           <w:bCs w:val="1"/>
-          <w:color w:val="1a56db"/>
-          <w:sz w:val="18"/>
-          <w:szCs w:val="18"/>
-          <w:rtl w:val="0"/>
-        </w:rPr>
-        <w:t xml:space="preserve">미이행 시 시술 금액 정산</w:t>
-      </w:r>
-      <w:r>
-        <w:rPr>
+          <w:color w:val="888888"/>
+          <w:sz w:val="18"/>
+          <w:szCs w:val="18"/>
+        </w:rPr>
+      </w:pPr>
+      <w:r>
+        <w:rPr>
+          <w:rFonts w:ascii="Arial Unicode MS" w:cs="Arial Unicode MS" w:eastAsia="Arial Unicode MS" w:hAnsi="Arial Unicode MS"/>
           <w:b w:val="1"/>
           <w:bCs w:val="1"/>
           <w:color w:val="888888"/>
@@ -2986,183 +2976,47 @@
           <w:szCs w:val="18"/>
           <w:rtl w:val="0"/>
         </w:rPr>
-        <w:t xml:space="preserve">)</w:t>
-      </w:r>
-    </w:p>
-    <w:p>
-      <w:pPr>
-        <w:spacing w:after="120" w:lineRule="auto"/>
-        <w:rPr>
-          <w:color w:val="1a56db"/>
-          <w:sz w:val="18"/>
-          <w:szCs w:val="18"/>
-        </w:rPr>
-      </w:pPr>
-      <w:r>
-        <w:rPr>
-          <w:color w:val="888888"/>
-          <w:sz w:val="18"/>
-          <w:szCs w:val="18"/>
-          <w:rtl w:val="0"/>
-        </w:rPr>
-        <w:t xml:space="preserve">10.1 </w:t>
-      </w:r>
-      <w:r>
-        <w:rPr>
-          <w:rFonts w:ascii="Arial Unicode MS" w:cs="Arial Unicode MS" w:eastAsia="Arial Unicode MS" w:hAnsi="Arial Unicode MS"/>
-          <w:color w:val="1a56db"/>
-          <w:sz w:val="18"/>
-          <w:szCs w:val="18"/>
-          <w:rtl w:val="0"/>
-        </w:rPr>
-        <w:t xml:space="preserve">미이행 시 바로잡을 기회</w:t>
-      </w:r>
-    </w:p>
-    <w:p>
-      <w:pPr>
-        <w:spacing w:after="120" w:lineRule="auto"/>
-        <w:rPr>
-          <w:color w:val="888888"/>
-          <w:sz w:val="18"/>
-          <w:szCs w:val="18"/>
-        </w:rPr>
-      </w:pPr>
-      <w:r>
-        <w:rPr>
-          <w:rFonts w:ascii="Arial Unicode MS" w:cs="Arial Unicode MS" w:eastAsia="Arial Unicode MS" w:hAnsi="Arial Unicode MS"/>
-          <w:color w:val="1a56db"/>
-          <w:sz w:val="18"/>
-          <w:szCs w:val="18"/>
-          <w:rtl w:val="0"/>
-        </w:rPr>
-        <w:t xml:space="preserve">일방이 계약상 주요 의무를 이행하지 않은 경우, 상대방은 그 내용을 서면으로 알리고 통지를 받은 날로부터 7일 이내에 바로잡을 기회를 준다.</w:t>
-      </w:r>
-      <w:r>
-        <w:rPr>
-          <w:rFonts w:ascii="Arial Unicode MS" w:cs="Arial Unicode MS" w:eastAsia="Arial Unicode MS" w:hAnsi="Arial Unicode MS"/>
-          <w:color w:val="888888"/>
-          <w:sz w:val="18"/>
-          <w:szCs w:val="18"/>
-          <w:rtl w:val="0"/>
-        </w:rPr>
-        <w:t xml:space="preserve"> 다만 시정이 불가능하거나 법령에 별도 규정이 있는 경우는 예외로 한다.</w:t>
-      </w:r>
-    </w:p>
-    <w:p>
-      <w:pPr>
-        <w:spacing w:after="120" w:lineRule="auto"/>
-        <w:rPr>
-          <w:color w:val="1a56db"/>
-          <w:sz w:val="18"/>
-          <w:szCs w:val="18"/>
-        </w:rPr>
-      </w:pPr>
-      <w:r>
-        <w:rPr>
-          <w:color w:val="888888"/>
-          <w:sz w:val="18"/>
-          <w:szCs w:val="18"/>
-          <w:rtl w:val="0"/>
-        </w:rPr>
-        <w:t xml:space="preserve">10.2 </w:t>
-      </w:r>
-      <w:r>
-        <w:rPr>
-          <w:rFonts w:ascii="Arial Unicode MS" w:cs="Arial Unicode MS" w:eastAsia="Arial Unicode MS" w:hAnsi="Arial Unicode MS"/>
-          <w:color w:val="1a56db"/>
-          <w:sz w:val="18"/>
-          <w:szCs w:val="18"/>
-          <w:rtl w:val="0"/>
-        </w:rPr>
-        <w:t xml:space="preserve">시술 금액 정산</w:t>
-      </w:r>
-    </w:p>
-    <w:p>
-      <w:pPr>
-        <w:spacing w:after="120" w:lineRule="auto"/>
-        <w:rPr>
-          <w:color w:val="1a56db"/>
-          <w:sz w:val="18"/>
-          <w:szCs w:val="18"/>
-        </w:rPr>
-      </w:pPr>
-      <w:r>
-        <w:rPr>
-          <w:rFonts w:ascii="Arial Unicode MS" w:cs="Arial Unicode MS" w:eastAsia="Arial Unicode MS" w:hAnsi="Arial Unicode MS"/>
-          <w:color w:val="1a56db"/>
-          <w:sz w:val="18"/>
-          <w:szCs w:val="18"/>
-          <w:rtl w:val="0"/>
-        </w:rPr>
-        <w:t xml:space="preserve">을이 시술을 받은 후 정당한 사유 없이 계약상 주요 의무를 이행하지 않고 제10조 제1항의 기간 내에도 이를 바로잡지 않은 경우, 을은 제2조의 시술 금액을 정가 기준으로 갑에게 정산한다.</w:t>
-      </w:r>
-    </w:p>
-    <w:p>
-      <w:pPr>
-        <w:spacing w:after="120" w:lineRule="auto"/>
-        <w:rPr>
-          <w:color w:val="888888"/>
-          <w:sz w:val="18"/>
-          <w:szCs w:val="18"/>
-        </w:rPr>
-      </w:pPr>
-      <w:r>
-        <w:rPr>
-          <w:rFonts w:ascii="Arial Unicode MS" w:cs="Arial Unicode MS" w:eastAsia="Arial Unicode MS" w:hAnsi="Arial Unicode MS"/>
-          <w:color w:val="1a56db"/>
-          <w:sz w:val="18"/>
-          <w:szCs w:val="18"/>
-          <w:rtl w:val="0"/>
-        </w:rPr>
-        <w:t xml:space="preserve">정가 기준 총 시술 금액: </w:t>
-      </w:r>
-      <w:r>
-        <w:rPr>
-          <w:color w:val="888888"/>
-          <w:sz w:val="18"/>
-          <w:szCs w:val="18"/>
-          <w:rtl w:val="0"/>
-        </w:rPr>
-        <w:t xml:space="preserve">₩____________________</w:t>
-      </w:r>
-    </w:p>
-    <w:p>
-      <w:pPr>
-        <w:spacing w:after="120" w:lineRule="auto"/>
-        <w:rPr>
-          <w:color w:val="888888"/>
-          <w:sz w:val="18"/>
-          <w:szCs w:val="18"/>
-        </w:rPr>
-      </w:pPr>
-      <w:r>
-        <w:rPr>
-          <w:color w:val="888888"/>
-          <w:sz w:val="18"/>
-          <w:szCs w:val="18"/>
-          <w:rtl w:val="0"/>
-        </w:rPr>
-        <w:t xml:space="preserve">10.3 </w:t>
-      </w:r>
-      <w:r>
-        <w:rPr>
-          <w:rFonts w:ascii="Arial Unicode MS" w:cs="Arial Unicode MS" w:eastAsia="Arial Unicode MS" w:hAnsi="Arial Unicode MS"/>
-          <w:color w:val="1a56db"/>
-          <w:sz w:val="18"/>
-          <w:szCs w:val="18"/>
-          <w:rtl w:val="0"/>
-        </w:rPr>
-        <w:t xml:space="preserve">위 경우에도</w:t>
-      </w:r>
-      <w:r>
-        <w:rPr>
-          <w:rFonts w:ascii="Arial Unicode MS" w:cs="Arial Unicode MS" w:eastAsia="Arial Unicode MS" w:hAnsi="Arial Unicode MS"/>
-          <w:color w:val="888888"/>
-          <w:sz w:val="18"/>
-          <w:szCs w:val="18"/>
-          <w:rtl w:val="0"/>
-        </w:rPr>
-        <w:t xml:space="preserve"> 갑에게 을의 사진 및 영상을 광고 목적으로 공개할 권한이 자동으로 발생하지 않으며, 활용 권한은 제7조 및 제8조에 따른다.</w:t>
+        <w:t xml:space="preserve">제11조 (개인정보 보호)</w:t>
+      </w:r>
+    </w:p>
+    <w:p>
+      <w:pPr>
+        <w:spacing w:after="120" w:lineRule="auto"/>
+        <w:rPr>
+          <w:color w:val="888888"/>
+          <w:sz w:val="18"/>
+          <w:szCs w:val="18"/>
+        </w:rPr>
+      </w:pPr>
+      <w:r>
+        <w:rPr>
+          <w:rFonts w:ascii="Arial Unicode MS" w:cs="Arial Unicode MS" w:eastAsia="Arial Unicode MS" w:hAnsi="Arial Unicode MS"/>
+          <w:color w:val="888888"/>
+          <w:sz w:val="18"/>
+          <w:szCs w:val="18"/>
+          <w:rtl w:val="0"/>
+        </w:rPr>
+        <w:t xml:space="preserve">갑은 계약 체결 및 협업 진행에 필요한 범위 내에서 을의 개인정보를 수집·이용하며, 고지된 처리 목적, 보유 기간 및 관련 법령에 따라 관리한다.</w:t>
+      </w:r>
+    </w:p>
+    <w:p>
+      <w:pPr>
+        <w:spacing w:after="120" w:lineRule="auto"/>
+        <w:rPr>
+          <w:color w:val="888888"/>
+          <w:sz w:val="18"/>
+          <w:szCs w:val="18"/>
+        </w:rPr>
+      </w:pPr>
+      <w:r>
+        <w:rPr>
+          <w:rFonts w:ascii="Arial Unicode MS" w:cs="Arial Unicode MS" w:eastAsia="Arial Unicode MS" w:hAnsi="Arial Unicode MS"/>
+          <w:color w:val="888888"/>
+          <w:sz w:val="18"/>
+          <w:szCs w:val="18"/>
+          <w:rtl w:val="0"/>
+        </w:rPr>
+        <w:t xml:space="preserve">건강정보 및 진료기록은 관련 법령과 별도의 동의서에 따라 처리한다.</w:t>
       </w:r>
     </w:p>
     <w:p>
@@ -3186,47 +3040,47 @@
           <w:szCs w:val="18"/>
           <w:rtl w:val="0"/>
         </w:rPr>
-        <w:t xml:space="preserve">제11조 (개인정보 보호)</w:t>
-      </w:r>
-    </w:p>
-    <w:p>
-      <w:pPr>
-        <w:spacing w:after="120" w:lineRule="auto"/>
-        <w:rPr>
-          <w:color w:val="888888"/>
-          <w:sz w:val="18"/>
-          <w:szCs w:val="18"/>
-        </w:rPr>
-      </w:pPr>
-      <w:r>
-        <w:rPr>
-          <w:rFonts w:ascii="Arial Unicode MS" w:cs="Arial Unicode MS" w:eastAsia="Arial Unicode MS" w:hAnsi="Arial Unicode MS"/>
-          <w:color w:val="888888"/>
-          <w:sz w:val="18"/>
-          <w:szCs w:val="18"/>
-          <w:rtl w:val="0"/>
-        </w:rPr>
-        <w:t xml:space="preserve">갑은 계약 체결 및 협업 진행에 필요한 범위 내에서 을의 개인정보를 수집·이용하며, 고지된 처리 목적, 보유 기간 및 관련 법령에 따라 관리한다.</w:t>
-      </w:r>
-    </w:p>
-    <w:p>
-      <w:pPr>
-        <w:spacing w:after="120" w:lineRule="auto"/>
-        <w:rPr>
-          <w:color w:val="888888"/>
-          <w:sz w:val="18"/>
-          <w:szCs w:val="18"/>
-        </w:rPr>
-      </w:pPr>
-      <w:r>
-        <w:rPr>
-          <w:rFonts w:ascii="Arial Unicode MS" w:cs="Arial Unicode MS" w:eastAsia="Arial Unicode MS" w:hAnsi="Arial Unicode MS"/>
-          <w:color w:val="888888"/>
-          <w:sz w:val="18"/>
-          <w:szCs w:val="18"/>
-          <w:rtl w:val="0"/>
-        </w:rPr>
-        <w:t xml:space="preserve">건강정보 및 진료기록은 관련 법령과 별도의 동의서에 따라 처리한다.</w:t>
+        <w:t xml:space="preserve">제12조 (준거법 및 기타 사항)</w:t>
+      </w:r>
+    </w:p>
+    <w:p>
+      <w:pPr>
+        <w:spacing w:after="120" w:lineRule="auto"/>
+        <w:rPr>
+          <w:color w:val="888888"/>
+          <w:sz w:val="18"/>
+          <w:szCs w:val="18"/>
+        </w:rPr>
+      </w:pPr>
+      <w:r>
+        <w:rPr>
+          <w:rFonts w:ascii="Arial Unicode MS" w:cs="Arial Unicode MS" w:eastAsia="Arial Unicode MS" w:hAnsi="Arial Unicode MS"/>
+          <w:color w:val="888888"/>
+          <w:sz w:val="18"/>
+          <w:szCs w:val="18"/>
+          <w:rtl w:val="0"/>
+        </w:rPr>
+        <w:t xml:space="preserve">12.1 본 계약은 대한민국 법률에 따라 해석 및 적용되며, 본 계약과 관련하여 발생하는 분쟁은 관련 법령에 따라 서울서부지방법원을 제1심 전속관할법원으로 한다.</w:t>
+      </w:r>
+    </w:p>
+    <w:p>
+      <w:pPr>
+        <w:spacing w:after="120" w:lineRule="auto"/>
+        <w:rPr>
+          <w:color w:val="888888"/>
+          <w:sz w:val="18"/>
+          <w:szCs w:val="18"/>
+        </w:rPr>
+      </w:pPr>
+      <w:r>
+        <w:rPr>
+          <w:rFonts w:ascii="Arial Unicode MS" w:cs="Arial Unicode MS" w:eastAsia="Arial Unicode MS" w:hAnsi="Arial Unicode MS"/>
+          <w:color w:val="888888"/>
+          <w:sz w:val="18"/>
+          <w:szCs w:val="18"/>
+          <w:rtl w:val="0"/>
+        </w:rPr>
+        <w:t xml:space="preserve">12.2 본 계약의 변경은 양 당사자의 서면 확인을 받아야 한다.</w:t>
       </w:r>
     </w:p>
     <w:p>
@@ -3250,52 +3104,12 @@
           <w:szCs w:val="18"/>
           <w:rtl w:val="0"/>
         </w:rPr>
-        <w:t xml:space="preserve">제12조 (준거법 및 기타 사항)</w:t>
-      </w:r>
-    </w:p>
-    <w:p>
-      <w:pPr>
-        <w:spacing w:after="120" w:lineRule="auto"/>
-        <w:rPr>
-          <w:color w:val="888888"/>
-          <w:sz w:val="18"/>
-          <w:szCs w:val="18"/>
-        </w:rPr>
-      </w:pPr>
-      <w:r>
-        <w:rPr>
-          <w:rFonts w:ascii="Arial Unicode MS" w:cs="Arial Unicode MS" w:eastAsia="Arial Unicode MS" w:hAnsi="Arial Unicode MS"/>
-          <w:color w:val="888888"/>
-          <w:sz w:val="18"/>
-          <w:szCs w:val="18"/>
-          <w:rtl w:val="0"/>
-        </w:rPr>
-        <w:t xml:space="preserve">12.1 본 계약은 대한민국 법률에 따라 해석 및 적용되며, 본 계약과 관련하여 발생하는 분쟁은 관련 법령에 따라 서울서부지방법원을 제1심 전속관할법원으로 한다.</w:t>
-      </w:r>
-    </w:p>
-    <w:p>
-      <w:pPr>
-        <w:spacing w:after="120" w:lineRule="auto"/>
-        <w:rPr>
-          <w:color w:val="888888"/>
-          <w:sz w:val="18"/>
-          <w:szCs w:val="18"/>
-        </w:rPr>
-      </w:pPr>
-      <w:r>
-        <w:rPr>
-          <w:rFonts w:ascii="Arial Unicode MS" w:cs="Arial Unicode MS" w:eastAsia="Arial Unicode MS" w:hAnsi="Arial Unicode MS"/>
-          <w:color w:val="888888"/>
-          <w:sz w:val="18"/>
-          <w:szCs w:val="18"/>
-          <w:rtl w:val="0"/>
-        </w:rPr>
-        <w:t xml:space="preserve">12.2 본 계약의 변경은 양 당사자의 서면 확인을 받아야 한다.</w:t>
-      </w:r>
-    </w:p>
-    <w:p>
-      <w:pPr>
-        <w:spacing w:after="120" w:before="280" w:lineRule="auto"/>
+        <w:t xml:space="preserve">제13조 (계약 체결 및 서명)</w:t>
+      </w:r>
+    </w:p>
+    <w:p>
+      <w:pPr>
+        <w:spacing w:after="120" w:lineRule="auto"/>
         <w:rPr>
           <w:b w:val="1"/>
           <w:bCs w:val="1"/>
@@ -3314,7 +3128,107 @@
           <w:szCs w:val="18"/>
           <w:rtl w:val="0"/>
         </w:rPr>
-        <w:t xml:space="preserve">제13조 (계약 체결 및 서명)</w:t>
+        <w:t xml:space="preserve">갑</w:t>
+      </w:r>
+    </w:p>
+    <w:p>
+      <w:pPr>
+        <w:spacing w:after="120" w:lineRule="auto"/>
+        <w:rPr>
+          <w:color w:val="888888"/>
+          <w:sz w:val="18"/>
+          <w:szCs w:val="18"/>
+        </w:rPr>
+      </w:pPr>
+      <w:r>
+        <w:rPr>
+          <w:rFonts w:ascii="Arial Unicode MS" w:cs="Arial Unicode MS" w:eastAsia="Arial Unicode MS" w:hAnsi="Arial Unicode MS"/>
+          <w:color w:val="888888"/>
+          <w:sz w:val="18"/>
+          <w:szCs w:val="18"/>
+          <w:rtl w:val="0"/>
+        </w:rPr>
+        <w:t xml:space="preserve">상호명: Beauty Blossom Clinic (뷰티블라썸의원)</w:t>
+      </w:r>
+    </w:p>
+    <w:p>
+      <w:pPr>
+        <w:spacing w:after="120" w:lineRule="auto"/>
+        <w:rPr>
+          <w:color w:val="888888"/>
+          <w:sz w:val="18"/>
+          <w:szCs w:val="18"/>
+        </w:rPr>
+      </w:pPr>
+      <w:r>
+        <w:rPr>
+          <w:rFonts w:ascii="Arial Unicode MS" w:cs="Arial Unicode MS" w:eastAsia="Arial Unicode MS" w:hAnsi="Arial Unicode MS"/>
+          <w:color w:val="888888"/>
+          <w:sz w:val="18"/>
+          <w:szCs w:val="18"/>
+          <w:rtl w:val="0"/>
+        </w:rPr>
+        <w:t xml:space="preserve">주소: 6F, 8F, 66 Yanghwa-ro, Mapo-gu, Seoul, Republic of Korea</w:t>
+      </w:r>
+    </w:p>
+    <w:p>
+      <w:pPr>
+        <w:spacing w:after="120" w:lineRule="auto"/>
+        <w:rPr>
+          <w:color w:val="888888"/>
+          <w:sz w:val="18"/>
+          <w:szCs w:val="18"/>
+        </w:rPr>
+      </w:pPr>
+      <w:r>
+        <w:rPr>
+          <w:rFonts w:ascii="Arial Unicode MS" w:cs="Arial Unicode MS" w:eastAsia="Arial Unicode MS" w:hAnsi="Arial Unicode MS"/>
+          <w:color w:val="888888"/>
+          <w:sz w:val="18"/>
+          <w:szCs w:val="18"/>
+          <w:rtl w:val="0"/>
+        </w:rPr>
+        <w:t xml:space="preserve">대표자: Geonho Lee (이건호)</w:t>
+      </w:r>
+    </w:p>
+    <w:p>
+      <w:pPr>
+        <w:spacing w:after="120" w:lineRule="auto"/>
+        <w:rPr>
+          <w:color w:val="888888"/>
+          <w:sz w:val="18"/>
+          <w:szCs w:val="18"/>
+        </w:rPr>
+      </w:pPr>
+      <w:r>
+        <w:rPr>
+          <w:rFonts w:ascii="Arial Unicode MS" w:cs="Arial Unicode MS" w:eastAsia="Arial Unicode MS" w:hAnsi="Arial Unicode MS"/>
+          <w:color w:val="888888"/>
+          <w:sz w:val="18"/>
+          <w:szCs w:val="18"/>
+          <w:rtl w:val="0"/>
+        </w:rPr>
+        <w:t xml:space="preserve">서명: ____________________</w:t>
+      </w:r>
+    </w:p>
+    <w:p>
+      <w:pPr>
+        <w:spacing w:after="120" w:lineRule="auto"/>
+        <w:rPr>
+          <w:color w:val="888888"/>
+          <w:sz w:val="18"/>
+          <w:szCs w:val="18"/>
+        </w:rPr>
+      </w:pPr>
+      <w:r>
+        <w:rPr>
+          <w:rFonts w:ascii="Arial Unicode MS" w:cs="Arial Unicode MS" w:eastAsia="Arial Unicode MS" w:hAnsi="Arial Unicode MS"/>
+          <w:color w:val="888888"/>
+          <w:sz w:val="18"/>
+          <w:szCs w:val="18"/>
+          <w:rtl w:val="0"/>
+        </w:rPr>
+        <w:t xml:space="preserve">날짜: ____________________</w:t>
       </w:r>
     </w:p>
     <w:p>
@@ -3338,130 +3252,6 @@
           <w:szCs w:val="18"/>
           <w:rtl w:val="0"/>
         </w:rPr>
-        <w:t xml:space="preserve">갑</w:t>
-      </w:r>
-    </w:p>
-    <w:p>
-      <w:pPr>
-        <w:spacing w:after="120" w:lineRule="auto"/>
-        <w:rPr>
-          <w:color w:val="888888"/>
-          <w:sz w:val="18"/>
-          <w:szCs w:val="18"/>
-        </w:rPr>
-      </w:pPr>
-      <w:r>
-        <w:rPr>
-          <w:rFonts w:ascii="Arial Unicode MS" w:cs="Arial Unicode MS" w:eastAsia="Arial Unicode MS" w:hAnsi="Arial Unicode MS"/>
-          <w:color w:val="888888"/>
-          <w:sz w:val="18"/>
-          <w:szCs w:val="18"/>
-          <w:rtl w:val="0"/>
-        </w:rPr>
-        <w:t xml:space="preserve">상호명: Beauty Blossom Clinic (뷰티블라썸의원)</w:t>
-      </w:r>
-    </w:p>
-    <w:p>
-      <w:pPr>
-        <w:spacing w:after="120" w:lineRule="auto"/>
-        <w:rPr>
-          <w:color w:val="888888"/>
-          <w:sz w:val="18"/>
-          <w:szCs w:val="18"/>
-        </w:rPr>
-      </w:pPr>
-      <w:r>
-        <w:rPr>
-          <w:rFonts w:ascii="Arial Unicode MS" w:cs="Arial Unicode MS" w:eastAsia="Arial Unicode MS" w:hAnsi="Arial Unicode MS"/>
-          <w:color w:val="888888"/>
-          <w:sz w:val="18"/>
-          <w:szCs w:val="18"/>
-          <w:rtl w:val="0"/>
-        </w:rPr>
-        <w:t xml:space="preserve">주소: 6F, 8F, 66 Yanghwa-ro, Mapo-gu, Seoul, Republic of Korea</w:t>
-      </w:r>
-    </w:p>
-    <w:p>
-      <w:pPr>
-        <w:spacing w:after="120" w:lineRule="auto"/>
-        <w:rPr>
-          <w:color w:val="888888"/>
-          <w:sz w:val="18"/>
-          <w:szCs w:val="18"/>
-        </w:rPr>
-      </w:pPr>
-      <w:r>
-        <w:rPr>
-          <w:rFonts w:ascii="Arial Unicode MS" w:cs="Arial Unicode MS" w:eastAsia="Arial Unicode MS" w:hAnsi="Arial Unicode MS"/>
-          <w:color w:val="888888"/>
-          <w:sz w:val="18"/>
-          <w:szCs w:val="18"/>
-          <w:rtl w:val="0"/>
-        </w:rPr>
-        <w:t xml:space="preserve">대표자: Geonho Lee (이건호)</w:t>
-      </w:r>
-    </w:p>
-    <w:p>
-      <w:pPr>
-        <w:spacing w:after="120" w:lineRule="auto"/>
-        <w:rPr>
-          <w:color w:val="888888"/>
-          <w:sz w:val="18"/>
-          <w:szCs w:val="18"/>
-        </w:rPr>
-      </w:pPr>
-      <w:r>
-        <w:rPr>
-          <w:rFonts w:ascii="Arial Unicode MS" w:cs="Arial Unicode MS" w:eastAsia="Arial Unicode MS" w:hAnsi="Arial Unicode MS"/>
-          <w:color w:val="888888"/>
-          <w:sz w:val="18"/>
-          <w:szCs w:val="18"/>
-          <w:rtl w:val="0"/>
-        </w:rPr>
-        <w:t xml:space="preserve">서명: ____________________</w:t>
-      </w:r>
-    </w:p>
-    <w:p>
-      <w:pPr>
-        <w:spacing w:after="120" w:lineRule="auto"/>
-        <w:rPr>
-          <w:color w:val="888888"/>
-          <w:sz w:val="18"/>
-          <w:szCs w:val="18"/>
-        </w:rPr>
-      </w:pPr>
-      <w:r>
-        <w:rPr>
-          <w:rFonts w:ascii="Arial Unicode MS" w:cs="Arial Unicode MS" w:eastAsia="Arial Unicode MS" w:hAnsi="Arial Unicode MS"/>
-          <w:color w:val="888888"/>
-          <w:sz w:val="18"/>
-          <w:szCs w:val="18"/>
-          <w:rtl w:val="0"/>
-        </w:rPr>
-        <w:t xml:space="preserve">날짜: ____________________</w:t>
-      </w:r>
-    </w:p>
-    <w:p>
-      <w:pPr>
-        <w:spacing w:after="120" w:lineRule="auto"/>
-        <w:rPr>
-          <w:b w:val="1"/>
-          <w:bCs w:val="1"/>
-          <w:color w:val="888888"/>
-          <w:sz w:val="18"/>
-          <w:szCs w:val="18"/>
-        </w:rPr>
-      </w:pPr>
-      <w:r>
-        <w:rPr>
-          <w:rFonts w:ascii="Arial Unicode MS" w:cs="Arial Unicode MS" w:eastAsia="Arial Unicode MS" w:hAnsi="Arial Unicode MS"/>
-          <w:b w:val="1"/>
-          <w:bCs w:val="1"/>
-          <w:color w:val="888888"/>
-          <w:sz w:val="18"/>
-          <w:szCs w:val="18"/>
-          <w:rtl w:val="0"/>
-        </w:rPr>
         <w:t xml:space="preserve">을</w:t>
       </w:r>
     </w:p>
@@ -3517,36 +3307,27 @@
       <w:r>
         <w:rPr>
           <w:rFonts w:ascii="Arial Unicode MS" w:cs="Arial Unicode MS" w:eastAsia="Arial Unicode MS" w:hAnsi="Arial Unicode MS"/>
-          <w:color w:val="1a56db"/>
-          <w:sz w:val="18"/>
-          <w:szCs w:val="18"/>
-          <w:rtl w:val="0"/>
-        </w:rPr>
-        <w:t xml:space="preserve">여권번호 또는 주민등록번호: </w:t>
-      </w:r>
-      <w:r>
-        <w:rPr>
-          <w:color w:val="888888"/>
-          <w:sz w:val="18"/>
-          <w:szCs w:val="18"/>
-          <w:rtl w:val="0"/>
-        </w:rPr>
-        <w:t xml:space="preserve">____________________</w:t>
-      </w:r>
-    </w:p>
-    <w:p>
-      <w:pPr>
-        <w:spacing w:after="120" w:lineRule="auto"/>
-        <w:rPr>
-          <w:color w:val="1a56db"/>
-          <w:sz w:val="18"/>
-          <w:szCs w:val="18"/>
-        </w:rPr>
-      </w:pPr>
-      <w:r>
-        <w:rPr>
-          <w:rFonts w:ascii="Arial Unicode MS" w:cs="Arial Unicode MS" w:eastAsia="Arial Unicode MS" w:hAnsi="Arial Unicode MS"/>
-          <w:color w:val="1a56db"/>
+          <w:color w:val="888888"/>
+          <w:sz w:val="18"/>
+          <w:szCs w:val="18"/>
+          <w:rtl w:val="0"/>
+        </w:rPr>
+        <w:t xml:space="preserve">여권번호 또는 주민등록번호: ____________________</w:t>
+      </w:r>
+    </w:p>
+    <w:p>
+      <w:pPr>
+        <w:spacing w:after="120" w:lineRule="auto"/>
+        <w:rPr>
+          <w:color w:val="888888"/>
+          <w:sz w:val="18"/>
+          <w:szCs w:val="18"/>
+        </w:rPr>
+      </w:pPr>
+      <w:r>
+        <w:rPr>
+          <w:rFonts w:ascii="Arial Unicode MS" w:cs="Arial Unicode MS" w:eastAsia="Arial Unicode MS" w:hAnsi="Arial Unicode MS"/>
+          <w:color w:val="888888"/>
           <w:sz w:val="18"/>
           <w:szCs w:val="18"/>
           <w:rtl w:val="0"/>

--- a/contract_revised.docx
+++ b/contract_revised.docx
@@ -9,18 +9,16 @@
         <w:rPr>
           <w:b w:val="1"/>
           <w:bCs w:val="1"/>
-          <w:color w:val="888888"/>
-          <w:sz w:val="18"/>
-          <w:szCs w:val="18"/>
-        </w:rPr>
-      </w:pPr>
-      <w:r>
-        <w:rPr>
-          <w:b w:val="1"/>
-          <w:bCs w:val="1"/>
-          <w:color w:val="888888"/>
-          <w:sz w:val="18"/>
-          <w:szCs w:val="18"/>
+          <w:sz w:val="21"/>
+          <w:szCs w:val="21"/>
+        </w:rPr>
+      </w:pPr>
+      <w:r>
+        <w:rPr>
+          <w:b w:val="1"/>
+          <w:bCs w:val="1"/>
+          <w:sz w:val="21"/>
+          <w:szCs w:val="21"/>
           <w:rtl w:val="0"/>
         </w:rPr>
         <w:t xml:space="preserve">BEAUTY BLOSSOM CLINIC × INFLUENCER</w:t>
@@ -33,7 +31,6 @@
         <w:rPr>
           <w:b w:val="1"/>
           <w:bCs w:val="1"/>
-          <w:color w:val="888888"/>
           <w:sz w:val="28"/>
           <w:szCs w:val="28"/>
         </w:rPr>
@@ -43,7 +40,6 @@
           <w:rFonts w:ascii="Arial Unicode MS" w:cs="Arial Unicode MS" w:eastAsia="Arial Unicode MS" w:hAnsi="Arial Unicode MS"/>
           <w:b w:val="1"/>
           <w:bCs w:val="1"/>
-          <w:color w:val="888888"/>
           <w:sz w:val="28"/>
           <w:szCs w:val="28"/>
           <w:rtl w:val="0"/>
@@ -55,17 +51,15 @@
       <w:pPr>
         <w:spacing w:after="120" w:lineRule="auto"/>
         <w:rPr>
-          <w:color w:val="888888"/>
-          <w:sz w:val="18"/>
-          <w:szCs w:val="18"/>
-        </w:rPr>
-      </w:pPr>
-      <w:r>
-        <w:rPr>
-          <w:rFonts w:ascii="Arial Unicode MS" w:cs="Arial Unicode MS" w:eastAsia="Arial Unicode MS" w:hAnsi="Arial Unicode MS"/>
-          <w:color w:val="888888"/>
-          <w:sz w:val="18"/>
-          <w:szCs w:val="18"/>
+          <w:sz w:val="21"/>
+          <w:szCs w:val="21"/>
+        </w:rPr>
+      </w:pPr>
+      <w:r>
+        <w:rPr>
+          <w:rFonts w:ascii="Arial Unicode MS" w:cs="Arial Unicode MS" w:eastAsia="Arial Unicode MS" w:hAnsi="Arial Unicode MS"/>
+          <w:sz w:val="21"/>
+          <w:szCs w:val="21"/>
           <w:rtl w:val="0"/>
         </w:rPr>
         <w:t xml:space="preserve">갑: Beauty Blossom Clinic (뷰티블라썸의원)</w:t>
@@ -75,17 +69,15 @@
       <w:pPr>
         <w:spacing w:after="120" w:lineRule="auto"/>
         <w:rPr>
-          <w:color w:val="888888"/>
-          <w:sz w:val="18"/>
-          <w:szCs w:val="18"/>
-        </w:rPr>
-      </w:pPr>
-      <w:r>
-        <w:rPr>
-          <w:rFonts w:ascii="Arial Unicode MS" w:cs="Arial Unicode MS" w:eastAsia="Arial Unicode MS" w:hAnsi="Arial Unicode MS"/>
-          <w:color w:val="888888"/>
-          <w:sz w:val="18"/>
-          <w:szCs w:val="18"/>
+          <w:sz w:val="21"/>
+          <w:szCs w:val="21"/>
+        </w:rPr>
+      </w:pPr>
+      <w:r>
+        <w:rPr>
+          <w:rFonts w:ascii="Arial Unicode MS" w:cs="Arial Unicode MS" w:eastAsia="Arial Unicode MS" w:hAnsi="Arial Unicode MS"/>
+          <w:sz w:val="21"/>
+          <w:szCs w:val="21"/>
           <w:rtl w:val="0"/>
         </w:rPr>
         <w:t xml:space="preserve">을: ____________________ (인플루언서 성명)</w:t>
@@ -95,17 +87,15 @@
       <w:pPr>
         <w:spacing w:after="120" w:lineRule="auto"/>
         <w:rPr>
-          <w:color w:val="888888"/>
-          <w:sz w:val="18"/>
-          <w:szCs w:val="18"/>
-        </w:rPr>
-      </w:pPr>
-      <w:r>
-        <w:rPr>
-          <w:rFonts w:ascii="Arial Unicode MS" w:cs="Arial Unicode MS" w:eastAsia="Arial Unicode MS" w:hAnsi="Arial Unicode MS"/>
-          <w:color w:val="888888"/>
-          <w:sz w:val="18"/>
-          <w:szCs w:val="18"/>
+          <w:sz w:val="21"/>
+          <w:szCs w:val="21"/>
+        </w:rPr>
+      </w:pPr>
+      <w:r>
+        <w:rPr>
+          <w:rFonts w:ascii="Arial Unicode MS" w:cs="Arial Unicode MS" w:eastAsia="Arial Unicode MS" w:hAnsi="Arial Unicode MS"/>
+          <w:sz w:val="21"/>
+          <w:szCs w:val="21"/>
           <w:rtl w:val="0"/>
         </w:rPr>
         <w:t xml:space="preserve">계약일: ____________________</w:t>
@@ -115,17 +105,15 @@
       <w:pPr>
         <w:spacing w:after="120" w:lineRule="auto"/>
         <w:rPr>
-          <w:color w:val="888888"/>
-          <w:sz w:val="18"/>
-          <w:szCs w:val="18"/>
-        </w:rPr>
-      </w:pPr>
-      <w:r>
-        <w:rPr>
-          <w:rFonts w:ascii="Arial Unicode MS" w:cs="Arial Unicode MS" w:eastAsia="Arial Unicode MS" w:hAnsi="Arial Unicode MS"/>
-          <w:color w:val="888888"/>
-          <w:sz w:val="18"/>
-          <w:szCs w:val="18"/>
+          <w:sz w:val="21"/>
+          <w:szCs w:val="21"/>
+        </w:rPr>
+      </w:pPr>
+      <w:r>
+        <w:rPr>
+          <w:rFonts w:ascii="Arial Unicode MS" w:cs="Arial Unicode MS" w:eastAsia="Arial Unicode MS" w:hAnsi="Arial Unicode MS"/>
+          <w:sz w:val="21"/>
+          <w:szCs w:val="21"/>
           <w:rtl w:val="0"/>
         </w:rPr>
         <w:t xml:space="preserve">SNS 계정: ____________________</w:t>
@@ -135,17 +123,15 @@
       <w:pPr>
         <w:spacing w:after="120" w:lineRule="auto"/>
         <w:rPr>
-          <w:color w:val="888888"/>
-          <w:sz w:val="18"/>
-          <w:szCs w:val="18"/>
-        </w:rPr>
-      </w:pPr>
-      <w:r>
-        <w:rPr>
-          <w:rFonts w:ascii="Arial Unicode MS" w:cs="Arial Unicode MS" w:eastAsia="Arial Unicode MS" w:hAnsi="Arial Unicode MS"/>
-          <w:color w:val="888888"/>
-          <w:sz w:val="18"/>
-          <w:szCs w:val="18"/>
+          <w:sz w:val="21"/>
+          <w:szCs w:val="21"/>
+        </w:rPr>
+      </w:pPr>
+      <w:r>
+        <w:rPr>
+          <w:rFonts w:ascii="Arial Unicode MS" w:cs="Arial Unicode MS" w:eastAsia="Arial Unicode MS" w:hAnsi="Arial Unicode MS"/>
+          <w:sz w:val="21"/>
+          <w:szCs w:val="21"/>
           <w:rtl w:val="0"/>
         </w:rPr>
         <w:t xml:space="preserve">시술 예정일: ____________________</w:t>
@@ -155,17 +141,15 @@
       <w:pPr>
         <w:spacing w:after="120" w:lineRule="auto"/>
         <w:rPr>
-          <w:color w:val="888888"/>
-          <w:sz w:val="18"/>
-          <w:szCs w:val="18"/>
-        </w:rPr>
-      </w:pPr>
-      <w:r>
-        <w:rPr>
-          <w:rFonts w:ascii="Arial Unicode MS" w:cs="Arial Unicode MS" w:eastAsia="Arial Unicode MS" w:hAnsi="Arial Unicode MS"/>
-          <w:color w:val="888888"/>
-          <w:sz w:val="18"/>
-          <w:szCs w:val="18"/>
+          <w:sz w:val="21"/>
+          <w:szCs w:val="21"/>
+        </w:rPr>
+      </w:pPr>
+      <w:r>
+        <w:rPr>
+          <w:rFonts w:ascii="Arial Unicode MS" w:cs="Arial Unicode MS" w:eastAsia="Arial Unicode MS" w:hAnsi="Arial Unicode MS"/>
+          <w:sz w:val="21"/>
+          <w:szCs w:val="21"/>
           <w:rtl w:val="0"/>
         </w:rPr>
         <w:t xml:space="preserve">본 계약은 Beauty Blossom Clinic(이하 “갑”)과 상기 기재된 인플루언서(이하 “을”) 간에 체결하며, 양 당사자는 다음 사항에 합의한다.</w:t>
@@ -177,19 +161,17 @@
         <w:rPr>
           <w:b w:val="1"/>
           <w:bCs w:val="1"/>
-          <w:color w:val="888888"/>
-          <w:sz w:val="18"/>
-          <w:szCs w:val="18"/>
-        </w:rPr>
-      </w:pPr>
-      <w:r>
-        <w:rPr>
-          <w:rFonts w:ascii="Arial Unicode MS" w:cs="Arial Unicode MS" w:eastAsia="Arial Unicode MS" w:hAnsi="Arial Unicode MS"/>
-          <w:b w:val="1"/>
-          <w:bCs w:val="1"/>
-          <w:color w:val="888888"/>
-          <w:sz w:val="18"/>
-          <w:szCs w:val="18"/>
+          <w:sz w:val="21"/>
+          <w:szCs w:val="21"/>
+        </w:rPr>
+      </w:pPr>
+      <w:r>
+        <w:rPr>
+          <w:rFonts w:ascii="Arial Unicode MS" w:cs="Arial Unicode MS" w:eastAsia="Arial Unicode MS" w:hAnsi="Arial Unicode MS"/>
+          <w:b w:val="1"/>
+          <w:bCs w:val="1"/>
+          <w:sz w:val="21"/>
+          <w:szCs w:val="21"/>
           <w:rtl w:val="0"/>
         </w:rPr>
         <w:t xml:space="preserve">제1조 (목적)</w:t>
@@ -199,17 +181,15 @@
       <w:pPr>
         <w:spacing w:after="120" w:lineRule="auto"/>
         <w:rPr>
-          <w:color w:val="888888"/>
-          <w:sz w:val="18"/>
-          <w:szCs w:val="18"/>
-        </w:rPr>
-      </w:pPr>
-      <w:r>
-        <w:rPr>
-          <w:rFonts w:ascii="Arial Unicode MS" w:cs="Arial Unicode MS" w:eastAsia="Arial Unicode MS" w:hAnsi="Arial Unicode MS"/>
-          <w:color w:val="888888"/>
-          <w:sz w:val="18"/>
-          <w:szCs w:val="18"/>
+          <w:sz w:val="21"/>
+          <w:szCs w:val="21"/>
+        </w:rPr>
+      </w:pPr>
+      <w:r>
+        <w:rPr>
+          <w:rFonts w:ascii="Arial Unicode MS" w:cs="Arial Unicode MS" w:eastAsia="Arial Unicode MS" w:hAnsi="Arial Unicode MS"/>
+          <w:sz w:val="21"/>
+          <w:szCs w:val="21"/>
           <w:rtl w:val="0"/>
         </w:rPr>
         <w:t xml:space="preserve">본 계약은 갑과 을의 협업에 관한 역할 및 업무 범위를 정하는 데 목적이 있다. 갑은 을에게 제2조의 시술을 진행하고, 을은 본 계약에서 정한 조건에 따라 그 시술 경험에 관한 솔직한 후기 콘텐츠를 제작하고 게시한다.</w:t>
@@ -221,19 +201,17 @@
         <w:rPr>
           <w:b w:val="1"/>
           <w:bCs w:val="1"/>
-          <w:color w:val="888888"/>
-          <w:sz w:val="18"/>
-          <w:szCs w:val="18"/>
-        </w:rPr>
-      </w:pPr>
-      <w:r>
-        <w:rPr>
-          <w:rFonts w:ascii="Arial Unicode MS" w:cs="Arial Unicode MS" w:eastAsia="Arial Unicode MS" w:hAnsi="Arial Unicode MS"/>
-          <w:b w:val="1"/>
-          <w:bCs w:val="1"/>
-          <w:color w:val="888888"/>
-          <w:sz w:val="18"/>
-          <w:szCs w:val="18"/>
+          <w:sz w:val="21"/>
+          <w:szCs w:val="21"/>
+        </w:rPr>
+      </w:pPr>
+      <w:r>
+        <w:rPr>
+          <w:rFonts w:ascii="Arial Unicode MS" w:cs="Arial Unicode MS" w:eastAsia="Arial Unicode MS" w:hAnsi="Arial Unicode MS"/>
+          <w:b w:val="1"/>
+          <w:bCs w:val="1"/>
+          <w:sz w:val="21"/>
+          <w:szCs w:val="21"/>
           <w:rtl w:val="0"/>
         </w:rPr>
         <w:t xml:space="preserve">제2조 (협업 시술 항목 및 정가)</w:t>
@@ -243,17 +221,15 @@
       <w:pPr>
         <w:spacing w:after="120" w:lineRule="auto"/>
         <w:rPr>
-          <w:color w:val="888888"/>
-          <w:sz w:val="18"/>
-          <w:szCs w:val="18"/>
-        </w:rPr>
-      </w:pPr>
-      <w:r>
-        <w:rPr>
-          <w:rFonts w:ascii="Arial Unicode MS" w:cs="Arial Unicode MS" w:eastAsia="Arial Unicode MS" w:hAnsi="Arial Unicode MS"/>
-          <w:color w:val="888888"/>
-          <w:sz w:val="18"/>
-          <w:szCs w:val="18"/>
+          <w:sz w:val="21"/>
+          <w:szCs w:val="21"/>
+        </w:rPr>
+      </w:pPr>
+      <w:r>
+        <w:rPr>
+          <w:rFonts w:ascii="Arial Unicode MS" w:cs="Arial Unicode MS" w:eastAsia="Arial Unicode MS" w:hAnsi="Arial Unicode MS"/>
+          <w:sz w:val="21"/>
+          <w:szCs w:val="21"/>
           <w:rtl w:val="0"/>
         </w:rPr>
         <w:t xml:space="preserve">갑은 본 협업의 일환으로 을에게 다음 시술을 진행하며, 시술 금액은 이벤트가 또는 프로모션가가 아닌 본원의 정가를 기준으로 한다.</w:t>
@@ -265,19 +241,17 @@
         <w:rPr>
           <w:b w:val="1"/>
           <w:bCs w:val="1"/>
-          <w:color w:val="888888"/>
-          <w:sz w:val="18"/>
-          <w:szCs w:val="18"/>
-        </w:rPr>
-      </w:pPr>
-      <w:r>
-        <w:rPr>
-          <w:rFonts w:ascii="Arial Unicode MS" w:cs="Arial Unicode MS" w:eastAsia="Arial Unicode MS" w:hAnsi="Arial Unicode MS"/>
-          <w:b w:val="1"/>
-          <w:bCs w:val="1"/>
-          <w:color w:val="888888"/>
-          <w:sz w:val="18"/>
-          <w:szCs w:val="18"/>
+          <w:sz w:val="21"/>
+          <w:szCs w:val="21"/>
+        </w:rPr>
+      </w:pPr>
+      <w:r>
+        <w:rPr>
+          <w:rFonts w:ascii="Arial Unicode MS" w:cs="Arial Unicode MS" w:eastAsia="Arial Unicode MS" w:hAnsi="Arial Unicode MS"/>
+          <w:b w:val="1"/>
+          <w:bCs w:val="1"/>
+          <w:sz w:val="21"/>
+          <w:szCs w:val="21"/>
           <w:rtl w:val="0"/>
         </w:rPr>
         <w:t xml:space="preserve">협업 시술 항목 및 정가</w:t>
@@ -312,7 +286,7 @@
       <w:tr>
         <w:trPr>
           <w:cantSplit w:val="0"/>
-          <w:trHeight w:val="680" w:hRule="atLeast"/>
+          <w:trHeight w:val="635" w:hRule="atLeast"/>
           <w:tblHeader w:val="0"/>
         </w:trPr>
         <w:tc>
@@ -345,9 +319,8 @@
                 <w:rFonts w:ascii="Arial Unicode MS" w:cs="Arial Unicode MS" w:eastAsia="Arial Unicode MS" w:hAnsi="Arial Unicode MS"/>
                 <w:b w:val="1"/>
                 <w:bCs w:val="1"/>
-                <w:color w:val="888888"/>
-                <w:sz w:val="18"/>
-                <w:szCs w:val="18"/>
+                <w:sz w:val="21"/>
+                <w:szCs w:val="21"/>
                 <w:rtl w:val="0"/>
               </w:rPr>
               <w:t xml:space="preserve">시술 항목</w:t>
@@ -389,9 +362,8 @@
                 <w:rFonts w:ascii="Arial Unicode MS" w:cs="Arial Unicode MS" w:eastAsia="Arial Unicode MS" w:hAnsi="Arial Unicode MS"/>
                 <w:b w:val="1"/>
                 <w:bCs w:val="1"/>
-                <w:color w:val="888888"/>
-                <w:sz w:val="18"/>
-                <w:szCs w:val="18"/>
+                <w:sz w:val="21"/>
+                <w:szCs w:val="21"/>
                 <w:rtl w:val="0"/>
               </w:rPr>
               <w:t xml:space="preserve">정가 (KRW)</w:t>
@@ -407,7 +379,7 @@
       <w:tr>
         <w:trPr>
           <w:cantSplit w:val="0"/>
-          <w:trHeight w:val="680" w:hRule="atLeast"/>
+          <w:trHeight w:val="635" w:hRule="atLeast"/>
           <w:tblHeader w:val="0"/>
         </w:trPr>
         <w:tc>
@@ -437,12 +409,16 @@
             </w:pPr>
             <w:r>
               <w:rPr>
-                <w:color w:val="888888"/>
-                <w:sz w:val="18"/>
-                <w:szCs w:val="18"/>
+                <w:sz w:val="21"/>
+                <w:szCs w:val="21"/>
                 <w:rtl w:val="0"/>
               </w:rPr>
               <w:t xml:space="preserve">1. ____________________</w:t>
+            </w:r>
+            <w:r>
+              <w:rPr>
+                <w:rtl w:val="0"/>
+              </w:rPr>
             </w:r>
           </w:p>
         </w:tc>
@@ -473,12 +449,16 @@
             </w:pPr>
             <w:r>
               <w:rPr>
-                <w:color w:val="888888"/>
-                <w:sz w:val="18"/>
-                <w:szCs w:val="18"/>
+                <w:sz w:val="21"/>
+                <w:szCs w:val="21"/>
                 <w:rtl w:val="0"/>
               </w:rPr>
               <w:t xml:space="preserve">₩____________</w:t>
+            </w:r>
+            <w:r>
+              <w:rPr>
+                <w:rtl w:val="0"/>
+              </w:rPr>
             </w:r>
           </w:p>
         </w:tc>
@@ -486,7 +466,7 @@
       <w:tr>
         <w:trPr>
           <w:cantSplit w:val="0"/>
-          <w:trHeight w:val="680" w:hRule="atLeast"/>
+          <w:trHeight w:val="635" w:hRule="atLeast"/>
           <w:tblHeader w:val="0"/>
         </w:trPr>
         <w:tc>
@@ -516,12 +496,16 @@
             </w:pPr>
             <w:r>
               <w:rPr>
-                <w:color w:val="888888"/>
-                <w:sz w:val="18"/>
-                <w:szCs w:val="18"/>
+                <w:sz w:val="21"/>
+                <w:szCs w:val="21"/>
                 <w:rtl w:val="0"/>
               </w:rPr>
               <w:t xml:space="preserve">2. ____________________</w:t>
+            </w:r>
+            <w:r>
+              <w:rPr>
+                <w:rtl w:val="0"/>
+              </w:rPr>
             </w:r>
           </w:p>
         </w:tc>
@@ -552,12 +536,16 @@
             </w:pPr>
             <w:r>
               <w:rPr>
-                <w:color w:val="888888"/>
-                <w:sz w:val="18"/>
-                <w:szCs w:val="18"/>
+                <w:sz w:val="21"/>
+                <w:szCs w:val="21"/>
                 <w:rtl w:val="0"/>
               </w:rPr>
               <w:t xml:space="preserve">₩____________</w:t>
+            </w:r>
+            <w:r>
+              <w:rPr>
+                <w:rtl w:val="0"/>
+              </w:rPr>
             </w:r>
           </w:p>
         </w:tc>
@@ -565,7 +553,7 @@
       <w:tr>
         <w:trPr>
           <w:cantSplit w:val="0"/>
-          <w:trHeight w:val="680" w:hRule="atLeast"/>
+          <w:trHeight w:val="635" w:hRule="atLeast"/>
           <w:tblHeader w:val="0"/>
         </w:trPr>
         <w:tc>
@@ -595,12 +583,16 @@
             </w:pPr>
             <w:r>
               <w:rPr>
-                <w:color w:val="888888"/>
-                <w:sz w:val="18"/>
-                <w:szCs w:val="18"/>
+                <w:sz w:val="21"/>
+                <w:szCs w:val="21"/>
                 <w:rtl w:val="0"/>
               </w:rPr>
               <w:t xml:space="preserve">3. ____________________</w:t>
+            </w:r>
+            <w:r>
+              <w:rPr>
+                <w:rtl w:val="0"/>
+              </w:rPr>
             </w:r>
           </w:p>
         </w:tc>
@@ -631,12 +623,16 @@
             </w:pPr>
             <w:r>
               <w:rPr>
-                <w:color w:val="888888"/>
-                <w:sz w:val="18"/>
-                <w:szCs w:val="18"/>
+                <w:sz w:val="21"/>
+                <w:szCs w:val="21"/>
                 <w:rtl w:val="0"/>
               </w:rPr>
               <w:t xml:space="preserve">₩____________</w:t>
+            </w:r>
+            <w:r>
+              <w:rPr>
+                <w:rtl w:val="0"/>
+              </w:rPr>
             </w:r>
           </w:p>
         </w:tc>
@@ -644,7 +640,7 @@
       <w:tr>
         <w:trPr>
           <w:cantSplit w:val="0"/>
-          <w:trHeight w:val="680" w:hRule="atLeast"/>
+          <w:trHeight w:val="635" w:hRule="atLeast"/>
           <w:tblHeader w:val="0"/>
         </w:trPr>
         <w:tc>
@@ -677,9 +673,8 @@
                 <w:rFonts w:ascii="Arial Unicode MS" w:cs="Arial Unicode MS" w:eastAsia="Arial Unicode MS" w:hAnsi="Arial Unicode MS"/>
                 <w:b w:val="1"/>
                 <w:bCs w:val="1"/>
-                <w:color w:val="888888"/>
-                <w:sz w:val="18"/>
-                <w:szCs w:val="18"/>
+                <w:sz w:val="21"/>
+                <w:szCs w:val="21"/>
                 <w:rtl w:val="0"/>
               </w:rPr>
               <w:t xml:space="preserve">총 정가</w:t>
@@ -718,12 +713,16 @@
             </w:pPr>
             <w:r>
               <w:rPr>
-                <w:color w:val="888888"/>
-                <w:sz w:val="18"/>
-                <w:szCs w:val="18"/>
+                <w:sz w:val="21"/>
+                <w:szCs w:val="21"/>
                 <w:rtl w:val="0"/>
               </w:rPr>
               <w:t xml:space="preserve">₩____________</w:t>
+            </w:r>
+            <w:r>
+              <w:rPr>
+                <w:rtl w:val="0"/>
+              </w:rPr>
             </w:r>
           </w:p>
         </w:tc>
@@ -731,7 +730,7 @@
       <w:tr>
         <w:trPr>
           <w:cantSplit w:val="0"/>
-          <w:trHeight w:val="680" w:hRule="atLeast"/>
+          <w:trHeight w:val="635" w:hRule="atLeast"/>
           <w:tblHeader w:val="0"/>
         </w:trPr>
         <w:tc>
@@ -763,12 +762,16 @@
             <w:r>
               <w:rPr>
                 <w:rFonts w:ascii="Arial Unicode MS" w:cs="Arial Unicode MS" w:eastAsia="Arial Unicode MS" w:hAnsi="Arial Unicode MS"/>
-                <w:color w:val="888888"/>
-                <w:sz w:val="18"/>
-                <w:szCs w:val="18"/>
+                <w:sz w:val="21"/>
+                <w:szCs w:val="21"/>
                 <w:rtl w:val="0"/>
               </w:rPr>
               <w:t xml:space="preserve">세부 내용 (시술 부위, 샷 수, cc 등):</w:t>
+            </w:r>
+            <w:r>
+              <w:rPr>
+                <w:rtl w:val="0"/>
+              </w:rPr>
             </w:r>
           </w:p>
         </w:tc>
@@ -778,17 +781,15 @@
       <w:pPr>
         <w:spacing w:after="120" w:lineRule="auto"/>
         <w:rPr>
-          <w:color w:val="888888"/>
-          <w:sz w:val="18"/>
-          <w:szCs w:val="18"/>
-        </w:rPr>
-      </w:pPr>
-      <w:r>
-        <w:rPr>
-          <w:rFonts w:ascii="Arial Unicode MS" w:cs="Arial Unicode MS" w:eastAsia="Arial Unicode MS" w:hAnsi="Arial Unicode MS"/>
-          <w:color w:val="888888"/>
-          <w:sz w:val="18"/>
-          <w:szCs w:val="18"/>
+          <w:sz w:val="21"/>
+          <w:szCs w:val="21"/>
+        </w:rPr>
+      </w:pPr>
+      <w:r>
+        <w:rPr>
+          <w:rFonts w:ascii="Arial Unicode MS" w:cs="Arial Unicode MS" w:eastAsia="Arial Unicode MS" w:hAnsi="Arial Unicode MS"/>
+          <w:sz w:val="21"/>
+          <w:szCs w:val="21"/>
           <w:rtl w:val="0"/>
         </w:rPr>
         <w:t xml:space="preserve">2.1 본 협업의 시술은 위에 명시된 시술에 한하며, 을이 추가 시술을 희망하는 경우 사전에 갑의 확인을 받아야 한다. 추가 비용은 양 당사자의 합의에 따른다.</w:t>
@@ -798,17 +799,15 @@
       <w:pPr>
         <w:spacing w:after="120" w:lineRule="auto"/>
         <w:rPr>
-          <w:color w:val="888888"/>
-          <w:sz w:val="18"/>
-          <w:szCs w:val="18"/>
-        </w:rPr>
-      </w:pPr>
-      <w:r>
-        <w:rPr>
-          <w:rFonts w:ascii="Arial Unicode MS" w:cs="Arial Unicode MS" w:eastAsia="Arial Unicode MS" w:hAnsi="Arial Unicode MS"/>
-          <w:color w:val="888888"/>
-          <w:sz w:val="18"/>
-          <w:szCs w:val="18"/>
+          <w:sz w:val="21"/>
+          <w:szCs w:val="21"/>
+        </w:rPr>
+      </w:pPr>
+      <w:r>
+        <w:rPr>
+          <w:rFonts w:ascii="Arial Unicode MS" w:cs="Arial Unicode MS" w:eastAsia="Arial Unicode MS" w:hAnsi="Arial Unicode MS"/>
+          <w:sz w:val="21"/>
+          <w:szCs w:val="21"/>
           <w:rtl w:val="0"/>
         </w:rPr>
         <w:t xml:space="preserve">2.2 실제 시술 내용은 의료진의 진료 및 판단에 따라 결정되며, 의학적 사유로 시술 종류·용량을 변경하거나 진행을 취소할 수 있다. 이 경우 갑은 을에게 안내하고, 필요한 경우 협업 조건을 재협의한다. 특정 시술 결과는 보장하지 않는다.</w:t>
@@ -818,17 +817,15 @@
       <w:pPr>
         <w:spacing w:after="120" w:lineRule="auto"/>
         <w:rPr>
-          <w:color w:val="888888"/>
-          <w:sz w:val="18"/>
-          <w:szCs w:val="18"/>
-        </w:rPr>
-      </w:pPr>
-      <w:r>
-        <w:rPr>
-          <w:rFonts w:ascii="Arial Unicode MS" w:cs="Arial Unicode MS" w:eastAsia="Arial Unicode MS" w:hAnsi="Arial Unicode MS"/>
-          <w:color w:val="888888"/>
-          <w:sz w:val="18"/>
-          <w:szCs w:val="18"/>
+          <w:sz w:val="21"/>
+          <w:szCs w:val="21"/>
+        </w:rPr>
+      </w:pPr>
+      <w:r>
+        <w:rPr>
+          <w:rFonts w:ascii="Arial Unicode MS" w:cs="Arial Unicode MS" w:eastAsia="Arial Unicode MS" w:hAnsi="Arial Unicode MS"/>
+          <w:sz w:val="21"/>
+          <w:szCs w:val="21"/>
           <w:rtl w:val="0"/>
         </w:rPr>
         <w:t xml:space="preserve">2.3 을이 예정된 일정에 방문하기 어려운 경우 갑에게 신속히 알려야 하며, 일정 변경은 양 당사자의 확인을 거쳐야 한다.</w:t>
@@ -838,17 +835,15 @@
       <w:pPr>
         <w:spacing w:after="120" w:lineRule="auto"/>
         <w:rPr>
-          <w:color w:val="888888"/>
-          <w:sz w:val="18"/>
-          <w:szCs w:val="18"/>
-        </w:rPr>
-      </w:pPr>
-      <w:r>
-        <w:rPr>
-          <w:rFonts w:ascii="Arial Unicode MS" w:cs="Arial Unicode MS" w:eastAsia="Arial Unicode MS" w:hAnsi="Arial Unicode MS"/>
-          <w:color w:val="888888"/>
-          <w:sz w:val="18"/>
-          <w:szCs w:val="18"/>
+          <w:sz w:val="21"/>
+          <w:szCs w:val="21"/>
+        </w:rPr>
+      </w:pPr>
+      <w:r>
+        <w:rPr>
+          <w:rFonts w:ascii="Arial Unicode MS" w:cs="Arial Unicode MS" w:eastAsia="Arial Unicode MS" w:hAnsi="Arial Unicode MS"/>
+          <w:sz w:val="21"/>
+          <w:szCs w:val="21"/>
           <w:rtl w:val="0"/>
         </w:rPr>
         <w:t xml:space="preserve">2.4 실제 제공된 시술의 종류 또는 용량이 계약서 기재 내용과 달라진 경우, 양 당사자는 실제 제공된 시술 항목 및 해당 정가를 서면으로 확인하여 본 계약의 기준으로 한다.</w:t>
@@ -858,17 +853,15 @@
       <w:pPr>
         <w:spacing w:after="120" w:lineRule="auto"/>
         <w:rPr>
-          <w:color w:val="888888"/>
-          <w:sz w:val="18"/>
-          <w:szCs w:val="18"/>
-        </w:rPr>
-      </w:pPr>
-      <w:r>
-        <w:rPr>
-          <w:rFonts w:ascii="Arial Unicode MS" w:cs="Arial Unicode MS" w:eastAsia="Arial Unicode MS" w:hAnsi="Arial Unicode MS"/>
-          <w:color w:val="888888"/>
-          <w:sz w:val="18"/>
-          <w:szCs w:val="18"/>
+          <w:sz w:val="21"/>
+          <w:szCs w:val="21"/>
+        </w:rPr>
+      </w:pPr>
+      <w:r>
+        <w:rPr>
+          <w:rFonts w:ascii="Arial Unicode MS" w:cs="Arial Unicode MS" w:eastAsia="Arial Unicode MS" w:hAnsi="Arial Unicode MS"/>
+          <w:sz w:val="21"/>
+          <w:szCs w:val="21"/>
           <w:rtl w:val="0"/>
         </w:rPr>
         <w:t xml:space="preserve">2.5 시술 후 주의사항 준수 및 책임</w:t>
@@ -878,17 +871,15 @@
       <w:pPr>
         <w:spacing w:after="120" w:lineRule="auto"/>
         <w:rPr>
-          <w:color w:val="888888"/>
-          <w:sz w:val="18"/>
-          <w:szCs w:val="18"/>
-        </w:rPr>
-      </w:pPr>
-      <w:r>
-        <w:rPr>
-          <w:rFonts w:ascii="Arial Unicode MS" w:cs="Arial Unicode MS" w:eastAsia="Arial Unicode MS" w:hAnsi="Arial Unicode MS"/>
-          <w:color w:val="888888"/>
-          <w:sz w:val="18"/>
-          <w:szCs w:val="18"/>
+          <w:sz w:val="21"/>
+          <w:szCs w:val="21"/>
+        </w:rPr>
+      </w:pPr>
+      <w:r>
+        <w:rPr>
+          <w:rFonts w:ascii="Arial Unicode MS" w:cs="Arial Unicode MS" w:eastAsia="Arial Unicode MS" w:hAnsi="Arial Unicode MS"/>
+          <w:sz w:val="21"/>
+          <w:szCs w:val="21"/>
           <w:rtl w:val="0"/>
         </w:rPr>
         <w:t xml:space="preserve">을은 갑 및 의료진이 안내한 시술 후 주의사항과 관리 지침을 철저히 준수하여야 하며, 시술 후 회복 과정 및 결과에 영향을 줄 수 있는 행위를 안내받은 내용에 따라 피하여야 한다.</w:t>
@@ -898,17 +889,15 @@
       <w:pPr>
         <w:spacing w:after="120" w:lineRule="auto"/>
         <w:rPr>
-          <w:color w:val="888888"/>
-          <w:sz w:val="18"/>
-          <w:szCs w:val="18"/>
-        </w:rPr>
-      </w:pPr>
-      <w:r>
-        <w:rPr>
-          <w:rFonts w:ascii="Arial Unicode MS" w:cs="Arial Unicode MS" w:eastAsia="Arial Unicode MS" w:hAnsi="Arial Unicode MS"/>
-          <w:color w:val="888888"/>
-          <w:sz w:val="18"/>
-          <w:szCs w:val="18"/>
+          <w:sz w:val="21"/>
+          <w:szCs w:val="21"/>
+        </w:rPr>
+      </w:pPr>
+      <w:r>
+        <w:rPr>
+          <w:rFonts w:ascii="Arial Unicode MS" w:cs="Arial Unicode MS" w:eastAsia="Arial Unicode MS" w:hAnsi="Arial Unicode MS"/>
+          <w:sz w:val="21"/>
+          <w:szCs w:val="21"/>
           <w:rtl w:val="0"/>
         </w:rPr>
         <w:t xml:space="preserve">을이 해당 주의사항 또는 관리 지침을 준수하지 않아 부작용, 합병증 또는 손해가 발생한 경우, 갑은 을의 행위로 인해 발생한 손해 부분에 대해서는 관련 법령이 허용하는 범위 내에서 책임을 부담하지 않는다. 단, 갑의 의료과실 또는 법적 의무 위반으로 인한 책임은 제외되지 않는다.</w:t>
@@ -918,17 +907,15 @@
       <w:pPr>
         <w:spacing w:after="120" w:lineRule="auto"/>
         <w:rPr>
-          <w:color w:val="888888"/>
-          <w:sz w:val="18"/>
-          <w:szCs w:val="18"/>
-        </w:rPr>
-      </w:pPr>
-      <w:r>
-        <w:rPr>
-          <w:rFonts w:ascii="Arial Unicode MS" w:cs="Arial Unicode MS" w:eastAsia="Arial Unicode MS" w:hAnsi="Arial Unicode MS"/>
-          <w:color w:val="888888"/>
-          <w:sz w:val="18"/>
-          <w:szCs w:val="18"/>
+          <w:sz w:val="21"/>
+          <w:szCs w:val="21"/>
+        </w:rPr>
+      </w:pPr>
+      <w:r>
+        <w:rPr>
+          <w:rFonts w:ascii="Arial Unicode MS" w:cs="Arial Unicode MS" w:eastAsia="Arial Unicode MS" w:hAnsi="Arial Unicode MS"/>
+          <w:sz w:val="21"/>
+          <w:szCs w:val="21"/>
           <w:rtl w:val="0"/>
         </w:rPr>
         <w:t xml:space="preserve">시술 후 이상 증상이나 합병증이 의심되는 경우, 을은 신속히 갑에게 알리고 적절한 의학적 안내 및 진료를 받아야 한다.</w:t>
@@ -940,19 +927,17 @@
         <w:rPr>
           <w:b w:val="1"/>
           <w:bCs w:val="1"/>
-          <w:color w:val="888888"/>
-          <w:sz w:val="18"/>
-          <w:szCs w:val="18"/>
-        </w:rPr>
-      </w:pPr>
-      <w:r>
-        <w:rPr>
-          <w:rFonts w:ascii="Arial Unicode MS" w:cs="Arial Unicode MS" w:eastAsia="Arial Unicode MS" w:hAnsi="Arial Unicode MS"/>
-          <w:b w:val="1"/>
-          <w:bCs w:val="1"/>
-          <w:color w:val="888888"/>
-          <w:sz w:val="18"/>
-          <w:szCs w:val="18"/>
+          <w:sz w:val="21"/>
+          <w:szCs w:val="21"/>
+        </w:rPr>
+      </w:pPr>
+      <w:r>
+        <w:rPr>
+          <w:rFonts w:ascii="Arial Unicode MS" w:cs="Arial Unicode MS" w:eastAsia="Arial Unicode MS" w:hAnsi="Arial Unicode MS"/>
+          <w:b w:val="1"/>
+          <w:bCs w:val="1"/>
+          <w:sz w:val="21"/>
+          <w:szCs w:val="21"/>
           <w:rtl w:val="0"/>
         </w:rPr>
         <w:t xml:space="preserve">제3조 (콘텐츠 제작 및 게시 의무)</w:t>
@@ -962,17 +947,15 @@
       <w:pPr>
         <w:spacing w:after="120" w:lineRule="auto"/>
         <w:rPr>
-          <w:color w:val="888888"/>
-          <w:sz w:val="18"/>
-          <w:szCs w:val="18"/>
-        </w:rPr>
-      </w:pPr>
-      <w:r>
-        <w:rPr>
-          <w:rFonts w:ascii="Arial Unicode MS" w:cs="Arial Unicode MS" w:eastAsia="Arial Unicode MS" w:hAnsi="Arial Unicode MS"/>
-          <w:color w:val="888888"/>
-          <w:sz w:val="18"/>
-          <w:szCs w:val="18"/>
+          <w:sz w:val="21"/>
+          <w:szCs w:val="21"/>
+        </w:rPr>
+      </w:pPr>
+      <w:r>
+        <w:rPr>
+          <w:rFonts w:ascii="Arial Unicode MS" w:cs="Arial Unicode MS" w:eastAsia="Arial Unicode MS" w:hAnsi="Arial Unicode MS"/>
+          <w:sz w:val="21"/>
+          <w:szCs w:val="21"/>
           <w:rtl w:val="0"/>
         </w:rPr>
         <w:t xml:space="preserve">을은 다음의 조건에 따라 콘텐츠를 제작 및 게시한다.</w:t>
@@ -984,19 +967,17 @@
         <w:rPr>
           <w:b w:val="1"/>
           <w:bCs w:val="1"/>
-          <w:color w:val="888888"/>
-          <w:sz w:val="18"/>
-          <w:szCs w:val="18"/>
-        </w:rPr>
-      </w:pPr>
-      <w:r>
-        <w:rPr>
-          <w:rFonts w:ascii="Arial Unicode MS" w:cs="Arial Unicode MS" w:eastAsia="Arial Unicode MS" w:hAnsi="Arial Unicode MS"/>
-          <w:b w:val="1"/>
-          <w:bCs w:val="1"/>
-          <w:color w:val="888888"/>
-          <w:sz w:val="18"/>
-          <w:szCs w:val="18"/>
+          <w:sz w:val="21"/>
+          <w:szCs w:val="21"/>
+        </w:rPr>
+      </w:pPr>
+      <w:r>
+        <w:rPr>
+          <w:rFonts w:ascii="Arial Unicode MS" w:cs="Arial Unicode MS" w:eastAsia="Arial Unicode MS" w:hAnsi="Arial Unicode MS"/>
+          <w:b w:val="1"/>
+          <w:bCs w:val="1"/>
+          <w:sz w:val="21"/>
+          <w:szCs w:val="21"/>
           <w:rtl w:val="0"/>
         </w:rPr>
         <w:t xml:space="preserve">플랫폼 및 콘텐츠 수량</w:t>
@@ -1031,7 +1012,7 @@
       <w:tr>
         <w:trPr>
           <w:cantSplit w:val="0"/>
-          <w:trHeight w:val="680" w:hRule="atLeast"/>
+          <w:trHeight w:val="635" w:hRule="atLeast"/>
           <w:tblHeader w:val="0"/>
         </w:trPr>
         <w:tc>
@@ -1062,12 +1043,16 @@
             </w:pPr>
             <w:r>
               <w:rPr>
-                <w:color w:val="888888"/>
-                <w:sz w:val="18"/>
-                <w:szCs w:val="18"/>
+                <w:sz w:val="21"/>
+                <w:szCs w:val="21"/>
                 <w:rtl w:val="0"/>
               </w:rPr>
               <w:t xml:space="preserve">Instagram Reels</w:t>
+            </w:r>
+            <w:r>
+              <w:rPr>
+                <w:rtl w:val="0"/>
+              </w:rPr>
             </w:r>
           </w:p>
         </w:tc>
@@ -1100,12 +1085,16 @@
             <w:r>
               <w:rPr>
                 <w:rFonts w:ascii="Arial Unicode MS" w:cs="Arial Unicode MS" w:eastAsia="Arial Unicode MS" w:hAnsi="Arial Unicode MS"/>
-                <w:color w:val="888888"/>
-                <w:sz w:val="18"/>
-                <w:szCs w:val="18"/>
+                <w:sz w:val="21"/>
+                <w:szCs w:val="21"/>
                 <w:rtl w:val="0"/>
               </w:rPr>
               <w:t xml:space="preserve">__________건</w:t>
+            </w:r>
+            <w:r>
+              <w:rPr>
+                <w:rtl w:val="0"/>
+              </w:rPr>
             </w:r>
           </w:p>
         </w:tc>
@@ -1113,7 +1102,7 @@
       <w:tr>
         <w:trPr>
           <w:cantSplit w:val="0"/>
-          <w:trHeight w:val="680" w:hRule="atLeast"/>
+          <w:trHeight w:val="635" w:hRule="atLeast"/>
           <w:tblHeader w:val="0"/>
         </w:trPr>
         <w:tc>
@@ -1144,12 +1133,16 @@
             </w:pPr>
             <w:r>
               <w:rPr>
-                <w:color w:val="888888"/>
-                <w:sz w:val="18"/>
-                <w:szCs w:val="18"/>
+                <w:sz w:val="21"/>
+                <w:szCs w:val="21"/>
                 <w:rtl w:val="0"/>
               </w:rPr>
               <w:t xml:space="preserve">TikTok</w:t>
+            </w:r>
+            <w:r>
+              <w:rPr>
+                <w:rtl w:val="0"/>
+              </w:rPr>
             </w:r>
           </w:p>
         </w:tc>
@@ -1182,12 +1175,16 @@
             <w:r>
               <w:rPr>
                 <w:rFonts w:ascii="Arial Unicode MS" w:cs="Arial Unicode MS" w:eastAsia="Arial Unicode MS" w:hAnsi="Arial Unicode MS"/>
-                <w:color w:val="888888"/>
-                <w:sz w:val="18"/>
-                <w:szCs w:val="18"/>
+                <w:sz w:val="21"/>
+                <w:szCs w:val="21"/>
                 <w:rtl w:val="0"/>
               </w:rPr>
               <w:t xml:space="preserve">__________건</w:t>
+            </w:r>
+            <w:r>
+              <w:rPr>
+                <w:rtl w:val="0"/>
+              </w:rPr>
             </w:r>
           </w:p>
         </w:tc>
@@ -1195,7 +1192,7 @@
       <w:tr>
         <w:trPr>
           <w:cantSplit w:val="0"/>
-          <w:trHeight w:val="680" w:hRule="atLeast"/>
+          <w:trHeight w:val="635" w:hRule="atLeast"/>
           <w:tblHeader w:val="0"/>
         </w:trPr>
         <w:tc>
@@ -1226,12 +1223,16 @@
             </w:pPr>
             <w:r>
               <w:rPr>
-                <w:color w:val="888888"/>
-                <w:sz w:val="18"/>
-                <w:szCs w:val="18"/>
+                <w:sz w:val="21"/>
+                <w:szCs w:val="21"/>
                 <w:rtl w:val="0"/>
               </w:rPr>
               <w:t xml:space="preserve">Facebook Reels</w:t>
+            </w:r>
+            <w:r>
+              <w:rPr>
+                <w:rtl w:val="0"/>
+              </w:rPr>
             </w:r>
           </w:p>
         </w:tc>
@@ -1264,12 +1265,16 @@
             <w:r>
               <w:rPr>
                 <w:rFonts w:ascii="Arial Unicode MS" w:cs="Arial Unicode MS" w:eastAsia="Arial Unicode MS" w:hAnsi="Arial Unicode MS"/>
-                <w:color w:val="888888"/>
-                <w:sz w:val="18"/>
-                <w:szCs w:val="18"/>
+                <w:sz w:val="21"/>
+                <w:szCs w:val="21"/>
                 <w:rtl w:val="0"/>
               </w:rPr>
               <w:t xml:space="preserve">__________건</w:t>
+            </w:r>
+            <w:r>
+              <w:rPr>
+                <w:rtl w:val="0"/>
+              </w:rPr>
             </w:r>
           </w:p>
         </w:tc>
@@ -1277,7 +1282,7 @@
       <w:tr>
         <w:trPr>
           <w:cantSplit w:val="0"/>
-          <w:trHeight w:val="680" w:hRule="atLeast"/>
+          <w:trHeight w:val="635" w:hRule="atLeast"/>
           <w:tblHeader w:val="0"/>
         </w:trPr>
         <w:tc>
@@ -1308,12 +1313,16 @@
             </w:pPr>
             <w:r>
               <w:rPr>
-                <w:color w:val="888888"/>
-                <w:sz w:val="18"/>
-                <w:szCs w:val="18"/>
+                <w:sz w:val="21"/>
+                <w:szCs w:val="21"/>
                 <w:rtl w:val="0"/>
               </w:rPr>
               <w:t xml:space="preserve">YouTube Shorts</w:t>
+            </w:r>
+            <w:r>
+              <w:rPr>
+                <w:rtl w:val="0"/>
+              </w:rPr>
             </w:r>
           </w:p>
         </w:tc>
@@ -1346,12 +1355,16 @@
             <w:r>
               <w:rPr>
                 <w:rFonts w:ascii="Arial Unicode MS" w:cs="Arial Unicode MS" w:eastAsia="Arial Unicode MS" w:hAnsi="Arial Unicode MS"/>
-                <w:color w:val="888888"/>
-                <w:sz w:val="18"/>
-                <w:szCs w:val="18"/>
+                <w:sz w:val="21"/>
+                <w:szCs w:val="21"/>
                 <w:rtl w:val="0"/>
               </w:rPr>
               <w:t xml:space="preserve">__________건</w:t>
+            </w:r>
+            <w:r>
+              <w:rPr>
+                <w:rtl w:val="0"/>
+              </w:rPr>
             </w:r>
           </w:p>
         </w:tc>
@@ -1359,7 +1372,7 @@
       <w:tr>
         <w:trPr>
           <w:cantSplit w:val="0"/>
-          <w:trHeight w:val="680" w:hRule="atLeast"/>
+          <w:trHeight w:val="635" w:hRule="atLeast"/>
           <w:tblHeader w:val="0"/>
         </w:trPr>
         <w:tc>
@@ -1390,12 +1403,16 @@
             </w:pPr>
             <w:r>
               <w:rPr>
-                <w:color w:val="888888"/>
-                <w:sz w:val="18"/>
-                <w:szCs w:val="18"/>
+                <w:sz w:val="21"/>
+                <w:szCs w:val="21"/>
                 <w:rtl w:val="0"/>
               </w:rPr>
               <w:t xml:space="preserve">Instagram Stories</w:t>
+            </w:r>
+            <w:r>
+              <w:rPr>
+                <w:rtl w:val="0"/>
+              </w:rPr>
             </w:r>
           </w:p>
         </w:tc>
@@ -1428,12 +1445,16 @@
             <w:r>
               <w:rPr>
                 <w:rFonts w:ascii="Arial Unicode MS" w:cs="Arial Unicode MS" w:eastAsia="Arial Unicode MS" w:hAnsi="Arial Unicode MS"/>
-                <w:color w:val="888888"/>
-                <w:sz w:val="18"/>
-                <w:szCs w:val="18"/>
+                <w:sz w:val="21"/>
+                <w:szCs w:val="21"/>
                 <w:rtl w:val="0"/>
               </w:rPr>
               <w:t xml:space="preserve">__________건</w:t>
+            </w:r>
+            <w:r>
+              <w:rPr>
+                <w:rtl w:val="0"/>
+              </w:rPr>
             </w:r>
           </w:p>
         </w:tc>
@@ -1441,7 +1462,7 @@
       <w:tr>
         <w:trPr>
           <w:cantSplit w:val="0"/>
-          <w:trHeight w:val="680" w:hRule="atLeast"/>
+          <w:trHeight w:val="635" w:hRule="atLeast"/>
           <w:tblHeader w:val="0"/>
         </w:trPr>
         <w:tc>
@@ -1473,12 +1494,16 @@
             <w:r>
               <w:rPr>
                 <w:rFonts w:ascii="Arial Unicode MS" w:cs="Arial Unicode MS" w:eastAsia="Arial Unicode MS" w:hAnsi="Arial Unicode MS"/>
-                <w:color w:val="888888"/>
-                <w:sz w:val="18"/>
-                <w:szCs w:val="18"/>
+                <w:sz w:val="21"/>
+                <w:szCs w:val="21"/>
                 <w:rtl w:val="0"/>
               </w:rPr>
               <w:t xml:space="preserve">기타</w:t>
+            </w:r>
+            <w:r>
+              <w:rPr>
+                <w:rtl w:val="0"/>
+              </w:rPr>
             </w:r>
           </w:p>
         </w:tc>
@@ -1510,12 +1535,16 @@
             </w:pPr>
             <w:r>
               <w:rPr>
-                <w:color w:val="888888"/>
-                <w:sz w:val="18"/>
-                <w:szCs w:val="18"/>
+                <w:sz w:val="21"/>
+                <w:szCs w:val="21"/>
                 <w:rtl w:val="0"/>
               </w:rPr>
               <w:t xml:space="preserve">____________________</w:t>
+            </w:r>
+            <w:r>
+              <w:rPr>
+                <w:rtl w:val="0"/>
+              </w:rPr>
             </w:r>
           </w:p>
         </w:tc>
@@ -1523,7 +1552,7 @@
       <w:tr>
         <w:trPr>
           <w:cantSplit w:val="0"/>
-          <w:trHeight w:val="680" w:hRule="atLeast"/>
+          <w:trHeight w:val="635" w:hRule="atLeast"/>
           <w:tblHeader w:val="0"/>
         </w:trPr>
         <w:tc>
@@ -1555,12 +1584,16 @@
             <w:r>
               <w:rPr>
                 <w:rFonts w:ascii="Arial Unicode MS" w:cs="Arial Unicode MS" w:eastAsia="Arial Unicode MS" w:hAnsi="Arial Unicode MS"/>
-                <w:color w:val="888888"/>
-                <w:sz w:val="18"/>
-                <w:szCs w:val="18"/>
+                <w:sz w:val="21"/>
+                <w:szCs w:val="21"/>
                 <w:rtl w:val="0"/>
               </w:rPr>
               <w:t xml:space="preserve">게시 계정</w:t>
+            </w:r>
+            <w:r>
+              <w:rPr>
+                <w:rtl w:val="0"/>
+              </w:rPr>
             </w:r>
           </w:p>
         </w:tc>
@@ -1592,12 +1625,16 @@
             </w:pPr>
             <w:r>
               <w:rPr>
-                <w:color w:val="888888"/>
-                <w:sz w:val="18"/>
-                <w:szCs w:val="18"/>
+                <w:sz w:val="21"/>
+                <w:szCs w:val="21"/>
                 <w:rtl w:val="0"/>
               </w:rPr>
               <w:t xml:space="preserve">____________________</w:t>
+            </w:r>
+            <w:r>
+              <w:rPr>
+                <w:rtl w:val="0"/>
+              </w:rPr>
             </w:r>
           </w:p>
         </w:tc>
@@ -1609,19 +1646,17 @@
         <w:rPr>
           <w:b w:val="1"/>
           <w:bCs w:val="1"/>
-          <w:color w:val="888888"/>
-          <w:sz w:val="18"/>
-          <w:szCs w:val="18"/>
-        </w:rPr>
-      </w:pPr>
-      <w:r>
-        <w:rPr>
-          <w:rFonts w:ascii="Arial Unicode MS" w:cs="Arial Unicode MS" w:eastAsia="Arial Unicode MS" w:hAnsi="Arial Unicode MS"/>
-          <w:b w:val="1"/>
-          <w:bCs w:val="1"/>
-          <w:color w:val="888888"/>
-          <w:sz w:val="18"/>
-          <w:szCs w:val="18"/>
+          <w:sz w:val="21"/>
+          <w:szCs w:val="21"/>
+        </w:rPr>
+      </w:pPr>
+      <w:r>
+        <w:rPr>
+          <w:rFonts w:ascii="Arial Unicode MS" w:cs="Arial Unicode MS" w:eastAsia="Arial Unicode MS" w:hAnsi="Arial Unicode MS"/>
+          <w:b w:val="1"/>
+          <w:bCs w:val="1"/>
+          <w:sz w:val="21"/>
+          <w:szCs w:val="21"/>
           <w:rtl w:val="0"/>
         </w:rPr>
         <w:t xml:space="preserve">필수 표기 사항:</w:t>
@@ -1631,17 +1666,15 @@
       <w:pPr>
         <w:spacing w:after="120" w:lineRule="auto"/>
         <w:rPr>
-          <w:color w:val="888888"/>
-          <w:sz w:val="18"/>
-          <w:szCs w:val="18"/>
-        </w:rPr>
-      </w:pPr>
-      <w:r>
-        <w:rPr>
-          <w:rFonts w:ascii="Arial Unicode MS" w:cs="Arial Unicode MS" w:eastAsia="Arial Unicode MS" w:hAnsi="Arial Unicode MS"/>
-          <w:color w:val="888888"/>
-          <w:sz w:val="18"/>
-          <w:szCs w:val="18"/>
+          <w:sz w:val="21"/>
+          <w:szCs w:val="21"/>
+        </w:rPr>
+      </w:pPr>
+      <w:r>
+        <w:rPr>
+          <w:rFonts w:ascii="Arial Unicode MS" w:cs="Arial Unicode MS" w:eastAsia="Arial Unicode MS" w:hAnsi="Arial Unicode MS"/>
+          <w:sz w:val="21"/>
+          <w:szCs w:val="21"/>
           <w:rtl w:val="0"/>
         </w:rPr>
         <w:t xml:space="preserve">병원명, 병원 공식 SNS 계정, 병원 위치, 시술명, 갑이 요청하는 키워드·해시태그 및 시술 관련 정보, 갑과의 협업 사실 표시 문구를 필수로 포함하여야 한다. 단, 모든 내용은 양 당사자의 합의 및 관련 법령을 준수하여야 한다.</w:t>
@@ -1651,17 +1684,15 @@
       <w:pPr>
         <w:spacing w:after="120" w:lineRule="auto"/>
         <w:rPr>
-          <w:color w:val="888888"/>
-          <w:sz w:val="18"/>
-          <w:szCs w:val="18"/>
-        </w:rPr>
-      </w:pPr>
-      <w:r>
-        <w:rPr>
-          <w:rFonts w:ascii="Arial Unicode MS" w:cs="Arial Unicode MS" w:eastAsia="Arial Unicode MS" w:hAnsi="Arial Unicode MS"/>
-          <w:color w:val="888888"/>
-          <w:sz w:val="18"/>
-          <w:szCs w:val="18"/>
+          <w:sz w:val="21"/>
+          <w:szCs w:val="21"/>
+        </w:rPr>
+      </w:pPr>
+      <w:r>
+        <w:rPr>
+          <w:rFonts w:ascii="Arial Unicode MS" w:cs="Arial Unicode MS" w:eastAsia="Arial Unicode MS" w:hAnsi="Arial Unicode MS"/>
+          <w:sz w:val="21"/>
+          <w:szCs w:val="21"/>
           <w:rtl w:val="0"/>
         </w:rPr>
         <w:t xml:space="preserve">3.1 을은 시술일로부터 14일 이내에 합의된 모든 콘텐츠를 게시하여야 한다. 단, 양 당사자가 서면으로 게시일을 변경한 경우는 예외로 한다.</w:t>
@@ -1671,17 +1702,15 @@
       <w:pPr>
         <w:spacing w:after="120" w:lineRule="auto"/>
         <w:rPr>
-          <w:color w:val="888888"/>
-          <w:sz w:val="18"/>
-          <w:szCs w:val="18"/>
-        </w:rPr>
-      </w:pPr>
-      <w:r>
-        <w:rPr>
-          <w:rFonts w:ascii="Arial Unicode MS" w:cs="Arial Unicode MS" w:eastAsia="Arial Unicode MS" w:hAnsi="Arial Unicode MS"/>
-          <w:color w:val="888888"/>
-          <w:sz w:val="18"/>
-          <w:szCs w:val="18"/>
+          <w:sz w:val="21"/>
+          <w:szCs w:val="21"/>
+        </w:rPr>
+      </w:pPr>
+      <w:r>
+        <w:rPr>
+          <w:rFonts w:ascii="Arial Unicode MS" w:cs="Arial Unicode MS" w:eastAsia="Arial Unicode MS" w:hAnsi="Arial Unicode MS"/>
+          <w:sz w:val="21"/>
+          <w:szCs w:val="21"/>
           <w:rtl w:val="0"/>
         </w:rPr>
         <w:t xml:space="preserve">3.2 을은 모든 콘텐츠에 갑과의 협업 사실(경제적 이해관계)을 관련 법령 및 플랫폼 정책에 따라 명확히 표시하여야 한다.</w:t>
@@ -1691,17 +1720,15 @@
       <w:pPr>
         <w:spacing w:after="120" w:lineRule="auto"/>
         <w:rPr>
-          <w:color w:val="888888"/>
-          <w:sz w:val="18"/>
-          <w:szCs w:val="18"/>
-        </w:rPr>
-      </w:pPr>
-      <w:r>
-        <w:rPr>
-          <w:rFonts w:ascii="Arial Unicode MS" w:cs="Arial Unicode MS" w:eastAsia="Arial Unicode MS" w:hAnsi="Arial Unicode MS"/>
-          <w:color w:val="888888"/>
-          <w:sz w:val="18"/>
-          <w:szCs w:val="18"/>
+          <w:sz w:val="21"/>
+          <w:szCs w:val="21"/>
+        </w:rPr>
+      </w:pPr>
+      <w:r>
+        <w:rPr>
+          <w:rFonts w:ascii="Arial Unicode MS" w:cs="Arial Unicode MS" w:eastAsia="Arial Unicode MS" w:hAnsi="Arial Unicode MS"/>
+          <w:sz w:val="21"/>
+          <w:szCs w:val="21"/>
           <w:rtl w:val="0"/>
         </w:rPr>
         <w:t xml:space="preserve">3.3 을은 콘텐츠 게시 후 2일 이내에 게시물 링크 또는 게시 확인 자료를 갑에게 전달하여야 한다.</w:t>
@@ -1711,17 +1738,15 @@
       <w:pPr>
         <w:spacing w:after="120" w:lineRule="auto"/>
         <w:rPr>
-          <w:color w:val="888888"/>
-          <w:sz w:val="18"/>
-          <w:szCs w:val="18"/>
-        </w:rPr>
-      </w:pPr>
-      <w:r>
-        <w:rPr>
-          <w:rFonts w:ascii="Arial Unicode MS" w:cs="Arial Unicode MS" w:eastAsia="Arial Unicode MS" w:hAnsi="Arial Unicode MS"/>
-          <w:color w:val="888888"/>
-          <w:sz w:val="18"/>
-          <w:szCs w:val="18"/>
+          <w:sz w:val="21"/>
+          <w:szCs w:val="21"/>
+        </w:rPr>
+      </w:pPr>
+      <w:r>
+        <w:rPr>
+          <w:rFonts w:ascii="Arial Unicode MS" w:cs="Arial Unicode MS" w:eastAsia="Arial Unicode MS" w:hAnsi="Arial Unicode MS"/>
+          <w:sz w:val="21"/>
+          <w:szCs w:val="21"/>
           <w:rtl w:val="0"/>
         </w:rPr>
         <w:t xml:space="preserve">3.4 합의된 플랫폼, 콘텐츠 수량 또는 형식의 변경은 양 당사자의 사전 서면 동의를 받아야 한다.</w:t>
@@ -1731,17 +1756,15 @@
       <w:pPr>
         <w:spacing w:after="120" w:lineRule="auto"/>
         <w:rPr>
-          <w:color w:val="888888"/>
-          <w:sz w:val="18"/>
-          <w:szCs w:val="18"/>
-        </w:rPr>
-      </w:pPr>
-      <w:r>
-        <w:rPr>
-          <w:rFonts w:ascii="Arial Unicode MS" w:cs="Arial Unicode MS" w:eastAsia="Arial Unicode MS" w:hAnsi="Arial Unicode MS"/>
-          <w:color w:val="888888"/>
-          <w:sz w:val="18"/>
-          <w:szCs w:val="18"/>
+          <w:sz w:val="21"/>
+          <w:szCs w:val="21"/>
+        </w:rPr>
+      </w:pPr>
+      <w:r>
+        <w:rPr>
+          <w:rFonts w:ascii="Arial Unicode MS" w:cs="Arial Unicode MS" w:eastAsia="Arial Unicode MS" w:hAnsi="Arial Unicode MS"/>
+          <w:sz w:val="21"/>
+          <w:szCs w:val="21"/>
           <w:rtl w:val="0"/>
         </w:rPr>
         <w:t xml:space="preserve">3.5 추가 촬영 협조 의무</w:t>
@@ -1751,17 +1774,15 @@
       <w:pPr>
         <w:spacing w:after="120" w:lineRule="auto"/>
         <w:rPr>
-          <w:color w:val="888888"/>
-          <w:sz w:val="18"/>
-          <w:szCs w:val="18"/>
-        </w:rPr>
-      </w:pPr>
-      <w:r>
-        <w:rPr>
-          <w:rFonts w:ascii="Arial Unicode MS" w:cs="Arial Unicode MS" w:eastAsia="Arial Unicode MS" w:hAnsi="Arial Unicode MS"/>
-          <w:color w:val="888888"/>
-          <w:sz w:val="18"/>
-          <w:szCs w:val="18"/>
+          <w:sz w:val="21"/>
+          <w:szCs w:val="21"/>
+        </w:rPr>
+      </w:pPr>
+      <w:r>
+        <w:rPr>
+          <w:rFonts w:ascii="Arial Unicode MS" w:cs="Arial Unicode MS" w:eastAsia="Arial Unicode MS" w:hAnsi="Arial Unicode MS"/>
+          <w:sz w:val="21"/>
+          <w:szCs w:val="21"/>
           <w:rtl w:val="0"/>
         </w:rPr>
         <w:t xml:space="preserve">시술 당일 갑이 병원 홍보를 목적으로 을에게 추가 영상 촬영, 사진 촬영 또는 콘텐츠 제작을 요청하는 경우, 을은 본 협업과 관련된 합리적인 범위 내에서 갑의 요청에 적극 협조하고 이를 이행하여야 한다. 단, 해당 촬영물의 게시 및 광고 활용은 본 계약에 명시된 동의 조건에 따른다.</w:t>
@@ -1773,19 +1794,17 @@
         <w:rPr>
           <w:b w:val="1"/>
           <w:bCs w:val="1"/>
-          <w:color w:val="888888"/>
-          <w:sz w:val="18"/>
-          <w:szCs w:val="18"/>
-        </w:rPr>
-      </w:pPr>
-      <w:r>
-        <w:rPr>
-          <w:rFonts w:ascii="Arial Unicode MS" w:cs="Arial Unicode MS" w:eastAsia="Arial Unicode MS" w:hAnsi="Arial Unicode MS"/>
-          <w:b w:val="1"/>
-          <w:bCs w:val="1"/>
-          <w:color w:val="888888"/>
-          <w:sz w:val="18"/>
-          <w:szCs w:val="18"/>
+          <w:sz w:val="21"/>
+          <w:szCs w:val="21"/>
+        </w:rPr>
+      </w:pPr>
+      <w:r>
+        <w:rPr>
+          <w:rFonts w:ascii="Arial Unicode MS" w:cs="Arial Unicode MS" w:eastAsia="Arial Unicode MS" w:hAnsi="Arial Unicode MS"/>
+          <w:b w:val="1"/>
+          <w:bCs w:val="1"/>
+          <w:sz w:val="21"/>
+          <w:szCs w:val="21"/>
           <w:rtl w:val="0"/>
         </w:rPr>
         <w:t xml:space="preserve">제4조 (콘텐츠 초안 제출 및 사전 검수)</w:t>
@@ -1795,17 +1814,15 @@
       <w:pPr>
         <w:spacing w:after="120" w:lineRule="auto"/>
         <w:rPr>
-          <w:color w:val="888888"/>
-          <w:sz w:val="18"/>
-          <w:szCs w:val="18"/>
-        </w:rPr>
-      </w:pPr>
-      <w:r>
-        <w:rPr>
-          <w:rFonts w:ascii="Arial Unicode MS" w:cs="Arial Unicode MS" w:eastAsia="Arial Unicode MS" w:hAnsi="Arial Unicode MS"/>
-          <w:color w:val="888888"/>
-          <w:sz w:val="18"/>
-          <w:szCs w:val="18"/>
+          <w:sz w:val="21"/>
+          <w:szCs w:val="21"/>
+        </w:rPr>
+      </w:pPr>
+      <w:r>
+        <w:rPr>
+          <w:rFonts w:ascii="Arial Unicode MS" w:cs="Arial Unicode MS" w:eastAsia="Arial Unicode MS" w:hAnsi="Arial Unicode MS"/>
+          <w:sz w:val="21"/>
+          <w:szCs w:val="21"/>
           <w:rtl w:val="0"/>
         </w:rPr>
         <w:t xml:space="preserve">4.1 을은 시술일로부터 7일 이내에 영상, 사진 및 캡션을 포함한 콘텐츠 초안을 갑에게 제출하여 사전 검수를 받아야 한다.</w:t>
@@ -1815,17 +1832,15 @@
       <w:pPr>
         <w:spacing w:after="120" w:lineRule="auto"/>
         <w:rPr>
-          <w:color w:val="888888"/>
-          <w:sz w:val="18"/>
-          <w:szCs w:val="18"/>
-        </w:rPr>
-      </w:pPr>
-      <w:r>
-        <w:rPr>
-          <w:rFonts w:ascii="Arial Unicode MS" w:cs="Arial Unicode MS" w:eastAsia="Arial Unicode MS" w:hAnsi="Arial Unicode MS"/>
-          <w:color w:val="888888"/>
-          <w:sz w:val="18"/>
-          <w:szCs w:val="18"/>
+          <w:sz w:val="21"/>
+          <w:szCs w:val="21"/>
+        </w:rPr>
+      </w:pPr>
+      <w:r>
+        <w:rPr>
+          <w:rFonts w:ascii="Arial Unicode MS" w:cs="Arial Unicode MS" w:eastAsia="Arial Unicode MS" w:hAnsi="Arial Unicode MS"/>
+          <w:sz w:val="21"/>
+          <w:szCs w:val="21"/>
           <w:rtl w:val="0"/>
         </w:rPr>
         <w:t xml:space="preserve">4.2 갑은 시술 정보의 정확성 및 관련 법령 준수를 위해 합리적인 수정을 요청할 수 있다. 다만 을의 실제 경험과 다른 시술 효과 또는 결과의 표현을 강요하지 않는다.</w:t>
@@ -1835,17 +1850,15 @@
       <w:pPr>
         <w:spacing w:after="120" w:lineRule="auto"/>
         <w:rPr>
-          <w:color w:val="888888"/>
-          <w:sz w:val="18"/>
-          <w:szCs w:val="18"/>
-        </w:rPr>
-      </w:pPr>
-      <w:r>
-        <w:rPr>
-          <w:rFonts w:ascii="Arial Unicode MS" w:cs="Arial Unicode MS" w:eastAsia="Arial Unicode MS" w:hAnsi="Arial Unicode MS"/>
-          <w:color w:val="888888"/>
-          <w:sz w:val="18"/>
-          <w:szCs w:val="18"/>
+          <w:sz w:val="21"/>
+          <w:szCs w:val="21"/>
+        </w:rPr>
+      </w:pPr>
+      <w:r>
+        <w:rPr>
+          <w:rFonts w:ascii="Arial Unicode MS" w:cs="Arial Unicode MS" w:eastAsia="Arial Unicode MS" w:hAnsi="Arial Unicode MS"/>
+          <w:sz w:val="21"/>
+          <w:szCs w:val="21"/>
           <w:rtl w:val="0"/>
         </w:rPr>
         <w:t xml:space="preserve">4.3 을은 갑의 최종 서면 승인을 받은 후에만 콘텐츠를 게시할 수 있다.</w:t>
@@ -1855,17 +1868,15 @@
       <w:pPr>
         <w:spacing w:after="120" w:lineRule="auto"/>
         <w:rPr>
-          <w:color w:val="888888"/>
-          <w:sz w:val="18"/>
-          <w:szCs w:val="18"/>
-        </w:rPr>
-      </w:pPr>
-      <w:r>
-        <w:rPr>
-          <w:rFonts w:ascii="Arial Unicode MS" w:cs="Arial Unicode MS" w:eastAsia="Arial Unicode MS" w:hAnsi="Arial Unicode MS"/>
-          <w:color w:val="888888"/>
-          <w:sz w:val="18"/>
-          <w:szCs w:val="18"/>
+          <w:sz w:val="21"/>
+          <w:szCs w:val="21"/>
+        </w:rPr>
+      </w:pPr>
+      <w:r>
+        <w:rPr>
+          <w:rFonts w:ascii="Arial Unicode MS" w:cs="Arial Unicode MS" w:eastAsia="Arial Unicode MS" w:hAnsi="Arial Unicode MS"/>
+          <w:sz w:val="21"/>
+          <w:szCs w:val="21"/>
           <w:rtl w:val="0"/>
         </w:rPr>
         <w:t xml:space="preserve">4.4 검수 또는 수정 과정으로 인해 예정된 게시 기한을 준수하기 어려운 경우, 양 당사자는 새로운 게시 일정을 협의하여 정한다.</w:t>
@@ -1877,19 +1888,17 @@
         <w:rPr>
           <w:b w:val="1"/>
           <w:bCs w:val="1"/>
-          <w:color w:val="888888"/>
-          <w:sz w:val="18"/>
-          <w:szCs w:val="18"/>
-        </w:rPr>
-      </w:pPr>
-      <w:r>
-        <w:rPr>
-          <w:rFonts w:ascii="Arial Unicode MS" w:cs="Arial Unicode MS" w:eastAsia="Arial Unicode MS" w:hAnsi="Arial Unicode MS"/>
-          <w:b w:val="1"/>
-          <w:bCs w:val="1"/>
-          <w:color w:val="888888"/>
-          <w:sz w:val="18"/>
-          <w:szCs w:val="18"/>
+          <w:sz w:val="21"/>
+          <w:szCs w:val="21"/>
+        </w:rPr>
+      </w:pPr>
+      <w:r>
+        <w:rPr>
+          <w:rFonts w:ascii="Arial Unicode MS" w:cs="Arial Unicode MS" w:eastAsia="Arial Unicode MS" w:hAnsi="Arial Unicode MS"/>
+          <w:b w:val="1"/>
+          <w:bCs w:val="1"/>
+          <w:sz w:val="21"/>
+          <w:szCs w:val="21"/>
           <w:rtl w:val="0"/>
         </w:rPr>
         <w:t xml:space="preserve">제5조 (콘텐츠 작성 기준)</w:t>
@@ -1899,17 +1908,15 @@
       <w:pPr>
         <w:spacing w:after="120" w:lineRule="auto"/>
         <w:rPr>
-          <w:color w:val="888888"/>
-          <w:sz w:val="18"/>
-          <w:szCs w:val="18"/>
-        </w:rPr>
-      </w:pPr>
-      <w:r>
-        <w:rPr>
-          <w:rFonts w:ascii="Arial Unicode MS" w:cs="Arial Unicode MS" w:eastAsia="Arial Unicode MS" w:hAnsi="Arial Unicode MS"/>
-          <w:color w:val="888888"/>
-          <w:sz w:val="18"/>
-          <w:szCs w:val="18"/>
+          <w:sz w:val="21"/>
+          <w:szCs w:val="21"/>
+        </w:rPr>
+      </w:pPr>
+      <w:r>
+        <w:rPr>
+          <w:rFonts w:ascii="Arial Unicode MS" w:cs="Arial Unicode MS" w:eastAsia="Arial Unicode MS" w:hAnsi="Arial Unicode MS"/>
+          <w:sz w:val="21"/>
+          <w:szCs w:val="21"/>
           <w:rtl w:val="0"/>
         </w:rPr>
         <w:t xml:space="preserve">을은 시술 효과를 보장·단정하거나 과장하는 표현, 다른 의료기관·의료인과의 비교 또는 비방, 검증되지 않은 의학적 정보 또는 관련 의료광고 법령에 위반되는 이미지 및 문구를 게시하여서는 안 되며, 그 밖의 내용은 갑의 검수 의견에 따라 수정한다.</w:t>
@@ -1919,17 +1926,15 @@
       <w:pPr>
         <w:spacing w:after="120" w:lineRule="auto"/>
         <w:rPr>
-          <w:color w:val="888888"/>
-          <w:sz w:val="18"/>
-          <w:szCs w:val="18"/>
-        </w:rPr>
-      </w:pPr>
-      <w:r>
-        <w:rPr>
-          <w:rFonts w:ascii="Arial Unicode MS" w:cs="Arial Unicode MS" w:eastAsia="Arial Unicode MS" w:hAnsi="Arial Unicode MS"/>
-          <w:color w:val="888888"/>
-          <w:sz w:val="18"/>
-          <w:szCs w:val="18"/>
+          <w:sz w:val="21"/>
+          <w:szCs w:val="21"/>
+        </w:rPr>
+      </w:pPr>
+      <w:r>
+        <w:rPr>
+          <w:rFonts w:ascii="Arial Unicode MS" w:cs="Arial Unicode MS" w:eastAsia="Arial Unicode MS" w:hAnsi="Arial Unicode MS"/>
+          <w:sz w:val="21"/>
+          <w:szCs w:val="21"/>
           <w:rtl w:val="0"/>
         </w:rPr>
         <w:t xml:space="preserve">을은 관련 법령이 허용하는 범위 내에서 실제 시술 경험을 전달할 수 있으며, 타인의 개인정보를 동의 없이 공개해서는 안 된다.</w:t>
@@ -1941,19 +1946,17 @@
         <w:rPr>
           <w:b w:val="1"/>
           <w:bCs w:val="1"/>
-          <w:color w:val="888888"/>
-          <w:sz w:val="18"/>
-          <w:szCs w:val="18"/>
-        </w:rPr>
-      </w:pPr>
-      <w:r>
-        <w:rPr>
-          <w:rFonts w:ascii="Arial Unicode MS" w:cs="Arial Unicode MS" w:eastAsia="Arial Unicode MS" w:hAnsi="Arial Unicode MS"/>
-          <w:b w:val="1"/>
-          <w:bCs w:val="1"/>
-          <w:color w:val="888888"/>
-          <w:sz w:val="18"/>
-          <w:szCs w:val="18"/>
+          <w:sz w:val="21"/>
+          <w:szCs w:val="21"/>
+        </w:rPr>
+      </w:pPr>
+      <w:r>
+        <w:rPr>
+          <w:rFonts w:ascii="Arial Unicode MS" w:cs="Arial Unicode MS" w:eastAsia="Arial Unicode MS" w:hAnsi="Arial Unicode MS"/>
+          <w:b w:val="1"/>
+          <w:bCs w:val="1"/>
+          <w:sz w:val="21"/>
+          <w:szCs w:val="21"/>
           <w:rtl w:val="0"/>
         </w:rPr>
         <w:t xml:space="preserve">제6조 (게시 유지 및 상단 고정)</w:t>
@@ -1963,17 +1966,15 @@
       <w:pPr>
         <w:spacing w:after="120" w:lineRule="auto"/>
         <w:rPr>
-          <w:color w:val="888888"/>
-          <w:sz w:val="18"/>
-          <w:szCs w:val="18"/>
-        </w:rPr>
-      </w:pPr>
-      <w:r>
-        <w:rPr>
-          <w:rFonts w:ascii="Arial Unicode MS" w:cs="Arial Unicode MS" w:eastAsia="Arial Unicode MS" w:hAnsi="Arial Unicode MS"/>
-          <w:color w:val="888888"/>
-          <w:sz w:val="18"/>
-          <w:szCs w:val="18"/>
+          <w:sz w:val="21"/>
+          <w:szCs w:val="21"/>
+        </w:rPr>
+      </w:pPr>
+      <w:r>
+        <w:rPr>
+          <w:rFonts w:ascii="Arial Unicode MS" w:cs="Arial Unicode MS" w:eastAsia="Arial Unicode MS" w:hAnsi="Arial Unicode MS"/>
+          <w:sz w:val="21"/>
+          <w:szCs w:val="21"/>
           <w:rtl w:val="0"/>
         </w:rPr>
         <w:t xml:space="preserve">6.1 을은 합의된 피드 및 영상 게시물을 게시일로부터 최소 1년간 삭제, 비공개 또는 보관 처리하지 않고 유지하여야 한다. 다만 법령, 플랫폼 정책, 양 당사자의 합의 또는 갑의 요청이 있는 경우는 예외로 하며, 갑의 수정·삭제 요청이 있을 때 을은 지체 없이 이에 따른다. 제6.2의 상단 고정도 같다.</w:t>
@@ -1983,17 +1984,15 @@
       <w:pPr>
         <w:spacing w:after="120" w:lineRule="auto"/>
         <w:rPr>
-          <w:color w:val="888888"/>
-          <w:sz w:val="18"/>
-          <w:szCs w:val="18"/>
-        </w:rPr>
-      </w:pPr>
-      <w:r>
-        <w:rPr>
-          <w:rFonts w:ascii="Arial Unicode MS" w:cs="Arial Unicode MS" w:eastAsia="Arial Unicode MS" w:hAnsi="Arial Unicode MS"/>
-          <w:color w:val="888888"/>
-          <w:sz w:val="18"/>
-          <w:szCs w:val="18"/>
+          <w:sz w:val="21"/>
+          <w:szCs w:val="21"/>
+        </w:rPr>
+      </w:pPr>
+      <w:r>
+        <w:rPr>
+          <w:rFonts w:ascii="Arial Unicode MS" w:cs="Arial Unicode MS" w:eastAsia="Arial Unicode MS" w:hAnsi="Arial Unicode MS"/>
+          <w:sz w:val="21"/>
+          <w:szCs w:val="21"/>
           <w:rtl w:val="0"/>
         </w:rPr>
         <w:t xml:space="preserve">인스타그램 스토리는 별도의 하이라이트 유지 합의가 없는 한 플랫폼의 기본 게시 유지 기간에 따른다.</w:t>
@@ -2003,17 +2002,15 @@
       <w:pPr>
         <w:spacing w:after="120" w:lineRule="auto"/>
         <w:rPr>
-          <w:color w:val="888888"/>
-          <w:sz w:val="18"/>
-          <w:szCs w:val="18"/>
-        </w:rPr>
-      </w:pPr>
-      <w:r>
-        <w:rPr>
-          <w:rFonts w:ascii="Arial Unicode MS" w:cs="Arial Unicode MS" w:eastAsia="Arial Unicode MS" w:hAnsi="Arial Unicode MS"/>
-          <w:color w:val="888888"/>
-          <w:sz w:val="18"/>
-          <w:szCs w:val="18"/>
+          <w:sz w:val="21"/>
+          <w:szCs w:val="21"/>
+        </w:rPr>
+      </w:pPr>
+      <w:r>
+        <w:rPr>
+          <w:rFonts w:ascii="Arial Unicode MS" w:cs="Arial Unicode MS" w:eastAsia="Arial Unicode MS" w:hAnsi="Arial Unicode MS"/>
+          <w:sz w:val="21"/>
+          <w:szCs w:val="21"/>
           <w:rtl w:val="0"/>
         </w:rPr>
         <w:t xml:space="preserve">6.2 인스타그램 릴스 상단 고정</w:t>
@@ -2023,17 +2020,15 @@
       <w:pPr>
         <w:spacing w:after="120" w:lineRule="auto"/>
         <w:rPr>
-          <w:color w:val="888888"/>
-          <w:sz w:val="18"/>
-          <w:szCs w:val="18"/>
-        </w:rPr>
-      </w:pPr>
-      <w:r>
-        <w:rPr>
-          <w:rFonts w:ascii="Arial Unicode MS" w:cs="Arial Unicode MS" w:eastAsia="Arial Unicode MS" w:hAnsi="Arial Unicode MS"/>
-          <w:color w:val="888888"/>
-          <w:sz w:val="18"/>
-          <w:szCs w:val="18"/>
+          <w:sz w:val="21"/>
+          <w:szCs w:val="21"/>
+        </w:rPr>
+      </w:pPr>
+      <w:r>
+        <w:rPr>
+          <w:rFonts w:ascii="Arial Unicode MS" w:cs="Arial Unicode MS" w:eastAsia="Arial Unicode MS" w:hAnsi="Arial Unicode MS"/>
+          <w:sz w:val="21"/>
+          <w:szCs w:val="21"/>
           <w:rtl w:val="0"/>
         </w:rPr>
         <w:t xml:space="preserve">본 협업에 인스타그램 릴스 업로드가 포함된 경우, 을은 본 계약에 따라 제작한 릴스를 게시일로부터 최소 1개월간 본인 인스타그램 프로필 상단에 고정하여야 한다.</w:t>
@@ -2043,17 +2038,15 @@
       <w:pPr>
         <w:spacing w:after="120" w:lineRule="auto"/>
         <w:rPr>
-          <w:color w:val="888888"/>
-          <w:sz w:val="18"/>
-          <w:szCs w:val="18"/>
-        </w:rPr>
-      </w:pPr>
-      <w:r>
-        <w:rPr>
-          <w:rFonts w:ascii="Arial Unicode MS" w:cs="Arial Unicode MS" w:eastAsia="Arial Unicode MS" w:hAnsi="Arial Unicode MS"/>
-          <w:color w:val="888888"/>
-          <w:sz w:val="18"/>
-          <w:szCs w:val="18"/>
+          <w:sz w:val="21"/>
+          <w:szCs w:val="21"/>
+        </w:rPr>
+      </w:pPr>
+      <w:r>
+        <w:rPr>
+          <w:rFonts w:ascii="Arial Unicode MS" w:cs="Arial Unicode MS" w:eastAsia="Arial Unicode MS" w:hAnsi="Arial Unicode MS"/>
+          <w:sz w:val="21"/>
+          <w:szCs w:val="21"/>
           <w:rtl w:val="0"/>
         </w:rPr>
         <w:t xml:space="preserve">해당 의무는 울쎄라를 포함한 모든 협업 시술에 적용된다. 단, 본 협업에 인스타그램 릴스 업로드가 포함되지 않은 경우에는 상단 고정 의무가 적용되지 않는다.</w:t>
@@ -2065,19 +2058,17 @@
         <w:rPr>
           <w:b w:val="1"/>
           <w:bCs w:val="1"/>
-          <w:color w:val="888888"/>
-          <w:sz w:val="18"/>
-          <w:szCs w:val="18"/>
-        </w:rPr>
-      </w:pPr>
-      <w:r>
-        <w:rPr>
-          <w:rFonts w:ascii="Arial Unicode MS" w:cs="Arial Unicode MS" w:eastAsia="Arial Unicode MS" w:hAnsi="Arial Unicode MS"/>
-          <w:b w:val="1"/>
-          <w:bCs w:val="1"/>
-          <w:color w:val="888888"/>
-          <w:sz w:val="18"/>
-          <w:szCs w:val="18"/>
+          <w:sz w:val="21"/>
+          <w:szCs w:val="21"/>
+        </w:rPr>
+      </w:pPr>
+      <w:r>
+        <w:rPr>
+          <w:rFonts w:ascii="Arial Unicode MS" w:cs="Arial Unicode MS" w:eastAsia="Arial Unicode MS" w:hAnsi="Arial Unicode MS"/>
+          <w:b w:val="1"/>
+          <w:bCs w:val="1"/>
+          <w:sz w:val="21"/>
+          <w:szCs w:val="21"/>
           <w:rtl w:val="0"/>
         </w:rPr>
         <w:t xml:space="preserve">제7조 (촬영 및 영상 활용 동의)</w:t>
@@ -2087,17 +2078,15 @@
       <w:pPr>
         <w:spacing w:after="120" w:lineRule="auto"/>
         <w:rPr>
-          <w:color w:val="888888"/>
-          <w:sz w:val="18"/>
-          <w:szCs w:val="18"/>
-        </w:rPr>
-      </w:pPr>
-      <w:r>
-        <w:rPr>
-          <w:rFonts w:ascii="Arial Unicode MS" w:cs="Arial Unicode MS" w:eastAsia="Arial Unicode MS" w:hAnsi="Arial Unicode MS"/>
-          <w:color w:val="888888"/>
-          <w:sz w:val="18"/>
-          <w:szCs w:val="18"/>
+          <w:sz w:val="21"/>
+          <w:szCs w:val="21"/>
+        </w:rPr>
+      </w:pPr>
+      <w:r>
+        <w:rPr>
+          <w:rFonts w:ascii="Arial Unicode MS" w:cs="Arial Unicode MS" w:eastAsia="Arial Unicode MS" w:hAnsi="Arial Unicode MS"/>
+          <w:sz w:val="21"/>
+          <w:szCs w:val="21"/>
           <w:rtl w:val="0"/>
         </w:rPr>
         <w:t xml:space="preserve">7.1 내부 확인 목적의 촬영</w:t>
@@ -2107,17 +2096,15 @@
       <w:pPr>
         <w:spacing w:after="120" w:lineRule="auto"/>
         <w:rPr>
-          <w:color w:val="888888"/>
-          <w:sz w:val="18"/>
-          <w:szCs w:val="18"/>
-        </w:rPr>
-      </w:pPr>
-      <w:r>
-        <w:rPr>
-          <w:rFonts w:ascii="Arial Unicode MS" w:cs="Arial Unicode MS" w:eastAsia="Arial Unicode MS" w:hAnsi="Arial Unicode MS"/>
-          <w:color w:val="888888"/>
-          <w:sz w:val="18"/>
-          <w:szCs w:val="18"/>
+          <w:sz w:val="21"/>
+          <w:szCs w:val="21"/>
+        </w:rPr>
+      </w:pPr>
+      <w:r>
+        <w:rPr>
+          <w:rFonts w:ascii="Arial Unicode MS" w:cs="Arial Unicode MS" w:eastAsia="Arial Unicode MS" w:hAnsi="Arial Unicode MS"/>
+          <w:sz w:val="21"/>
+          <w:szCs w:val="21"/>
           <w:rtl w:val="0"/>
         </w:rPr>
         <w:t xml:space="preserve">갑은 협업 진행 및 계약 이행 여부의 내부 확인을 위해 을의 방문 및 시술 장면을 촬영할 수 있다. 다만 이러한 촬영이 갑에게 해당 촬영물을 광고 목적으로 공개할 권한을 자동으로 부여하는 것은 아니다.</w:t>
@@ -2127,17 +2114,15 @@
       <w:pPr>
         <w:spacing w:after="120" w:lineRule="auto"/>
         <w:rPr>
-          <w:color w:val="888888"/>
-          <w:sz w:val="18"/>
-          <w:szCs w:val="18"/>
-        </w:rPr>
-      </w:pPr>
-      <w:r>
-        <w:rPr>
-          <w:rFonts w:ascii="Arial Unicode MS" w:cs="Arial Unicode MS" w:eastAsia="Arial Unicode MS" w:hAnsi="Arial Unicode MS"/>
-          <w:color w:val="888888"/>
-          <w:sz w:val="18"/>
-          <w:szCs w:val="18"/>
+          <w:sz w:val="21"/>
+          <w:szCs w:val="21"/>
+        </w:rPr>
+      </w:pPr>
+      <w:r>
+        <w:rPr>
+          <w:rFonts w:ascii="Arial Unicode MS" w:cs="Arial Unicode MS" w:eastAsia="Arial Unicode MS" w:hAnsi="Arial Unicode MS"/>
+          <w:sz w:val="21"/>
+          <w:szCs w:val="21"/>
           <w:rtl w:val="0"/>
         </w:rPr>
         <w:t xml:space="preserve">7.2 병원 촬영물 마케팅 활용 동의</w:t>
@@ -2147,17 +2132,15 @@
       <w:pPr>
         <w:spacing w:after="120" w:lineRule="auto"/>
         <w:rPr>
-          <w:color w:val="888888"/>
-          <w:sz w:val="18"/>
-          <w:szCs w:val="18"/>
-        </w:rPr>
-      </w:pPr>
-      <w:r>
-        <w:rPr>
-          <w:rFonts w:ascii="Arial Unicode MS" w:cs="Arial Unicode MS" w:eastAsia="Arial Unicode MS" w:hAnsi="Arial Unicode MS"/>
-          <w:color w:val="888888"/>
-          <w:sz w:val="18"/>
-          <w:szCs w:val="18"/>
+          <w:sz w:val="21"/>
+          <w:szCs w:val="21"/>
+        </w:rPr>
+      </w:pPr>
+      <w:r>
+        <w:rPr>
+          <w:rFonts w:ascii="Arial Unicode MS" w:cs="Arial Unicode MS" w:eastAsia="Arial Unicode MS" w:hAnsi="Arial Unicode MS"/>
+          <w:sz w:val="21"/>
+          <w:szCs w:val="21"/>
           <w:rtl w:val="0"/>
         </w:rPr>
         <w:t xml:space="preserve">(아래 항목 중 하나를 선택해 주세요)</w:t>
@@ -2167,17 +2150,15 @@
       <w:pPr>
         <w:spacing w:after="120" w:lineRule="auto"/>
         <w:rPr>
-          <w:color w:val="888888"/>
-          <w:sz w:val="18"/>
-          <w:szCs w:val="18"/>
-        </w:rPr>
-      </w:pPr>
-      <w:r>
-        <w:rPr>
-          <w:rFonts w:ascii="Arial Unicode MS" w:cs="Arial Unicode MS" w:eastAsia="Arial Unicode MS" w:hAnsi="Arial Unicode MS"/>
-          <w:color w:val="888888"/>
-          <w:sz w:val="18"/>
-          <w:szCs w:val="18"/>
+          <w:sz w:val="21"/>
+          <w:szCs w:val="21"/>
+        </w:rPr>
+      </w:pPr>
+      <w:r>
+        <w:rPr>
+          <w:rFonts w:ascii="Arial Unicode MS" w:cs="Arial Unicode MS" w:eastAsia="Arial Unicode MS" w:hAnsi="Arial Unicode MS"/>
+          <w:sz w:val="21"/>
+          <w:szCs w:val="21"/>
           <w:rtl w:val="0"/>
         </w:rPr>
         <w:t xml:space="preserve">☐ 동의</w:t>
@@ -2187,17 +2168,15 @@
       <w:pPr>
         <w:spacing w:after="120" w:lineRule="auto"/>
         <w:rPr>
-          <w:color w:val="888888"/>
-          <w:sz w:val="18"/>
-          <w:szCs w:val="18"/>
-        </w:rPr>
-      </w:pPr>
-      <w:r>
-        <w:rPr>
-          <w:rFonts w:ascii="Arial Unicode MS" w:cs="Arial Unicode MS" w:eastAsia="Arial Unicode MS" w:hAnsi="Arial Unicode MS"/>
-          <w:color w:val="888888"/>
-          <w:sz w:val="18"/>
-          <w:szCs w:val="18"/>
+          <w:sz w:val="21"/>
+          <w:szCs w:val="21"/>
+        </w:rPr>
+      </w:pPr>
+      <w:r>
+        <w:rPr>
+          <w:rFonts w:ascii="Arial Unicode MS" w:cs="Arial Unicode MS" w:eastAsia="Arial Unicode MS" w:hAnsi="Arial Unicode MS"/>
+          <w:sz w:val="21"/>
+          <w:szCs w:val="21"/>
           <w:rtl w:val="0"/>
         </w:rPr>
         <w:t xml:space="preserve">을은 갑이 촬영한 사진 및 영상(시술 부위 등 건강정보 포함)을 아래에 기재된 범위 내에서 편집, 게시하고 마케팅, 광고 및 홍보 목적으로 활용하는 데 동의한다.</w:t>
@@ -2207,17 +2186,15 @@
       <w:pPr>
         <w:spacing w:after="120" w:lineRule="auto"/>
         <w:rPr>
-          <w:color w:val="888888"/>
-          <w:sz w:val="18"/>
-          <w:szCs w:val="18"/>
-        </w:rPr>
-      </w:pPr>
-      <w:r>
-        <w:rPr>
-          <w:rFonts w:ascii="Arial Unicode MS" w:cs="Arial Unicode MS" w:eastAsia="Arial Unicode MS" w:hAnsi="Arial Unicode MS"/>
-          <w:color w:val="888888"/>
-          <w:sz w:val="18"/>
-          <w:szCs w:val="18"/>
+          <w:sz w:val="21"/>
+          <w:szCs w:val="21"/>
+        </w:rPr>
+      </w:pPr>
+      <w:r>
+        <w:rPr>
+          <w:rFonts w:ascii="Arial Unicode MS" w:cs="Arial Unicode MS" w:eastAsia="Arial Unicode MS" w:hAnsi="Arial Unicode MS"/>
+          <w:sz w:val="21"/>
+          <w:szCs w:val="21"/>
           <w:rtl w:val="0"/>
         </w:rPr>
         <w:t xml:space="preserve">☐ 비동의</w:t>
@@ -2227,17 +2204,15 @@
       <w:pPr>
         <w:spacing w:after="120" w:lineRule="auto"/>
         <w:rPr>
-          <w:color w:val="888888"/>
-          <w:sz w:val="18"/>
-          <w:szCs w:val="18"/>
-        </w:rPr>
-      </w:pPr>
-      <w:r>
-        <w:rPr>
-          <w:rFonts w:ascii="Arial Unicode MS" w:cs="Arial Unicode MS" w:eastAsia="Arial Unicode MS" w:hAnsi="Arial Unicode MS"/>
-          <w:color w:val="888888"/>
-          <w:sz w:val="18"/>
-          <w:szCs w:val="18"/>
+          <w:sz w:val="21"/>
+          <w:szCs w:val="21"/>
+        </w:rPr>
+      </w:pPr>
+      <w:r>
+        <w:rPr>
+          <w:rFonts w:ascii="Arial Unicode MS" w:cs="Arial Unicode MS" w:eastAsia="Arial Unicode MS" w:hAnsi="Arial Unicode MS"/>
+          <w:sz w:val="21"/>
+          <w:szCs w:val="21"/>
           <w:rtl w:val="0"/>
         </w:rPr>
         <w:t xml:space="preserve">갑은 해당 촬영물을 안내된 목적 및 보유 기간에 따라 내부 확인 용도로만 사용하며, 마케팅 목적으로 공개하지 않는다.</w:t>
@@ -2247,17 +2222,15 @@
       <w:pPr>
         <w:spacing w:after="120" w:lineRule="auto"/>
         <w:rPr>
-          <w:color w:val="888888"/>
-          <w:sz w:val="18"/>
-          <w:szCs w:val="18"/>
-        </w:rPr>
-      </w:pPr>
-      <w:r>
-        <w:rPr>
-          <w:rFonts w:ascii="Arial Unicode MS" w:cs="Arial Unicode MS" w:eastAsia="Arial Unicode MS" w:hAnsi="Arial Unicode MS"/>
-          <w:color w:val="888888"/>
-          <w:sz w:val="18"/>
-          <w:szCs w:val="18"/>
+          <w:sz w:val="21"/>
+          <w:szCs w:val="21"/>
+        </w:rPr>
+      </w:pPr>
+      <w:r>
+        <w:rPr>
+          <w:rFonts w:ascii="Arial Unicode MS" w:cs="Arial Unicode MS" w:eastAsia="Arial Unicode MS" w:hAnsi="Arial Unicode MS"/>
+          <w:sz w:val="21"/>
+          <w:szCs w:val="21"/>
           <w:rtl w:val="0"/>
         </w:rPr>
         <w:t xml:space="preserve">동의 시 활용 범위 기재</w:t>
@@ -2267,17 +2240,15 @@
       <w:pPr>
         <w:spacing w:after="120" w:lineRule="auto"/>
         <w:rPr>
-          <w:color w:val="888888"/>
-          <w:sz w:val="18"/>
-          <w:szCs w:val="18"/>
-        </w:rPr>
-      </w:pPr>
-      <w:r>
-        <w:rPr>
-          <w:rFonts w:ascii="Arial Unicode MS" w:cs="Arial Unicode MS" w:eastAsia="Arial Unicode MS" w:hAnsi="Arial Unicode MS"/>
-          <w:color w:val="888888"/>
-          <w:sz w:val="18"/>
-          <w:szCs w:val="18"/>
+          <w:sz w:val="21"/>
+          <w:szCs w:val="21"/>
+        </w:rPr>
+      </w:pPr>
+      <w:r>
+        <w:rPr>
+          <w:rFonts w:ascii="Arial Unicode MS" w:cs="Arial Unicode MS" w:eastAsia="Arial Unicode MS" w:hAnsi="Arial Unicode MS"/>
+          <w:sz w:val="21"/>
+          <w:szCs w:val="21"/>
           <w:rtl w:val="0"/>
         </w:rPr>
         <w:t xml:space="preserve">사용 채널: ____________________</w:t>
@@ -2287,17 +2258,15 @@
       <w:pPr>
         <w:spacing w:after="120" w:lineRule="auto"/>
         <w:rPr>
-          <w:color w:val="888888"/>
-          <w:sz w:val="18"/>
-          <w:szCs w:val="18"/>
-        </w:rPr>
-      </w:pPr>
-      <w:r>
-        <w:rPr>
-          <w:rFonts w:ascii="Arial Unicode MS" w:cs="Arial Unicode MS" w:eastAsia="Arial Unicode MS" w:hAnsi="Arial Unicode MS"/>
-          <w:color w:val="888888"/>
-          <w:sz w:val="18"/>
-          <w:szCs w:val="18"/>
+          <w:sz w:val="21"/>
+          <w:szCs w:val="21"/>
+        </w:rPr>
+      </w:pPr>
+      <w:r>
+        <w:rPr>
+          <w:rFonts w:ascii="Arial Unicode MS" w:cs="Arial Unicode MS" w:eastAsia="Arial Unicode MS" w:hAnsi="Arial Unicode MS"/>
+          <w:sz w:val="21"/>
+          <w:szCs w:val="21"/>
           <w:rtl w:val="0"/>
         </w:rPr>
         <w:t xml:space="preserve">사용 기간: ____________________</w:t>
@@ -2307,17 +2276,15 @@
       <w:pPr>
         <w:spacing w:after="120" w:lineRule="auto"/>
         <w:rPr>
-          <w:color w:val="888888"/>
-          <w:sz w:val="18"/>
-          <w:szCs w:val="18"/>
-        </w:rPr>
-      </w:pPr>
-      <w:r>
-        <w:rPr>
-          <w:rFonts w:ascii="Arial Unicode MS" w:cs="Arial Unicode MS" w:eastAsia="Arial Unicode MS" w:hAnsi="Arial Unicode MS"/>
-          <w:color w:val="888888"/>
-          <w:sz w:val="18"/>
-          <w:szCs w:val="18"/>
+          <w:sz w:val="21"/>
+          <w:szCs w:val="21"/>
+        </w:rPr>
+      </w:pPr>
+      <w:r>
+        <w:rPr>
+          <w:rFonts w:ascii="Arial Unicode MS" w:cs="Arial Unicode MS" w:eastAsia="Arial Unicode MS" w:hAnsi="Arial Unicode MS"/>
+          <w:sz w:val="21"/>
+          <w:szCs w:val="21"/>
           <w:rtl w:val="0"/>
         </w:rPr>
         <w:t xml:space="preserve">이용 방식: [일반 게시 / 광고 집행 / 기타]</w:t>
@@ -2327,17 +2294,15 @@
       <w:pPr>
         <w:spacing w:after="120" w:lineRule="auto"/>
         <w:rPr>
-          <w:color w:val="888888"/>
-          <w:sz w:val="18"/>
-          <w:szCs w:val="18"/>
-        </w:rPr>
-      </w:pPr>
-      <w:r>
-        <w:rPr>
-          <w:rFonts w:ascii="Arial Unicode MS" w:cs="Arial Unicode MS" w:eastAsia="Arial Unicode MS" w:hAnsi="Arial Unicode MS"/>
-          <w:color w:val="888888"/>
-          <w:sz w:val="18"/>
-          <w:szCs w:val="18"/>
+          <w:sz w:val="21"/>
+          <w:szCs w:val="21"/>
+        </w:rPr>
+      </w:pPr>
+      <w:r>
+        <w:rPr>
+          <w:rFonts w:ascii="Arial Unicode MS" w:cs="Arial Unicode MS" w:eastAsia="Arial Unicode MS" w:hAnsi="Arial Unicode MS"/>
+          <w:sz w:val="21"/>
+          <w:szCs w:val="21"/>
           <w:rtl w:val="0"/>
         </w:rPr>
         <w:t xml:space="preserve">7.3 마케팅 활용에 동의하지 않은 경우, 갑은 안내된 보유 기간 및 관련 법령에 따라 촬영물을 관리하고 삭제한다.</w:t>
@@ -2347,17 +2312,15 @@
       <w:pPr>
         <w:spacing w:after="120" w:lineRule="auto"/>
         <w:rPr>
-          <w:color w:val="888888"/>
-          <w:sz w:val="18"/>
-          <w:szCs w:val="18"/>
-        </w:rPr>
-      </w:pPr>
-      <w:r>
-        <w:rPr>
-          <w:rFonts w:ascii="Arial Unicode MS" w:cs="Arial Unicode MS" w:eastAsia="Arial Unicode MS" w:hAnsi="Arial Unicode MS"/>
-          <w:color w:val="888888"/>
-          <w:sz w:val="18"/>
-          <w:szCs w:val="18"/>
+          <w:sz w:val="21"/>
+          <w:szCs w:val="21"/>
+        </w:rPr>
+      </w:pPr>
+      <w:r>
+        <w:rPr>
+          <w:rFonts w:ascii="Arial Unicode MS" w:cs="Arial Unicode MS" w:eastAsia="Arial Unicode MS" w:hAnsi="Arial Unicode MS"/>
+          <w:sz w:val="21"/>
+          <w:szCs w:val="21"/>
           <w:rtl w:val="0"/>
         </w:rPr>
         <w:t xml:space="preserve">보유 기간: ____________________</w:t>
@@ -2369,19 +2332,17 @@
         <w:rPr>
           <w:b w:val="1"/>
           <w:bCs w:val="1"/>
-          <w:color w:val="888888"/>
-          <w:sz w:val="18"/>
-          <w:szCs w:val="18"/>
-        </w:rPr>
-      </w:pPr>
-      <w:r>
-        <w:rPr>
-          <w:rFonts w:ascii="Arial Unicode MS" w:cs="Arial Unicode MS" w:eastAsia="Arial Unicode MS" w:hAnsi="Arial Unicode MS"/>
-          <w:b w:val="1"/>
-          <w:bCs w:val="1"/>
-          <w:color w:val="888888"/>
-          <w:sz w:val="18"/>
-          <w:szCs w:val="18"/>
+          <w:sz w:val="21"/>
+          <w:szCs w:val="21"/>
+        </w:rPr>
+      </w:pPr>
+      <w:r>
+        <w:rPr>
+          <w:rFonts w:ascii="Arial Unicode MS" w:cs="Arial Unicode MS" w:eastAsia="Arial Unicode MS" w:hAnsi="Arial Unicode MS"/>
+          <w:b w:val="1"/>
+          <w:bCs w:val="1"/>
+          <w:sz w:val="21"/>
+          <w:szCs w:val="21"/>
           <w:rtl w:val="0"/>
         </w:rPr>
         <w:t xml:space="preserve">제8조 (콘텐츠 활용 및 파트너십 광고)</w:t>
@@ -2391,17 +2352,15 @@
       <w:pPr>
         <w:spacing w:after="120" w:lineRule="auto"/>
         <w:rPr>
-          <w:color w:val="888888"/>
-          <w:sz w:val="18"/>
-          <w:szCs w:val="18"/>
-        </w:rPr>
-      </w:pPr>
-      <w:r>
-        <w:rPr>
-          <w:rFonts w:ascii="Arial Unicode MS" w:cs="Arial Unicode MS" w:eastAsia="Arial Unicode MS" w:hAnsi="Arial Unicode MS"/>
-          <w:color w:val="888888"/>
-          <w:sz w:val="18"/>
-          <w:szCs w:val="18"/>
+          <w:sz w:val="21"/>
+          <w:szCs w:val="21"/>
+        </w:rPr>
+      </w:pPr>
+      <w:r>
+        <w:rPr>
+          <w:rFonts w:ascii="Arial Unicode MS" w:cs="Arial Unicode MS" w:eastAsia="Arial Unicode MS" w:hAnsi="Arial Unicode MS"/>
+          <w:sz w:val="21"/>
+          <w:szCs w:val="21"/>
           <w:rtl w:val="0"/>
         </w:rPr>
         <w:t xml:space="preserve">8.1 을이 제작한 콘텐츠의 저작권은 법령상 권리자에게 귀속되며, 갑의 공유, 재게시 및 기타 활용은 양 당사자가 합의한 범위에 따른다.</w:t>
@@ -2411,17 +2370,15 @@
       <w:pPr>
         <w:spacing w:after="120" w:lineRule="auto"/>
         <w:rPr>
-          <w:color w:val="888888"/>
-          <w:sz w:val="18"/>
-          <w:szCs w:val="18"/>
-        </w:rPr>
-      </w:pPr>
-      <w:r>
-        <w:rPr>
-          <w:rFonts w:ascii="Arial Unicode MS" w:cs="Arial Unicode MS" w:eastAsia="Arial Unicode MS" w:hAnsi="Arial Unicode MS"/>
-          <w:color w:val="888888"/>
-          <w:sz w:val="18"/>
-          <w:szCs w:val="18"/>
+          <w:sz w:val="21"/>
+          <w:szCs w:val="21"/>
+        </w:rPr>
+      </w:pPr>
+      <w:r>
+        <w:rPr>
+          <w:rFonts w:ascii="Arial Unicode MS" w:cs="Arial Unicode MS" w:eastAsia="Arial Unicode MS" w:hAnsi="Arial Unicode MS"/>
+          <w:sz w:val="21"/>
+          <w:szCs w:val="21"/>
           <w:rtl w:val="0"/>
         </w:rPr>
         <w:t xml:space="preserve">8.2 공동 작업자(Collaborator) 설정 동의</w:t>
@@ -2431,17 +2388,15 @@
       <w:pPr>
         <w:spacing w:after="120" w:lineRule="auto"/>
         <w:rPr>
-          <w:color w:val="888888"/>
-          <w:sz w:val="18"/>
-          <w:szCs w:val="18"/>
-        </w:rPr>
-      </w:pPr>
-      <w:r>
-        <w:rPr>
-          <w:rFonts w:ascii="Arial Unicode MS" w:cs="Arial Unicode MS" w:eastAsia="Arial Unicode MS" w:hAnsi="Arial Unicode MS"/>
-          <w:color w:val="888888"/>
-          <w:sz w:val="18"/>
-          <w:szCs w:val="18"/>
+          <w:sz w:val="21"/>
+          <w:szCs w:val="21"/>
+        </w:rPr>
+      </w:pPr>
+      <w:r>
+        <w:rPr>
+          <w:rFonts w:ascii="Arial Unicode MS" w:cs="Arial Unicode MS" w:eastAsia="Arial Unicode MS" w:hAnsi="Arial Unicode MS"/>
+          <w:sz w:val="21"/>
+          <w:szCs w:val="21"/>
           <w:rtl w:val="0"/>
         </w:rPr>
         <w:t xml:space="preserve">을은 본 협업을 통해 제작한 인스타그램 콘텐츠에 대해 갑이 공동 작업자(Collaborator) 초대를 요청할 수 있으며, 아래 동의 여부에 따라 해당 초대를 수락한다.</w:t>
@@ -2451,17 +2406,15 @@
       <w:pPr>
         <w:spacing w:after="120" w:lineRule="auto"/>
         <w:rPr>
-          <w:color w:val="888888"/>
-          <w:sz w:val="18"/>
-          <w:szCs w:val="18"/>
-        </w:rPr>
-      </w:pPr>
-      <w:r>
-        <w:rPr>
-          <w:rFonts w:ascii="Arial Unicode MS" w:cs="Arial Unicode MS" w:eastAsia="Arial Unicode MS" w:hAnsi="Arial Unicode MS"/>
-          <w:color w:val="888888"/>
-          <w:sz w:val="18"/>
-          <w:szCs w:val="18"/>
+          <w:sz w:val="21"/>
+          <w:szCs w:val="21"/>
+        </w:rPr>
+      </w:pPr>
+      <w:r>
+        <w:rPr>
+          <w:rFonts w:ascii="Arial Unicode MS" w:cs="Arial Unicode MS" w:eastAsia="Arial Unicode MS" w:hAnsi="Arial Unicode MS"/>
+          <w:sz w:val="21"/>
+          <w:szCs w:val="21"/>
           <w:rtl w:val="0"/>
         </w:rPr>
         <w:t xml:space="preserve">(아래 항목 중 하나를 선택해 주세요)</w:t>
@@ -2471,17 +2424,15 @@
       <w:pPr>
         <w:spacing w:after="120" w:lineRule="auto"/>
         <w:rPr>
-          <w:color w:val="888888"/>
-          <w:sz w:val="18"/>
-          <w:szCs w:val="18"/>
-        </w:rPr>
-      </w:pPr>
-      <w:r>
-        <w:rPr>
-          <w:rFonts w:ascii="Arial Unicode MS" w:cs="Arial Unicode MS" w:eastAsia="Arial Unicode MS" w:hAnsi="Arial Unicode MS"/>
-          <w:color w:val="888888"/>
-          <w:sz w:val="18"/>
-          <w:szCs w:val="18"/>
+          <w:sz w:val="21"/>
+          <w:szCs w:val="21"/>
+        </w:rPr>
+      </w:pPr>
+      <w:r>
+        <w:rPr>
+          <w:rFonts w:ascii="Arial Unicode MS" w:cs="Arial Unicode MS" w:eastAsia="Arial Unicode MS" w:hAnsi="Arial Unicode MS"/>
+          <w:sz w:val="21"/>
+          <w:szCs w:val="21"/>
           <w:rtl w:val="0"/>
         </w:rPr>
         <w:t xml:space="preserve">☐ 동의: 을은 갑의 공식 인스타그램 계정을 공동 작업자(Collaborator)로 설정하는 데 동의하며, 갑이 보낸 공동 작업자 초대를 수락하여야 한다.</w:t>
@@ -2491,17 +2442,15 @@
       <w:pPr>
         <w:spacing w:after="120" w:lineRule="auto"/>
         <w:rPr>
-          <w:color w:val="888888"/>
-          <w:sz w:val="18"/>
-          <w:szCs w:val="18"/>
-        </w:rPr>
-      </w:pPr>
-      <w:r>
-        <w:rPr>
-          <w:rFonts w:ascii="Arial Unicode MS" w:cs="Arial Unicode MS" w:eastAsia="Arial Unicode MS" w:hAnsi="Arial Unicode MS"/>
-          <w:color w:val="888888"/>
-          <w:sz w:val="18"/>
-          <w:szCs w:val="18"/>
+          <w:sz w:val="21"/>
+          <w:szCs w:val="21"/>
+        </w:rPr>
+      </w:pPr>
+      <w:r>
+        <w:rPr>
+          <w:rFonts w:ascii="Arial Unicode MS" w:cs="Arial Unicode MS" w:eastAsia="Arial Unicode MS" w:hAnsi="Arial Unicode MS"/>
+          <w:sz w:val="21"/>
+          <w:szCs w:val="21"/>
           <w:rtl w:val="0"/>
         </w:rPr>
         <w:t xml:space="preserve">☐ 비동의: 을은 갑의 공동 작업자(Collaborator) 설정에 동의하지 않는다.</w:t>
@@ -2511,17 +2460,15 @@
       <w:pPr>
         <w:spacing w:after="120" w:lineRule="auto"/>
         <w:rPr>
-          <w:color w:val="888888"/>
-          <w:sz w:val="18"/>
-          <w:szCs w:val="18"/>
-        </w:rPr>
-      </w:pPr>
-      <w:r>
-        <w:rPr>
-          <w:rFonts w:ascii="Arial Unicode MS" w:cs="Arial Unicode MS" w:eastAsia="Arial Unicode MS" w:hAnsi="Arial Unicode MS"/>
-          <w:color w:val="888888"/>
-          <w:sz w:val="18"/>
-          <w:szCs w:val="18"/>
+          <w:sz w:val="21"/>
+          <w:szCs w:val="21"/>
+        </w:rPr>
+      </w:pPr>
+      <w:r>
+        <w:rPr>
+          <w:rFonts w:ascii="Arial Unicode MS" w:cs="Arial Unicode MS" w:eastAsia="Arial Unicode MS" w:hAnsi="Arial Unicode MS"/>
+          <w:sz w:val="21"/>
+          <w:szCs w:val="21"/>
           <w:rtl w:val="0"/>
         </w:rPr>
         <w:t xml:space="preserve">8.3 광고 집행 활용 동의</w:t>
@@ -2531,17 +2478,15 @@
       <w:pPr>
         <w:spacing w:after="120" w:lineRule="auto"/>
         <w:rPr>
-          <w:color w:val="888888"/>
-          <w:sz w:val="18"/>
-          <w:szCs w:val="18"/>
-        </w:rPr>
-      </w:pPr>
-      <w:r>
-        <w:rPr>
-          <w:rFonts w:ascii="Arial Unicode MS" w:cs="Arial Unicode MS" w:eastAsia="Arial Unicode MS" w:hAnsi="Arial Unicode MS"/>
-          <w:color w:val="888888"/>
-          <w:sz w:val="18"/>
-          <w:szCs w:val="18"/>
+          <w:sz w:val="21"/>
+          <w:szCs w:val="21"/>
+        </w:rPr>
+      </w:pPr>
+      <w:r>
+        <w:rPr>
+          <w:rFonts w:ascii="Arial Unicode MS" w:cs="Arial Unicode MS" w:eastAsia="Arial Unicode MS" w:hAnsi="Arial Unicode MS"/>
+          <w:sz w:val="21"/>
+          <w:szCs w:val="21"/>
           <w:rtl w:val="0"/>
         </w:rPr>
         <w:t xml:space="preserve">을은 본 협업을 통해 제작한 콘텐츠를 갑이 파트너십 광고(Partnership Ads), 메타 부스팅(Meta Boosting) 등 광고 캠페인에 활용하는 것에 대해 아래와 같이 동의 여부를 선택할 수 있다.</w:t>
@@ -2551,17 +2496,15 @@
       <w:pPr>
         <w:spacing w:after="120" w:lineRule="auto"/>
         <w:rPr>
-          <w:color w:val="888888"/>
-          <w:sz w:val="18"/>
-          <w:szCs w:val="18"/>
-        </w:rPr>
-      </w:pPr>
-      <w:r>
-        <w:rPr>
-          <w:rFonts w:ascii="Arial Unicode MS" w:cs="Arial Unicode MS" w:eastAsia="Arial Unicode MS" w:hAnsi="Arial Unicode MS"/>
-          <w:color w:val="888888"/>
-          <w:sz w:val="18"/>
-          <w:szCs w:val="18"/>
+          <w:sz w:val="21"/>
+          <w:szCs w:val="21"/>
+        </w:rPr>
+      </w:pPr>
+      <w:r>
+        <w:rPr>
+          <w:rFonts w:ascii="Arial Unicode MS" w:cs="Arial Unicode MS" w:eastAsia="Arial Unicode MS" w:hAnsi="Arial Unicode MS"/>
+          <w:sz w:val="21"/>
+          <w:szCs w:val="21"/>
           <w:rtl w:val="0"/>
         </w:rPr>
         <w:t xml:space="preserve">(아래 항목 중 하나를 선택해 주세요)</w:t>
@@ -2571,17 +2514,15 @@
       <w:pPr>
         <w:spacing w:after="120" w:lineRule="auto"/>
         <w:rPr>
-          <w:color w:val="888888"/>
-          <w:sz w:val="18"/>
-          <w:szCs w:val="18"/>
-        </w:rPr>
-      </w:pPr>
-      <w:r>
-        <w:rPr>
-          <w:rFonts w:ascii="Arial Unicode MS" w:cs="Arial Unicode MS" w:eastAsia="Arial Unicode MS" w:hAnsi="Arial Unicode MS"/>
-          <w:color w:val="888888"/>
-          <w:sz w:val="18"/>
-          <w:szCs w:val="18"/>
+          <w:sz w:val="21"/>
+          <w:szCs w:val="21"/>
+        </w:rPr>
+      </w:pPr>
+      <w:r>
+        <w:rPr>
+          <w:rFonts w:ascii="Arial Unicode MS" w:cs="Arial Unicode MS" w:eastAsia="Arial Unicode MS" w:hAnsi="Arial Unicode MS"/>
+          <w:sz w:val="21"/>
+          <w:szCs w:val="21"/>
           <w:rtl w:val="0"/>
         </w:rPr>
         <w:t xml:space="preserve">☐ 동의: 을은 갑이 합의된 범위 내에서 콘텐츠를 광고 집행에 활용하는 데 동의하며, 광고 집행에 필요한 권한 승인 및 관련 기능 설정에 협조한다.</w:t>
@@ -2591,17 +2532,15 @@
       <w:pPr>
         <w:spacing w:after="120" w:lineRule="auto"/>
         <w:rPr>
-          <w:color w:val="888888"/>
-          <w:sz w:val="18"/>
-          <w:szCs w:val="18"/>
-        </w:rPr>
-      </w:pPr>
-      <w:r>
-        <w:rPr>
-          <w:rFonts w:ascii="Arial Unicode MS" w:cs="Arial Unicode MS" w:eastAsia="Arial Unicode MS" w:hAnsi="Arial Unicode MS"/>
-          <w:color w:val="888888"/>
-          <w:sz w:val="18"/>
-          <w:szCs w:val="18"/>
+          <w:sz w:val="21"/>
+          <w:szCs w:val="21"/>
+        </w:rPr>
+      </w:pPr>
+      <w:r>
+        <w:rPr>
+          <w:rFonts w:ascii="Arial Unicode MS" w:cs="Arial Unicode MS" w:eastAsia="Arial Unicode MS" w:hAnsi="Arial Unicode MS"/>
+          <w:sz w:val="21"/>
+          <w:szCs w:val="21"/>
           <w:rtl w:val="0"/>
         </w:rPr>
         <w:t xml:space="preserve">☐ 비동의: 갑은 해당 콘텐츠를 광고 집행 목적으로 활용하지 않는다.</w:t>
@@ -2611,17 +2550,15 @@
       <w:pPr>
         <w:spacing w:after="120" w:lineRule="auto"/>
         <w:rPr>
-          <w:color w:val="888888"/>
-          <w:sz w:val="18"/>
-          <w:szCs w:val="18"/>
-        </w:rPr>
-      </w:pPr>
-      <w:r>
-        <w:rPr>
-          <w:rFonts w:ascii="Arial Unicode MS" w:cs="Arial Unicode MS" w:eastAsia="Arial Unicode MS" w:hAnsi="Arial Unicode MS"/>
-          <w:color w:val="888888"/>
-          <w:sz w:val="18"/>
-          <w:szCs w:val="18"/>
+          <w:sz w:val="21"/>
+          <w:szCs w:val="21"/>
+        </w:rPr>
+      </w:pPr>
+      <w:r>
+        <w:rPr>
+          <w:rFonts w:ascii="Arial Unicode MS" w:cs="Arial Unicode MS" w:eastAsia="Arial Unicode MS" w:hAnsi="Arial Unicode MS"/>
+          <w:sz w:val="21"/>
+          <w:szCs w:val="21"/>
           <w:rtl w:val="0"/>
         </w:rPr>
         <w:t xml:space="preserve">광고 활용 범위</w:t>
@@ -2631,17 +2568,15 @@
       <w:pPr>
         <w:spacing w:after="120" w:lineRule="auto"/>
         <w:rPr>
-          <w:color w:val="888888"/>
-          <w:sz w:val="18"/>
-          <w:szCs w:val="18"/>
-        </w:rPr>
-      </w:pPr>
-      <w:r>
-        <w:rPr>
-          <w:rFonts w:ascii="Arial Unicode MS" w:cs="Arial Unicode MS" w:eastAsia="Arial Unicode MS" w:hAnsi="Arial Unicode MS"/>
-          <w:color w:val="888888"/>
-          <w:sz w:val="18"/>
-          <w:szCs w:val="18"/>
+          <w:sz w:val="21"/>
+          <w:szCs w:val="21"/>
+        </w:rPr>
+      </w:pPr>
+      <w:r>
+        <w:rPr>
+          <w:rFonts w:ascii="Arial Unicode MS" w:cs="Arial Unicode MS" w:eastAsia="Arial Unicode MS" w:hAnsi="Arial Unicode MS"/>
+          <w:sz w:val="21"/>
+          <w:szCs w:val="21"/>
           <w:rtl w:val="0"/>
         </w:rPr>
         <w:t xml:space="preserve">플랫폼: ____________________</w:t>
@@ -2651,17 +2586,15 @@
       <w:pPr>
         <w:spacing w:after="120" w:lineRule="auto"/>
         <w:rPr>
-          <w:color w:val="888888"/>
-          <w:sz w:val="18"/>
-          <w:szCs w:val="18"/>
-        </w:rPr>
-      </w:pPr>
-      <w:r>
-        <w:rPr>
-          <w:rFonts w:ascii="Arial Unicode MS" w:cs="Arial Unicode MS" w:eastAsia="Arial Unicode MS" w:hAnsi="Arial Unicode MS"/>
-          <w:color w:val="888888"/>
-          <w:sz w:val="18"/>
-          <w:szCs w:val="18"/>
+          <w:sz w:val="21"/>
+          <w:szCs w:val="21"/>
+        </w:rPr>
+      </w:pPr>
+      <w:r>
+        <w:rPr>
+          <w:rFonts w:ascii="Arial Unicode MS" w:cs="Arial Unicode MS" w:eastAsia="Arial Unicode MS" w:hAnsi="Arial Unicode MS"/>
+          <w:sz w:val="21"/>
+          <w:szCs w:val="21"/>
           <w:rtl w:val="0"/>
         </w:rPr>
         <w:t xml:space="preserve">사용 기간: ____________________</w:t>
@@ -2671,17 +2604,15 @@
       <w:pPr>
         <w:spacing w:after="120" w:lineRule="auto"/>
         <w:rPr>
-          <w:color w:val="888888"/>
-          <w:sz w:val="18"/>
-          <w:szCs w:val="18"/>
-        </w:rPr>
-      </w:pPr>
-      <w:r>
-        <w:rPr>
-          <w:rFonts w:ascii="Arial Unicode MS" w:cs="Arial Unicode MS" w:eastAsia="Arial Unicode MS" w:hAnsi="Arial Unicode MS"/>
-          <w:color w:val="888888"/>
-          <w:sz w:val="18"/>
-          <w:szCs w:val="18"/>
+          <w:sz w:val="21"/>
+          <w:szCs w:val="21"/>
+        </w:rPr>
+      </w:pPr>
+      <w:r>
+        <w:rPr>
+          <w:rFonts w:ascii="Arial Unicode MS" w:cs="Arial Unicode MS" w:eastAsia="Arial Unicode MS" w:hAnsi="Arial Unicode MS"/>
+          <w:sz w:val="21"/>
+          <w:szCs w:val="21"/>
           <w:rtl w:val="0"/>
         </w:rPr>
         <w:t xml:space="preserve">승인된 광고 계정: ____________________</w:t>
@@ -2691,17 +2622,15 @@
       <w:pPr>
         <w:spacing w:after="120" w:lineRule="auto"/>
         <w:rPr>
-          <w:color w:val="888888"/>
-          <w:sz w:val="18"/>
-          <w:szCs w:val="18"/>
-        </w:rPr>
-      </w:pPr>
-      <w:r>
-        <w:rPr>
-          <w:rFonts w:ascii="Arial Unicode MS" w:cs="Arial Unicode MS" w:eastAsia="Arial Unicode MS" w:hAnsi="Arial Unicode MS"/>
-          <w:color w:val="888888"/>
-          <w:sz w:val="18"/>
-          <w:szCs w:val="18"/>
+          <w:sz w:val="21"/>
+          <w:szCs w:val="21"/>
+        </w:rPr>
+      </w:pPr>
+      <w:r>
+        <w:rPr>
+          <w:rFonts w:ascii="Arial Unicode MS" w:cs="Arial Unicode MS" w:eastAsia="Arial Unicode MS" w:hAnsi="Arial Unicode MS"/>
+          <w:sz w:val="21"/>
+          <w:szCs w:val="21"/>
           <w:rtl w:val="0"/>
         </w:rPr>
         <w:t xml:space="preserve">광고비 부담 주체: 갑</w:t>
@@ -2711,17 +2640,15 @@
       <w:pPr>
         <w:spacing w:after="120" w:lineRule="auto"/>
         <w:rPr>
-          <w:color w:val="888888"/>
-          <w:sz w:val="18"/>
-          <w:szCs w:val="18"/>
-        </w:rPr>
-      </w:pPr>
-      <w:r>
-        <w:rPr>
-          <w:rFonts w:ascii="Arial Unicode MS" w:cs="Arial Unicode MS" w:eastAsia="Arial Unicode MS" w:hAnsi="Arial Unicode MS"/>
-          <w:color w:val="888888"/>
-          <w:sz w:val="18"/>
-          <w:szCs w:val="18"/>
+          <w:sz w:val="21"/>
+          <w:szCs w:val="21"/>
+        </w:rPr>
+      </w:pPr>
+      <w:r>
+        <w:rPr>
+          <w:rFonts w:ascii="Arial Unicode MS" w:cs="Arial Unicode MS" w:eastAsia="Arial Unicode MS" w:hAnsi="Arial Unicode MS"/>
+          <w:sz w:val="21"/>
+          <w:szCs w:val="21"/>
           <w:rtl w:val="0"/>
         </w:rPr>
         <w:t xml:space="preserve">8.4 합의 범위 외 콘텐츠 활용</w:t>
@@ -2731,17 +2658,15 @@
       <w:pPr>
         <w:spacing w:after="120" w:lineRule="auto"/>
         <w:rPr>
-          <w:color w:val="888888"/>
-          <w:sz w:val="18"/>
-          <w:szCs w:val="18"/>
-        </w:rPr>
-      </w:pPr>
-      <w:r>
-        <w:rPr>
-          <w:rFonts w:ascii="Arial Unicode MS" w:cs="Arial Unicode MS" w:eastAsia="Arial Unicode MS" w:hAnsi="Arial Unicode MS"/>
-          <w:color w:val="888888"/>
-          <w:sz w:val="18"/>
-          <w:szCs w:val="18"/>
+          <w:sz w:val="21"/>
+          <w:szCs w:val="21"/>
+        </w:rPr>
+      </w:pPr>
+      <w:r>
+        <w:rPr>
+          <w:rFonts w:ascii="Arial Unicode MS" w:cs="Arial Unicode MS" w:eastAsia="Arial Unicode MS" w:hAnsi="Arial Unicode MS"/>
+          <w:sz w:val="21"/>
+          <w:szCs w:val="21"/>
           <w:rtl w:val="0"/>
         </w:rPr>
         <w:t xml:space="preserve">갑이 합의된 범위를 초과하여 콘텐츠를 다운로드, 추가 편집, 재게시 또는 기타 목적으로 활용하려는 경우, 을의 사전 추가 동의를 받아야 한다.</w:t>
@@ -2753,19 +2678,17 @@
         <w:rPr>
           <w:b w:val="1"/>
           <w:bCs w:val="1"/>
-          <w:color w:val="888888"/>
-          <w:sz w:val="18"/>
-          <w:szCs w:val="18"/>
-        </w:rPr>
-      </w:pPr>
-      <w:r>
-        <w:rPr>
-          <w:rFonts w:ascii="Arial Unicode MS" w:cs="Arial Unicode MS" w:eastAsia="Arial Unicode MS" w:hAnsi="Arial Unicode MS"/>
-          <w:b w:val="1"/>
-          <w:bCs w:val="1"/>
-          <w:color w:val="888888"/>
-          <w:sz w:val="18"/>
-          <w:szCs w:val="18"/>
+          <w:sz w:val="21"/>
+          <w:szCs w:val="21"/>
+        </w:rPr>
+      </w:pPr>
+      <w:r>
+        <w:rPr>
+          <w:rFonts w:ascii="Arial Unicode MS" w:cs="Arial Unicode MS" w:eastAsia="Arial Unicode MS" w:hAnsi="Arial Unicode MS"/>
+          <w:b w:val="1"/>
+          <w:bCs w:val="1"/>
+          <w:sz w:val="21"/>
+          <w:szCs w:val="21"/>
           <w:rtl w:val="0"/>
         </w:rPr>
         <w:t xml:space="preserve">제9조 (협업 변경 및 종료)</w:t>
@@ -2775,17 +2698,15 @@
       <w:pPr>
         <w:spacing w:after="120" w:lineRule="auto"/>
         <w:rPr>
-          <w:color w:val="888888"/>
-          <w:sz w:val="18"/>
-          <w:szCs w:val="18"/>
-        </w:rPr>
-      </w:pPr>
-      <w:r>
-        <w:rPr>
-          <w:rFonts w:ascii="Arial Unicode MS" w:cs="Arial Unicode MS" w:eastAsia="Arial Unicode MS" w:hAnsi="Arial Unicode MS"/>
-          <w:color w:val="888888"/>
-          <w:sz w:val="18"/>
-          <w:szCs w:val="18"/>
+          <w:sz w:val="21"/>
+          <w:szCs w:val="21"/>
+        </w:rPr>
+      </w:pPr>
+      <w:r>
+        <w:rPr>
+          <w:rFonts w:ascii="Arial Unicode MS" w:cs="Arial Unicode MS" w:eastAsia="Arial Unicode MS" w:hAnsi="Arial Unicode MS"/>
+          <w:sz w:val="21"/>
+          <w:szCs w:val="21"/>
           <w:rtl w:val="0"/>
         </w:rPr>
         <w:t xml:space="preserve">9.1 의학적 사유 또는 불가항력으로 시술이 불가능한 경우 양 당사자는 시술 내용을 변경하거나 협업을 종료할 수 있으며, 해당 사유만으로 을의 계약 위반으로 보지 않는다.</w:t>
@@ -2795,17 +2716,15 @@
       <w:pPr>
         <w:spacing w:after="120" w:lineRule="auto"/>
         <w:rPr>
-          <w:color w:val="888888"/>
-          <w:sz w:val="18"/>
-          <w:szCs w:val="18"/>
-        </w:rPr>
-      </w:pPr>
-      <w:r>
-        <w:rPr>
-          <w:rFonts w:ascii="Arial Unicode MS" w:cs="Arial Unicode MS" w:eastAsia="Arial Unicode MS" w:hAnsi="Arial Unicode MS"/>
-          <w:color w:val="888888"/>
-          <w:sz w:val="18"/>
-          <w:szCs w:val="18"/>
+          <w:sz w:val="21"/>
+          <w:szCs w:val="21"/>
+        </w:rPr>
+      </w:pPr>
+      <w:r>
+        <w:rPr>
+          <w:rFonts w:ascii="Arial Unicode MS" w:cs="Arial Unicode MS" w:eastAsia="Arial Unicode MS" w:hAnsi="Arial Unicode MS"/>
+          <w:sz w:val="21"/>
+          <w:szCs w:val="21"/>
           <w:rtl w:val="0"/>
         </w:rPr>
         <w:t xml:space="preserve">9.2 계정 정지, 플랫폼에 의한 게시물 삭제 등 당사자의 통제를 벗어난 사유가 발생한 경우, 해당 당사자는 상대방에게 신속히 알리고 대체 이행 방안을 협의한다.</w:t>
@@ -2817,19 +2736,17 @@
         <w:rPr>
           <w:b w:val="1"/>
           <w:bCs w:val="1"/>
-          <w:color w:val="888888"/>
-          <w:sz w:val="18"/>
-          <w:szCs w:val="18"/>
-        </w:rPr>
-      </w:pPr>
-      <w:r>
-        <w:rPr>
-          <w:rFonts w:ascii="Arial Unicode MS" w:cs="Arial Unicode MS" w:eastAsia="Arial Unicode MS" w:hAnsi="Arial Unicode MS"/>
-          <w:b w:val="1"/>
-          <w:bCs w:val="1"/>
-          <w:color w:val="888888"/>
-          <w:sz w:val="18"/>
-          <w:szCs w:val="18"/>
+          <w:sz w:val="21"/>
+          <w:szCs w:val="21"/>
+        </w:rPr>
+      </w:pPr>
+      <w:r>
+        <w:rPr>
+          <w:rFonts w:ascii="Arial Unicode MS" w:cs="Arial Unicode MS" w:eastAsia="Arial Unicode MS" w:hAnsi="Arial Unicode MS"/>
+          <w:b w:val="1"/>
+          <w:bCs w:val="1"/>
+          <w:sz w:val="21"/>
+          <w:szCs w:val="21"/>
           <w:rtl w:val="0"/>
         </w:rPr>
         <w:t xml:space="preserve">제10조 (미이행 시 시술 금액 정산)</w:t>
@@ -2839,17 +2756,15 @@
       <w:pPr>
         <w:spacing w:after="120" w:lineRule="auto"/>
         <w:rPr>
-          <w:color w:val="888888"/>
-          <w:sz w:val="18"/>
-          <w:szCs w:val="18"/>
-        </w:rPr>
-      </w:pPr>
-      <w:r>
-        <w:rPr>
-          <w:rFonts w:ascii="Arial Unicode MS" w:cs="Arial Unicode MS" w:eastAsia="Arial Unicode MS" w:hAnsi="Arial Unicode MS"/>
-          <w:color w:val="888888"/>
-          <w:sz w:val="18"/>
-          <w:szCs w:val="18"/>
+          <w:sz w:val="21"/>
+          <w:szCs w:val="21"/>
+        </w:rPr>
+      </w:pPr>
+      <w:r>
+        <w:rPr>
+          <w:rFonts w:ascii="Arial Unicode MS" w:cs="Arial Unicode MS" w:eastAsia="Arial Unicode MS" w:hAnsi="Arial Unicode MS"/>
+          <w:sz w:val="21"/>
+          <w:szCs w:val="21"/>
           <w:rtl w:val="0"/>
         </w:rPr>
         <w:t xml:space="preserve">10.1 미이행 시 바로잡을 기회</w:t>
@@ -2859,17 +2774,15 @@
       <w:pPr>
         <w:spacing w:after="120" w:lineRule="auto"/>
         <w:rPr>
-          <w:color w:val="888888"/>
-          <w:sz w:val="18"/>
-          <w:szCs w:val="18"/>
-        </w:rPr>
-      </w:pPr>
-      <w:r>
-        <w:rPr>
-          <w:rFonts w:ascii="Arial Unicode MS" w:cs="Arial Unicode MS" w:eastAsia="Arial Unicode MS" w:hAnsi="Arial Unicode MS"/>
-          <w:color w:val="888888"/>
-          <w:sz w:val="18"/>
-          <w:szCs w:val="18"/>
+          <w:sz w:val="21"/>
+          <w:szCs w:val="21"/>
+        </w:rPr>
+      </w:pPr>
+      <w:r>
+        <w:rPr>
+          <w:rFonts w:ascii="Arial Unicode MS" w:cs="Arial Unicode MS" w:eastAsia="Arial Unicode MS" w:hAnsi="Arial Unicode MS"/>
+          <w:sz w:val="21"/>
+          <w:szCs w:val="21"/>
           <w:rtl w:val="0"/>
         </w:rPr>
         <w:t xml:space="preserve">일방이 계약상 주요 의무를 이행하지 않은 경우, 상대방은 그 내용을 서면으로 알리고 통지를 받은 날로부터 7일 이내에 바로잡을 기회를 준다. 다만 시정이 불가능하거나 법령에 별도 규정이 있는 경우는 예외로 한다.</w:t>
@@ -2879,17 +2792,15 @@
       <w:pPr>
         <w:spacing w:after="120" w:lineRule="auto"/>
         <w:rPr>
-          <w:color w:val="888888"/>
-          <w:sz w:val="18"/>
-          <w:szCs w:val="18"/>
-        </w:rPr>
-      </w:pPr>
-      <w:r>
-        <w:rPr>
-          <w:rFonts w:ascii="Arial Unicode MS" w:cs="Arial Unicode MS" w:eastAsia="Arial Unicode MS" w:hAnsi="Arial Unicode MS"/>
-          <w:color w:val="888888"/>
-          <w:sz w:val="18"/>
-          <w:szCs w:val="18"/>
+          <w:sz w:val="21"/>
+          <w:szCs w:val="21"/>
+        </w:rPr>
+      </w:pPr>
+      <w:r>
+        <w:rPr>
+          <w:rFonts w:ascii="Arial Unicode MS" w:cs="Arial Unicode MS" w:eastAsia="Arial Unicode MS" w:hAnsi="Arial Unicode MS"/>
+          <w:sz w:val="21"/>
+          <w:szCs w:val="21"/>
           <w:rtl w:val="0"/>
         </w:rPr>
         <w:t xml:space="preserve">10.2 시술 금액 정산</w:t>
@@ -2899,17 +2810,15 @@
       <w:pPr>
         <w:spacing w:after="120" w:lineRule="auto"/>
         <w:rPr>
-          <w:color w:val="888888"/>
-          <w:sz w:val="18"/>
-          <w:szCs w:val="18"/>
-        </w:rPr>
-      </w:pPr>
-      <w:r>
-        <w:rPr>
-          <w:rFonts w:ascii="Arial Unicode MS" w:cs="Arial Unicode MS" w:eastAsia="Arial Unicode MS" w:hAnsi="Arial Unicode MS"/>
-          <w:color w:val="888888"/>
-          <w:sz w:val="18"/>
-          <w:szCs w:val="18"/>
+          <w:sz w:val="21"/>
+          <w:szCs w:val="21"/>
+        </w:rPr>
+      </w:pPr>
+      <w:r>
+        <w:rPr>
+          <w:rFonts w:ascii="Arial Unicode MS" w:cs="Arial Unicode MS" w:eastAsia="Arial Unicode MS" w:hAnsi="Arial Unicode MS"/>
+          <w:sz w:val="21"/>
+          <w:szCs w:val="21"/>
           <w:rtl w:val="0"/>
         </w:rPr>
         <w:t xml:space="preserve">을이 시술을 받은 후 정당한 사유 없이 계약상 주요 의무를 이행하지 않고 제10조 제1항의 기간 내에도 이를 바로잡지 않은 경우, 을은 제2조의 시술 금액을 정가 기준으로 갑에게 정산한다.</w:t>
@@ -2919,17 +2828,15 @@
       <w:pPr>
         <w:spacing w:after="120" w:lineRule="auto"/>
         <w:rPr>
-          <w:color w:val="888888"/>
-          <w:sz w:val="18"/>
-          <w:szCs w:val="18"/>
-        </w:rPr>
-      </w:pPr>
-      <w:r>
-        <w:rPr>
-          <w:rFonts w:ascii="Arial Unicode MS" w:cs="Arial Unicode MS" w:eastAsia="Arial Unicode MS" w:hAnsi="Arial Unicode MS"/>
-          <w:color w:val="888888"/>
-          <w:sz w:val="18"/>
-          <w:szCs w:val="18"/>
+          <w:sz w:val="21"/>
+          <w:szCs w:val="21"/>
+        </w:rPr>
+      </w:pPr>
+      <w:r>
+        <w:rPr>
+          <w:rFonts w:ascii="Arial Unicode MS" w:cs="Arial Unicode MS" w:eastAsia="Arial Unicode MS" w:hAnsi="Arial Unicode MS"/>
+          <w:sz w:val="21"/>
+          <w:szCs w:val="21"/>
           <w:rtl w:val="0"/>
         </w:rPr>
         <w:t xml:space="preserve">정가 기준 총 시술 금액: ₩____________________</w:t>
@@ -2939,17 +2846,15 @@
       <w:pPr>
         <w:spacing w:after="120" w:lineRule="auto"/>
         <w:rPr>
-          <w:color w:val="888888"/>
-          <w:sz w:val="18"/>
-          <w:szCs w:val="18"/>
-        </w:rPr>
-      </w:pPr>
-      <w:r>
-        <w:rPr>
-          <w:rFonts w:ascii="Arial Unicode MS" w:cs="Arial Unicode MS" w:eastAsia="Arial Unicode MS" w:hAnsi="Arial Unicode MS"/>
-          <w:color w:val="888888"/>
-          <w:sz w:val="18"/>
-          <w:szCs w:val="18"/>
+          <w:sz w:val="21"/>
+          <w:szCs w:val="21"/>
+        </w:rPr>
+      </w:pPr>
+      <w:r>
+        <w:rPr>
+          <w:rFonts w:ascii="Arial Unicode MS" w:cs="Arial Unicode MS" w:eastAsia="Arial Unicode MS" w:hAnsi="Arial Unicode MS"/>
+          <w:sz w:val="21"/>
+          <w:szCs w:val="21"/>
           <w:rtl w:val="0"/>
         </w:rPr>
         <w:t xml:space="preserve">10.3 위 경우에도 갑에게 을의 사진 및 영상을 광고 목적으로 공개할 권한이 자동으로 발생하지 않으며, 활용 권한은 제7조 및 제8조에 따른다.</w:t>
@@ -2961,19 +2866,17 @@
         <w:rPr>
           <w:b w:val="1"/>
           <w:bCs w:val="1"/>
-          <w:color w:val="888888"/>
-          <w:sz w:val="18"/>
-          <w:szCs w:val="18"/>
-        </w:rPr>
-      </w:pPr>
-      <w:r>
-        <w:rPr>
-          <w:rFonts w:ascii="Arial Unicode MS" w:cs="Arial Unicode MS" w:eastAsia="Arial Unicode MS" w:hAnsi="Arial Unicode MS"/>
-          <w:b w:val="1"/>
-          <w:bCs w:val="1"/>
-          <w:color w:val="888888"/>
-          <w:sz w:val="18"/>
-          <w:szCs w:val="18"/>
+          <w:sz w:val="21"/>
+          <w:szCs w:val="21"/>
+        </w:rPr>
+      </w:pPr>
+      <w:r>
+        <w:rPr>
+          <w:rFonts w:ascii="Arial Unicode MS" w:cs="Arial Unicode MS" w:eastAsia="Arial Unicode MS" w:hAnsi="Arial Unicode MS"/>
+          <w:b w:val="1"/>
+          <w:bCs w:val="1"/>
+          <w:sz w:val="21"/>
+          <w:szCs w:val="21"/>
           <w:rtl w:val="0"/>
         </w:rPr>
         <w:t xml:space="preserve">제11조 (개인정보 보호)</w:t>
@@ -2983,17 +2886,15 @@
       <w:pPr>
         <w:spacing w:after="120" w:lineRule="auto"/>
         <w:rPr>
-          <w:color w:val="888888"/>
-          <w:sz w:val="18"/>
-          <w:szCs w:val="18"/>
-        </w:rPr>
-      </w:pPr>
-      <w:r>
-        <w:rPr>
-          <w:rFonts w:ascii="Arial Unicode MS" w:cs="Arial Unicode MS" w:eastAsia="Arial Unicode MS" w:hAnsi="Arial Unicode MS"/>
-          <w:color w:val="888888"/>
-          <w:sz w:val="18"/>
-          <w:szCs w:val="18"/>
+          <w:sz w:val="21"/>
+          <w:szCs w:val="21"/>
+        </w:rPr>
+      </w:pPr>
+      <w:r>
+        <w:rPr>
+          <w:rFonts w:ascii="Arial Unicode MS" w:cs="Arial Unicode MS" w:eastAsia="Arial Unicode MS" w:hAnsi="Arial Unicode MS"/>
+          <w:sz w:val="21"/>
+          <w:szCs w:val="21"/>
           <w:rtl w:val="0"/>
         </w:rPr>
         <w:t xml:space="preserve">갑은 계약 체결 및 협업 진행에 필요한 범위 내에서 을의 개인정보를 수집·이용하며, 고지된 처리 목적, 보유 기간 및 관련 법령에 따라 관리한다.</w:t>
@@ -3003,17 +2904,15 @@
       <w:pPr>
         <w:spacing w:after="120" w:lineRule="auto"/>
         <w:rPr>
-          <w:color w:val="888888"/>
-          <w:sz w:val="18"/>
-          <w:szCs w:val="18"/>
-        </w:rPr>
-      </w:pPr>
-      <w:r>
-        <w:rPr>
-          <w:rFonts w:ascii="Arial Unicode MS" w:cs="Arial Unicode MS" w:eastAsia="Arial Unicode MS" w:hAnsi="Arial Unicode MS"/>
-          <w:color w:val="888888"/>
-          <w:sz w:val="18"/>
-          <w:szCs w:val="18"/>
+          <w:sz w:val="21"/>
+          <w:szCs w:val="21"/>
+        </w:rPr>
+      </w:pPr>
+      <w:r>
+        <w:rPr>
+          <w:rFonts w:ascii="Arial Unicode MS" w:cs="Arial Unicode MS" w:eastAsia="Arial Unicode MS" w:hAnsi="Arial Unicode MS"/>
+          <w:sz w:val="21"/>
+          <w:szCs w:val="21"/>
           <w:rtl w:val="0"/>
         </w:rPr>
         <w:t xml:space="preserve">건강정보 및 진료기록은 관련 법령과 별도의 동의서에 따라 처리한다.</w:t>
@@ -3025,19 +2924,17 @@
         <w:rPr>
           <w:b w:val="1"/>
           <w:bCs w:val="1"/>
-          <w:color w:val="888888"/>
-          <w:sz w:val="18"/>
-          <w:szCs w:val="18"/>
-        </w:rPr>
-      </w:pPr>
-      <w:r>
-        <w:rPr>
-          <w:rFonts w:ascii="Arial Unicode MS" w:cs="Arial Unicode MS" w:eastAsia="Arial Unicode MS" w:hAnsi="Arial Unicode MS"/>
-          <w:b w:val="1"/>
-          <w:bCs w:val="1"/>
-          <w:color w:val="888888"/>
-          <w:sz w:val="18"/>
-          <w:szCs w:val="18"/>
+          <w:sz w:val="21"/>
+          <w:szCs w:val="21"/>
+        </w:rPr>
+      </w:pPr>
+      <w:r>
+        <w:rPr>
+          <w:rFonts w:ascii="Arial Unicode MS" w:cs="Arial Unicode MS" w:eastAsia="Arial Unicode MS" w:hAnsi="Arial Unicode MS"/>
+          <w:b w:val="1"/>
+          <w:bCs w:val="1"/>
+          <w:sz w:val="21"/>
+          <w:szCs w:val="21"/>
           <w:rtl w:val="0"/>
         </w:rPr>
         <w:t xml:space="preserve">제12조 (준거법 및 기타 사항)</w:t>
@@ -3047,17 +2944,15 @@
       <w:pPr>
         <w:spacing w:after="120" w:lineRule="auto"/>
         <w:rPr>
-          <w:color w:val="888888"/>
-          <w:sz w:val="18"/>
-          <w:szCs w:val="18"/>
-        </w:rPr>
-      </w:pPr>
-      <w:r>
-        <w:rPr>
-          <w:rFonts w:ascii="Arial Unicode MS" w:cs="Arial Unicode MS" w:eastAsia="Arial Unicode MS" w:hAnsi="Arial Unicode MS"/>
-          <w:color w:val="888888"/>
-          <w:sz w:val="18"/>
-          <w:szCs w:val="18"/>
+          <w:sz w:val="21"/>
+          <w:szCs w:val="21"/>
+        </w:rPr>
+      </w:pPr>
+      <w:r>
+        <w:rPr>
+          <w:rFonts w:ascii="Arial Unicode MS" w:cs="Arial Unicode MS" w:eastAsia="Arial Unicode MS" w:hAnsi="Arial Unicode MS"/>
+          <w:sz w:val="21"/>
+          <w:szCs w:val="21"/>
           <w:rtl w:val="0"/>
         </w:rPr>
         <w:t xml:space="preserve">12.1 본 계약은 대한민국 법률에 따라 해석 및 적용되며, 본 계약과 관련하여 발생하는 분쟁은 관련 법령에 따라 서울서부지방법원을 제1심 전속관할법원으로 한다.</w:t>
@@ -3067,17 +2962,15 @@
       <w:pPr>
         <w:spacing w:after="120" w:lineRule="auto"/>
         <w:rPr>
-          <w:color w:val="888888"/>
-          <w:sz w:val="18"/>
-          <w:szCs w:val="18"/>
-        </w:rPr>
-      </w:pPr>
-      <w:r>
-        <w:rPr>
-          <w:rFonts w:ascii="Arial Unicode MS" w:cs="Arial Unicode MS" w:eastAsia="Arial Unicode MS" w:hAnsi="Arial Unicode MS"/>
-          <w:color w:val="888888"/>
-          <w:sz w:val="18"/>
-          <w:szCs w:val="18"/>
+          <w:sz w:val="21"/>
+          <w:szCs w:val="21"/>
+        </w:rPr>
+      </w:pPr>
+      <w:r>
+        <w:rPr>
+          <w:rFonts w:ascii="Arial Unicode MS" w:cs="Arial Unicode MS" w:eastAsia="Arial Unicode MS" w:hAnsi="Arial Unicode MS"/>
+          <w:sz w:val="21"/>
+          <w:szCs w:val="21"/>
           <w:rtl w:val="0"/>
         </w:rPr>
         <w:t xml:space="preserve">12.2 본 계약의 변경은 양 당사자의 서면 확인을 받아야 한다.</w:t>
@@ -3089,19 +2982,17 @@
         <w:rPr>
           <w:b w:val="1"/>
           <w:bCs w:val="1"/>
-          <w:color w:val="888888"/>
-          <w:sz w:val="18"/>
-          <w:szCs w:val="18"/>
-        </w:rPr>
-      </w:pPr>
-      <w:r>
-        <w:rPr>
-          <w:rFonts w:ascii="Arial Unicode MS" w:cs="Arial Unicode MS" w:eastAsia="Arial Unicode MS" w:hAnsi="Arial Unicode MS"/>
-          <w:b w:val="1"/>
-          <w:bCs w:val="1"/>
-          <w:color w:val="888888"/>
-          <w:sz w:val="18"/>
-          <w:szCs w:val="18"/>
+          <w:sz w:val="21"/>
+          <w:szCs w:val="21"/>
+        </w:rPr>
+      </w:pPr>
+      <w:r>
+        <w:rPr>
+          <w:rFonts w:ascii="Arial Unicode MS" w:cs="Arial Unicode MS" w:eastAsia="Arial Unicode MS" w:hAnsi="Arial Unicode MS"/>
+          <w:b w:val="1"/>
+          <w:bCs w:val="1"/>
+          <w:sz w:val="21"/>
+          <w:szCs w:val="21"/>
           <w:rtl w:val="0"/>
         </w:rPr>
         <w:t xml:space="preserve">제13조 (계약 체결 및 서명)</w:t>
@@ -3113,19 +3004,17 @@
         <w:rPr>
           <w:b w:val="1"/>
           <w:bCs w:val="1"/>
-          <w:color w:val="888888"/>
-          <w:sz w:val="18"/>
-          <w:szCs w:val="18"/>
-        </w:rPr>
-      </w:pPr>
-      <w:r>
-        <w:rPr>
-          <w:rFonts w:ascii="Arial Unicode MS" w:cs="Arial Unicode MS" w:eastAsia="Arial Unicode MS" w:hAnsi="Arial Unicode MS"/>
-          <w:b w:val="1"/>
-          <w:bCs w:val="1"/>
-          <w:color w:val="888888"/>
-          <w:sz w:val="18"/>
-          <w:szCs w:val="18"/>
+          <w:sz w:val="21"/>
+          <w:szCs w:val="21"/>
+        </w:rPr>
+      </w:pPr>
+      <w:r>
+        <w:rPr>
+          <w:rFonts w:ascii="Arial Unicode MS" w:cs="Arial Unicode MS" w:eastAsia="Arial Unicode MS" w:hAnsi="Arial Unicode MS"/>
+          <w:b w:val="1"/>
+          <w:bCs w:val="1"/>
+          <w:sz w:val="21"/>
+          <w:szCs w:val="21"/>
           <w:rtl w:val="0"/>
         </w:rPr>
         <w:t xml:space="preserve">갑</w:t>
@@ -3135,17 +3024,15 @@
       <w:pPr>
         <w:spacing w:after="120" w:lineRule="auto"/>
         <w:rPr>
-          <w:color w:val="888888"/>
-          <w:sz w:val="18"/>
-          <w:szCs w:val="18"/>
-        </w:rPr>
-      </w:pPr>
-      <w:r>
-        <w:rPr>
-          <w:rFonts w:ascii="Arial Unicode MS" w:cs="Arial Unicode MS" w:eastAsia="Arial Unicode MS" w:hAnsi="Arial Unicode MS"/>
-          <w:color w:val="888888"/>
-          <w:sz w:val="18"/>
-          <w:szCs w:val="18"/>
+          <w:sz w:val="21"/>
+          <w:szCs w:val="21"/>
+        </w:rPr>
+      </w:pPr>
+      <w:r>
+        <w:rPr>
+          <w:rFonts w:ascii="Arial Unicode MS" w:cs="Arial Unicode MS" w:eastAsia="Arial Unicode MS" w:hAnsi="Arial Unicode MS"/>
+          <w:sz w:val="21"/>
+          <w:szCs w:val="21"/>
           <w:rtl w:val="0"/>
         </w:rPr>
         <w:t xml:space="preserve">상호명: Beauty Blossom Clinic (뷰티블라썸의원)</w:t>
@@ -3155,17 +3042,15 @@
       <w:pPr>
         <w:spacing w:after="120" w:lineRule="auto"/>
         <w:rPr>
-          <w:color w:val="888888"/>
-          <w:sz w:val="18"/>
-          <w:szCs w:val="18"/>
-        </w:rPr>
-      </w:pPr>
-      <w:r>
-        <w:rPr>
-          <w:rFonts w:ascii="Arial Unicode MS" w:cs="Arial Unicode MS" w:eastAsia="Arial Unicode MS" w:hAnsi="Arial Unicode MS"/>
-          <w:color w:val="888888"/>
-          <w:sz w:val="18"/>
-          <w:szCs w:val="18"/>
+          <w:sz w:val="21"/>
+          <w:szCs w:val="21"/>
+        </w:rPr>
+      </w:pPr>
+      <w:r>
+        <w:rPr>
+          <w:rFonts w:ascii="Arial Unicode MS" w:cs="Arial Unicode MS" w:eastAsia="Arial Unicode MS" w:hAnsi="Arial Unicode MS"/>
+          <w:sz w:val="21"/>
+          <w:szCs w:val="21"/>
           <w:rtl w:val="0"/>
         </w:rPr>
         <w:t xml:space="preserve">주소: 6F, 8F, 66 Yanghwa-ro, Mapo-gu, Seoul, Republic of Korea</w:t>
@@ -3175,17 +3060,15 @@
       <w:pPr>
         <w:spacing w:after="120" w:lineRule="auto"/>
         <w:rPr>
-          <w:color w:val="888888"/>
-          <w:sz w:val="18"/>
-          <w:szCs w:val="18"/>
-        </w:rPr>
-      </w:pPr>
-      <w:r>
-        <w:rPr>
-          <w:rFonts w:ascii="Arial Unicode MS" w:cs="Arial Unicode MS" w:eastAsia="Arial Unicode MS" w:hAnsi="Arial Unicode MS"/>
-          <w:color w:val="888888"/>
-          <w:sz w:val="18"/>
-          <w:szCs w:val="18"/>
+          <w:sz w:val="21"/>
+          <w:szCs w:val="21"/>
+        </w:rPr>
+      </w:pPr>
+      <w:r>
+        <w:rPr>
+          <w:rFonts w:ascii="Arial Unicode MS" w:cs="Arial Unicode MS" w:eastAsia="Arial Unicode MS" w:hAnsi="Arial Unicode MS"/>
+          <w:sz w:val="21"/>
+          <w:szCs w:val="21"/>
           <w:rtl w:val="0"/>
         </w:rPr>
         <w:t xml:space="preserve">대표자: Geonho Lee (이건호)</w:t>
@@ -3195,17 +3078,15 @@
       <w:pPr>
         <w:spacing w:after="120" w:lineRule="auto"/>
         <w:rPr>
-          <w:color w:val="888888"/>
-          <w:sz w:val="18"/>
-          <w:szCs w:val="18"/>
-        </w:rPr>
-      </w:pPr>
-      <w:r>
-        <w:rPr>
-          <w:rFonts w:ascii="Arial Unicode MS" w:cs="Arial Unicode MS" w:eastAsia="Arial Unicode MS" w:hAnsi="Arial Unicode MS"/>
-          <w:color w:val="888888"/>
-          <w:sz w:val="18"/>
-          <w:szCs w:val="18"/>
+          <w:sz w:val="21"/>
+          <w:szCs w:val="21"/>
+        </w:rPr>
+      </w:pPr>
+      <w:r>
+        <w:rPr>
+          <w:rFonts w:ascii="Arial Unicode MS" w:cs="Arial Unicode MS" w:eastAsia="Arial Unicode MS" w:hAnsi="Arial Unicode MS"/>
+          <w:sz w:val="21"/>
+          <w:szCs w:val="21"/>
           <w:rtl w:val="0"/>
         </w:rPr>
         <w:t xml:space="preserve">서명: ____________________</w:t>
@@ -3215,17 +3096,15 @@
       <w:pPr>
         <w:spacing w:after="120" w:lineRule="auto"/>
         <w:rPr>
-          <w:color w:val="888888"/>
-          <w:sz w:val="18"/>
-          <w:szCs w:val="18"/>
-        </w:rPr>
-      </w:pPr>
-      <w:r>
-        <w:rPr>
-          <w:rFonts w:ascii="Arial Unicode MS" w:cs="Arial Unicode MS" w:eastAsia="Arial Unicode MS" w:hAnsi="Arial Unicode MS"/>
-          <w:color w:val="888888"/>
-          <w:sz w:val="18"/>
-          <w:szCs w:val="18"/>
+          <w:sz w:val="21"/>
+          <w:szCs w:val="21"/>
+        </w:rPr>
+      </w:pPr>
+      <w:r>
+        <w:rPr>
+          <w:rFonts w:ascii="Arial Unicode MS" w:cs="Arial Unicode MS" w:eastAsia="Arial Unicode MS" w:hAnsi="Arial Unicode MS"/>
+          <w:sz w:val="21"/>
+          <w:szCs w:val="21"/>
           <w:rtl w:val="0"/>
         </w:rPr>
         <w:t xml:space="preserve">날짜: ____________________</w:t>
@@ -3237,19 +3116,17 @@
         <w:rPr>
           <w:b w:val="1"/>
           <w:bCs w:val="1"/>
-          <w:color w:val="888888"/>
-          <w:sz w:val="18"/>
-          <w:szCs w:val="18"/>
-        </w:rPr>
-      </w:pPr>
-      <w:r>
-        <w:rPr>
-          <w:rFonts w:ascii="Arial Unicode MS" w:cs="Arial Unicode MS" w:eastAsia="Arial Unicode MS" w:hAnsi="Arial Unicode MS"/>
-          <w:b w:val="1"/>
-          <w:bCs w:val="1"/>
-          <w:color w:val="888888"/>
-          <w:sz w:val="18"/>
-          <w:szCs w:val="18"/>
+          <w:sz w:val="21"/>
+          <w:szCs w:val="21"/>
+        </w:rPr>
+      </w:pPr>
+      <w:r>
+        <w:rPr>
+          <w:rFonts w:ascii="Arial Unicode MS" w:cs="Arial Unicode MS" w:eastAsia="Arial Unicode MS" w:hAnsi="Arial Unicode MS"/>
+          <w:b w:val="1"/>
+          <w:bCs w:val="1"/>
+          <w:sz w:val="21"/>
+          <w:szCs w:val="21"/>
           <w:rtl w:val="0"/>
         </w:rPr>
         <w:t xml:space="preserve">을</w:t>
@@ -3259,17 +3136,15 @@
       <w:pPr>
         <w:spacing w:after="120" w:lineRule="auto"/>
         <w:rPr>
-          <w:color w:val="888888"/>
-          <w:sz w:val="18"/>
-          <w:szCs w:val="18"/>
-        </w:rPr>
-      </w:pPr>
-      <w:r>
-        <w:rPr>
-          <w:rFonts w:ascii="Arial Unicode MS" w:cs="Arial Unicode MS" w:eastAsia="Arial Unicode MS" w:hAnsi="Arial Unicode MS"/>
-          <w:color w:val="888888"/>
-          <w:sz w:val="18"/>
-          <w:szCs w:val="18"/>
+          <w:sz w:val="21"/>
+          <w:szCs w:val="21"/>
+        </w:rPr>
+      </w:pPr>
+      <w:r>
+        <w:rPr>
+          <w:rFonts w:ascii="Arial Unicode MS" w:cs="Arial Unicode MS" w:eastAsia="Arial Unicode MS" w:hAnsi="Arial Unicode MS"/>
+          <w:sz w:val="21"/>
+          <w:szCs w:val="21"/>
           <w:rtl w:val="0"/>
         </w:rPr>
         <w:t xml:space="preserve">성명: ____________________</w:t>
@@ -3279,17 +3154,15 @@
       <w:pPr>
         <w:spacing w:after="120" w:lineRule="auto"/>
         <w:rPr>
-          <w:color w:val="888888"/>
-          <w:sz w:val="18"/>
-          <w:szCs w:val="18"/>
-        </w:rPr>
-      </w:pPr>
-      <w:r>
-        <w:rPr>
-          <w:rFonts w:ascii="Arial Unicode MS" w:cs="Arial Unicode MS" w:eastAsia="Arial Unicode MS" w:hAnsi="Arial Unicode MS"/>
-          <w:color w:val="888888"/>
-          <w:sz w:val="18"/>
-          <w:szCs w:val="18"/>
+          <w:sz w:val="21"/>
+          <w:szCs w:val="21"/>
+        </w:rPr>
+      </w:pPr>
+      <w:r>
+        <w:rPr>
+          <w:rFonts w:ascii="Arial Unicode MS" w:cs="Arial Unicode MS" w:eastAsia="Arial Unicode MS" w:hAnsi="Arial Unicode MS"/>
+          <w:sz w:val="21"/>
+          <w:szCs w:val="21"/>
           <w:rtl w:val="0"/>
         </w:rPr>
         <w:t xml:space="preserve">SNS 계정: ____________________</w:t>
@@ -3299,17 +3172,15 @@
       <w:pPr>
         <w:spacing w:after="120" w:lineRule="auto"/>
         <w:rPr>
-          <w:color w:val="888888"/>
-          <w:sz w:val="18"/>
-          <w:szCs w:val="18"/>
-        </w:rPr>
-      </w:pPr>
-      <w:r>
-        <w:rPr>
-          <w:rFonts w:ascii="Arial Unicode MS" w:cs="Arial Unicode MS" w:eastAsia="Arial Unicode MS" w:hAnsi="Arial Unicode MS"/>
-          <w:color w:val="888888"/>
-          <w:sz w:val="18"/>
-          <w:szCs w:val="18"/>
+          <w:sz w:val="21"/>
+          <w:szCs w:val="21"/>
+        </w:rPr>
+      </w:pPr>
+      <w:r>
+        <w:rPr>
+          <w:rFonts w:ascii="Arial Unicode MS" w:cs="Arial Unicode MS" w:eastAsia="Arial Unicode MS" w:hAnsi="Arial Unicode MS"/>
+          <w:sz w:val="21"/>
+          <w:szCs w:val="21"/>
           <w:rtl w:val="0"/>
         </w:rPr>
         <w:t xml:space="preserve">여권번호 또는 주민등록번호: ____________________</w:t>
@@ -3319,17 +3190,15 @@
       <w:pPr>
         <w:spacing w:after="120" w:lineRule="auto"/>
         <w:rPr>
-          <w:color w:val="888888"/>
-          <w:sz w:val="18"/>
-          <w:szCs w:val="18"/>
-        </w:rPr>
-      </w:pPr>
-      <w:r>
-        <w:rPr>
-          <w:rFonts w:ascii="Arial Unicode MS" w:cs="Arial Unicode MS" w:eastAsia="Arial Unicode MS" w:hAnsi="Arial Unicode MS"/>
-          <w:color w:val="888888"/>
-          <w:sz w:val="18"/>
-          <w:szCs w:val="18"/>
+          <w:sz w:val="21"/>
+          <w:szCs w:val="21"/>
+        </w:rPr>
+      </w:pPr>
+      <w:r>
+        <w:rPr>
+          <w:rFonts w:ascii="Arial Unicode MS" w:cs="Arial Unicode MS" w:eastAsia="Arial Unicode MS" w:hAnsi="Arial Unicode MS"/>
+          <w:sz w:val="21"/>
+          <w:szCs w:val="21"/>
           <w:rtl w:val="0"/>
         </w:rPr>
         <w:t xml:space="preserve">□ 세무 신고(원천징수·지급명세서 제출) 목적으로 위 번호를 수집·이용하는 데 동의합니다.</w:t>
@@ -3339,17 +3208,15 @@
       <w:pPr>
         <w:spacing w:after="120" w:lineRule="auto"/>
         <w:rPr>
-          <w:color w:val="888888"/>
-          <w:sz w:val="18"/>
-          <w:szCs w:val="18"/>
-        </w:rPr>
-      </w:pPr>
-      <w:r>
-        <w:rPr>
-          <w:rFonts w:ascii="Arial Unicode MS" w:cs="Arial Unicode MS" w:eastAsia="Arial Unicode MS" w:hAnsi="Arial Unicode MS"/>
-          <w:color w:val="888888"/>
-          <w:sz w:val="18"/>
-          <w:szCs w:val="18"/>
+          <w:sz w:val="21"/>
+          <w:szCs w:val="21"/>
+        </w:rPr>
+      </w:pPr>
+      <w:r>
+        <w:rPr>
+          <w:rFonts w:ascii="Arial Unicode MS" w:cs="Arial Unicode MS" w:eastAsia="Arial Unicode MS" w:hAnsi="Arial Unicode MS"/>
+          <w:sz w:val="21"/>
+          <w:szCs w:val="21"/>
           <w:rtl w:val="0"/>
         </w:rPr>
         <w:t xml:space="preserve">연락처: ____________________</w:t>
@@ -3359,17 +3226,15 @@
       <w:pPr>
         <w:spacing w:after="120" w:lineRule="auto"/>
         <w:rPr>
-          <w:color w:val="888888"/>
-          <w:sz w:val="18"/>
-          <w:szCs w:val="18"/>
-        </w:rPr>
-      </w:pPr>
-      <w:r>
-        <w:rPr>
-          <w:rFonts w:ascii="Arial Unicode MS" w:cs="Arial Unicode MS" w:eastAsia="Arial Unicode MS" w:hAnsi="Arial Unicode MS"/>
-          <w:color w:val="888888"/>
-          <w:sz w:val="18"/>
-          <w:szCs w:val="18"/>
+          <w:sz w:val="21"/>
+          <w:szCs w:val="21"/>
+        </w:rPr>
+      </w:pPr>
+      <w:r>
+        <w:rPr>
+          <w:rFonts w:ascii="Arial Unicode MS" w:cs="Arial Unicode MS" w:eastAsia="Arial Unicode MS" w:hAnsi="Arial Unicode MS"/>
+          <w:sz w:val="21"/>
+          <w:szCs w:val="21"/>
           <w:rtl w:val="0"/>
         </w:rPr>
         <w:t xml:space="preserve">이메일: ____________________</w:t>
@@ -3379,17 +3244,15 @@
       <w:pPr>
         <w:spacing w:after="120" w:lineRule="auto"/>
         <w:rPr>
-          <w:color w:val="888888"/>
-          <w:sz w:val="18"/>
-          <w:szCs w:val="18"/>
-        </w:rPr>
-      </w:pPr>
-      <w:r>
-        <w:rPr>
-          <w:rFonts w:ascii="Arial Unicode MS" w:cs="Arial Unicode MS" w:eastAsia="Arial Unicode MS" w:hAnsi="Arial Unicode MS"/>
-          <w:color w:val="888888"/>
-          <w:sz w:val="18"/>
-          <w:szCs w:val="18"/>
+          <w:sz w:val="21"/>
+          <w:szCs w:val="21"/>
+        </w:rPr>
+      </w:pPr>
+      <w:r>
+        <w:rPr>
+          <w:rFonts w:ascii="Arial Unicode MS" w:cs="Arial Unicode MS" w:eastAsia="Arial Unicode MS" w:hAnsi="Arial Unicode MS"/>
+          <w:sz w:val="21"/>
+          <w:szCs w:val="21"/>
           <w:rtl w:val="0"/>
         </w:rPr>
         <w:t xml:space="preserve">서명: ____________________</w:t>
@@ -3399,17 +3262,15 @@
       <w:pPr>
         <w:spacing w:after="120" w:lineRule="auto"/>
         <w:rPr>
-          <w:color w:val="888888"/>
-          <w:sz w:val="18"/>
-          <w:szCs w:val="18"/>
-        </w:rPr>
-      </w:pPr>
-      <w:r>
-        <w:rPr>
-          <w:rFonts w:ascii="Arial Unicode MS" w:cs="Arial Unicode MS" w:eastAsia="Arial Unicode MS" w:hAnsi="Arial Unicode MS"/>
-          <w:color w:val="888888"/>
-          <w:sz w:val="18"/>
-          <w:szCs w:val="18"/>
+          <w:sz w:val="21"/>
+          <w:szCs w:val="21"/>
+        </w:rPr>
+      </w:pPr>
+      <w:r>
+        <w:rPr>
+          <w:rFonts w:ascii="Arial Unicode MS" w:cs="Arial Unicode MS" w:eastAsia="Arial Unicode MS" w:hAnsi="Arial Unicode MS"/>
+          <w:sz w:val="21"/>
+          <w:szCs w:val="21"/>
           <w:rtl w:val="0"/>
         </w:rPr>
         <w:t xml:space="preserve">날짜: ____________________</w:t>
@@ -3419,6 +3280,8 @@
       <w:pPr>
         <w:spacing w:after="120" w:lineRule="auto"/>
         <w:rPr>
+          <w:b w:val="1"/>
+          <w:bCs w:val="1"/>
           <w:color w:val="888888"/>
           <w:sz w:val="18"/>
           <w:szCs w:val="18"/>

--- a/contract_revised.docx
+++ b/contract_revised.docx
@@ -51,13 +51,17 @@
       <w:pPr>
         <w:spacing w:after="120" w:lineRule="auto"/>
         <w:rPr>
-          <w:sz w:val="21"/>
-          <w:szCs w:val="21"/>
-        </w:rPr>
-      </w:pPr>
-      <w:r>
-        <w:rPr>
-          <w:rFonts w:ascii="Arial Unicode MS" w:cs="Arial Unicode MS" w:eastAsia="Arial Unicode MS" w:hAnsi="Arial Unicode MS"/>
+          <w:b w:val="1"/>
+          <w:bCs w:val="1"/>
+          <w:sz w:val="21"/>
+          <w:szCs w:val="21"/>
+        </w:rPr>
+      </w:pPr>
+      <w:r>
+        <w:rPr>
+          <w:rFonts w:ascii="Arial Unicode MS" w:cs="Arial Unicode MS" w:eastAsia="Arial Unicode MS" w:hAnsi="Arial Unicode MS"/>
+          <w:b w:val="1"/>
+          <w:bCs w:val="1"/>
           <w:sz w:val="21"/>
           <w:szCs w:val="21"/>
           <w:rtl w:val="0"/>
@@ -69,13 +73,17 @@
       <w:pPr>
         <w:spacing w:after="120" w:lineRule="auto"/>
         <w:rPr>
-          <w:sz w:val="21"/>
-          <w:szCs w:val="21"/>
-        </w:rPr>
-      </w:pPr>
-      <w:r>
-        <w:rPr>
-          <w:rFonts w:ascii="Arial Unicode MS" w:cs="Arial Unicode MS" w:eastAsia="Arial Unicode MS" w:hAnsi="Arial Unicode MS"/>
+          <w:b w:val="1"/>
+          <w:bCs w:val="1"/>
+          <w:sz w:val="21"/>
+          <w:szCs w:val="21"/>
+        </w:rPr>
+      </w:pPr>
+      <w:r>
+        <w:rPr>
+          <w:rFonts w:ascii="Arial Unicode MS" w:cs="Arial Unicode MS" w:eastAsia="Arial Unicode MS" w:hAnsi="Arial Unicode MS"/>
+          <w:b w:val="1"/>
+          <w:bCs w:val="1"/>
           <w:sz w:val="21"/>
           <w:szCs w:val="21"/>
           <w:rtl w:val="0"/>
@@ -87,13 +95,17 @@
       <w:pPr>
         <w:spacing w:after="120" w:lineRule="auto"/>
         <w:rPr>
-          <w:sz w:val="21"/>
-          <w:szCs w:val="21"/>
-        </w:rPr>
-      </w:pPr>
-      <w:r>
-        <w:rPr>
-          <w:rFonts w:ascii="Arial Unicode MS" w:cs="Arial Unicode MS" w:eastAsia="Arial Unicode MS" w:hAnsi="Arial Unicode MS"/>
+          <w:b w:val="1"/>
+          <w:bCs w:val="1"/>
+          <w:sz w:val="21"/>
+          <w:szCs w:val="21"/>
+        </w:rPr>
+      </w:pPr>
+      <w:r>
+        <w:rPr>
+          <w:rFonts w:ascii="Arial Unicode MS" w:cs="Arial Unicode MS" w:eastAsia="Arial Unicode MS" w:hAnsi="Arial Unicode MS"/>
+          <w:b w:val="1"/>
+          <w:bCs w:val="1"/>
           <w:sz w:val="21"/>
           <w:szCs w:val="21"/>
           <w:rtl w:val="0"/>
@@ -105,13 +117,17 @@
       <w:pPr>
         <w:spacing w:after="120" w:lineRule="auto"/>
         <w:rPr>
-          <w:sz w:val="21"/>
-          <w:szCs w:val="21"/>
-        </w:rPr>
-      </w:pPr>
-      <w:r>
-        <w:rPr>
-          <w:rFonts w:ascii="Arial Unicode MS" w:cs="Arial Unicode MS" w:eastAsia="Arial Unicode MS" w:hAnsi="Arial Unicode MS"/>
+          <w:b w:val="1"/>
+          <w:bCs w:val="1"/>
+          <w:sz w:val="21"/>
+          <w:szCs w:val="21"/>
+        </w:rPr>
+      </w:pPr>
+      <w:r>
+        <w:rPr>
+          <w:rFonts w:ascii="Arial Unicode MS" w:cs="Arial Unicode MS" w:eastAsia="Arial Unicode MS" w:hAnsi="Arial Unicode MS"/>
+          <w:b w:val="1"/>
+          <w:bCs w:val="1"/>
           <w:sz w:val="21"/>
           <w:szCs w:val="21"/>
           <w:rtl w:val="0"/>
@@ -123,13 +139,17 @@
       <w:pPr>
         <w:spacing w:after="120" w:lineRule="auto"/>
         <w:rPr>
-          <w:sz w:val="21"/>
-          <w:szCs w:val="21"/>
-        </w:rPr>
-      </w:pPr>
-      <w:r>
-        <w:rPr>
-          <w:rFonts w:ascii="Arial Unicode MS" w:cs="Arial Unicode MS" w:eastAsia="Arial Unicode MS" w:hAnsi="Arial Unicode MS"/>
+          <w:b w:val="1"/>
+          <w:bCs w:val="1"/>
+          <w:sz w:val="21"/>
+          <w:szCs w:val="21"/>
+        </w:rPr>
+      </w:pPr>
+      <w:r>
+        <w:rPr>
+          <w:rFonts w:ascii="Arial Unicode MS" w:cs="Arial Unicode MS" w:eastAsia="Arial Unicode MS" w:hAnsi="Arial Unicode MS"/>
+          <w:b w:val="1"/>
+          <w:bCs w:val="1"/>
           <w:sz w:val="21"/>
           <w:szCs w:val="21"/>
           <w:rtl w:val="0"/>
@@ -141,13 +161,17 @@
       <w:pPr>
         <w:spacing w:after="120" w:lineRule="auto"/>
         <w:rPr>
-          <w:sz w:val="21"/>
-          <w:szCs w:val="21"/>
-        </w:rPr>
-      </w:pPr>
-      <w:r>
-        <w:rPr>
-          <w:rFonts w:ascii="Arial Unicode MS" w:cs="Arial Unicode MS" w:eastAsia="Arial Unicode MS" w:hAnsi="Arial Unicode MS"/>
+          <w:b w:val="1"/>
+          <w:bCs w:val="1"/>
+          <w:sz w:val="21"/>
+          <w:szCs w:val="21"/>
+        </w:rPr>
+      </w:pPr>
+      <w:r>
+        <w:rPr>
+          <w:rFonts w:ascii="Arial Unicode MS" w:cs="Arial Unicode MS" w:eastAsia="Arial Unicode MS" w:hAnsi="Arial Unicode MS"/>
+          <w:b w:val="1"/>
+          <w:bCs w:val="1"/>
           <w:sz w:val="21"/>
           <w:szCs w:val="21"/>
           <w:rtl w:val="0"/>
@@ -181,13 +205,17 @@
       <w:pPr>
         <w:spacing w:after="120" w:lineRule="auto"/>
         <w:rPr>
-          <w:sz w:val="21"/>
-          <w:szCs w:val="21"/>
-        </w:rPr>
-      </w:pPr>
-      <w:r>
-        <w:rPr>
-          <w:rFonts w:ascii="Arial Unicode MS" w:cs="Arial Unicode MS" w:eastAsia="Arial Unicode MS" w:hAnsi="Arial Unicode MS"/>
+          <w:b w:val="1"/>
+          <w:bCs w:val="1"/>
+          <w:sz w:val="21"/>
+          <w:szCs w:val="21"/>
+        </w:rPr>
+      </w:pPr>
+      <w:r>
+        <w:rPr>
+          <w:rFonts w:ascii="Arial Unicode MS" w:cs="Arial Unicode MS" w:eastAsia="Arial Unicode MS" w:hAnsi="Arial Unicode MS"/>
+          <w:b w:val="1"/>
+          <w:bCs w:val="1"/>
           <w:sz w:val="21"/>
           <w:szCs w:val="21"/>
           <w:rtl w:val="0"/>
@@ -221,13 +249,17 @@
       <w:pPr>
         <w:spacing w:after="120" w:lineRule="auto"/>
         <w:rPr>
-          <w:sz w:val="21"/>
-          <w:szCs w:val="21"/>
-        </w:rPr>
-      </w:pPr>
-      <w:r>
-        <w:rPr>
-          <w:rFonts w:ascii="Arial Unicode MS" w:cs="Arial Unicode MS" w:eastAsia="Arial Unicode MS" w:hAnsi="Arial Unicode MS"/>
+          <w:b w:val="1"/>
+          <w:bCs w:val="1"/>
+          <w:sz w:val="21"/>
+          <w:szCs w:val="21"/>
+        </w:rPr>
+      </w:pPr>
+      <w:r>
+        <w:rPr>
+          <w:rFonts w:ascii="Arial Unicode MS" w:cs="Arial Unicode MS" w:eastAsia="Arial Unicode MS" w:hAnsi="Arial Unicode MS"/>
+          <w:b w:val="1"/>
+          <w:bCs w:val="1"/>
           <w:sz w:val="21"/>
           <w:szCs w:val="21"/>
           <w:rtl w:val="0"/>
@@ -307,11 +339,11 @@
           </w:tcPr>
           <w:p>
             <w:pPr>
-              <w:spacing w:after="120" w:lineRule="auto"/>
-              <w:rPr>
-                <w:color w:val="888888"/>
-                <w:sz w:val="18"/>
-                <w:szCs w:val="18"/>
+              <w:rPr>
+                <w:b w:val="1"/>
+                <w:bCs w:val="1"/>
+                <w:sz w:val="21"/>
+                <w:szCs w:val="21"/>
               </w:rPr>
             </w:pPr>
             <w:r>
@@ -324,11 +356,6 @@
                 <w:rtl w:val="0"/>
               </w:rPr>
               <w:t xml:space="preserve">시술 항목</w:t>
-            </w:r>
-            <w:r>
-              <w:rPr>
-                <w:rtl w:val="0"/>
-              </w:rPr>
             </w:r>
           </w:p>
         </w:tc>
@@ -350,11 +377,11 @@
           </w:tcPr>
           <w:p>
             <w:pPr>
-              <w:spacing w:after="120" w:lineRule="auto"/>
-              <w:rPr>
-                <w:color w:val="888888"/>
-                <w:sz w:val="18"/>
-                <w:szCs w:val="18"/>
+              <w:rPr>
+                <w:b w:val="1"/>
+                <w:bCs w:val="1"/>
+                <w:sz w:val="21"/>
+                <w:szCs w:val="21"/>
               </w:rPr>
             </w:pPr>
             <w:r>
@@ -367,11 +394,6 @@
                 <w:rtl w:val="0"/>
               </w:rPr>
               <w:t xml:space="preserve">정가 (KRW)</w:t>
-            </w:r>
-            <w:r>
-              <w:rPr>
-                <w:rtl w:val="0"/>
-              </w:rPr>
             </w:r>
           </w:p>
         </w:tc>
@@ -400,25 +422,22 @@
           </w:tcPr>
           <w:p>
             <w:pPr>
-              <w:spacing w:after="120" w:lineRule="auto"/>
-              <w:rPr>
-                <w:color w:val="888888"/>
-                <w:sz w:val="18"/>
-                <w:szCs w:val="18"/>
+              <w:rPr>
+                <w:b w:val="1"/>
+                <w:bCs w:val="1"/>
+                <w:sz w:val="21"/>
+                <w:szCs w:val="21"/>
               </w:rPr>
             </w:pPr>
             <w:r>
               <w:rPr>
+                <w:b w:val="1"/>
+                <w:bCs w:val="1"/>
                 <w:sz w:val="21"/>
                 <w:szCs w:val="21"/>
                 <w:rtl w:val="0"/>
               </w:rPr>
               <w:t xml:space="preserve">1. ____________________</w:t>
-            </w:r>
-            <w:r>
-              <w:rPr>
-                <w:rtl w:val="0"/>
-              </w:rPr>
             </w:r>
           </w:p>
         </w:tc>
@@ -440,25 +459,22 @@
           </w:tcPr>
           <w:p>
             <w:pPr>
-              <w:spacing w:after="120" w:lineRule="auto"/>
-              <w:rPr>
-                <w:color w:val="888888"/>
-                <w:sz w:val="18"/>
-                <w:szCs w:val="18"/>
+              <w:rPr>
+                <w:b w:val="1"/>
+                <w:bCs w:val="1"/>
+                <w:sz w:val="21"/>
+                <w:szCs w:val="21"/>
               </w:rPr>
             </w:pPr>
             <w:r>
               <w:rPr>
+                <w:b w:val="1"/>
+                <w:bCs w:val="1"/>
                 <w:sz w:val="21"/>
                 <w:szCs w:val="21"/>
                 <w:rtl w:val="0"/>
               </w:rPr>
               <w:t xml:space="preserve">₩____________</w:t>
-            </w:r>
-            <w:r>
-              <w:rPr>
-                <w:rtl w:val="0"/>
-              </w:rPr>
             </w:r>
           </w:p>
         </w:tc>
@@ -487,25 +503,22 @@
           </w:tcPr>
           <w:p>
             <w:pPr>
-              <w:spacing w:after="120" w:lineRule="auto"/>
-              <w:rPr>
-                <w:color w:val="888888"/>
-                <w:sz w:val="18"/>
-                <w:szCs w:val="18"/>
+              <w:rPr>
+                <w:b w:val="1"/>
+                <w:bCs w:val="1"/>
+                <w:sz w:val="21"/>
+                <w:szCs w:val="21"/>
               </w:rPr>
             </w:pPr>
             <w:r>
               <w:rPr>
+                <w:b w:val="1"/>
+                <w:bCs w:val="1"/>
                 <w:sz w:val="21"/>
                 <w:szCs w:val="21"/>
                 <w:rtl w:val="0"/>
               </w:rPr>
               <w:t xml:space="preserve">2. ____________________</w:t>
-            </w:r>
-            <w:r>
-              <w:rPr>
-                <w:rtl w:val="0"/>
-              </w:rPr>
             </w:r>
           </w:p>
         </w:tc>
@@ -527,25 +540,22 @@
           </w:tcPr>
           <w:p>
             <w:pPr>
-              <w:spacing w:after="120" w:lineRule="auto"/>
-              <w:rPr>
-                <w:color w:val="888888"/>
-                <w:sz w:val="18"/>
-                <w:szCs w:val="18"/>
+              <w:rPr>
+                <w:b w:val="1"/>
+                <w:bCs w:val="1"/>
+                <w:sz w:val="21"/>
+                <w:szCs w:val="21"/>
               </w:rPr>
             </w:pPr>
             <w:r>
               <w:rPr>
+                <w:b w:val="1"/>
+                <w:bCs w:val="1"/>
                 <w:sz w:val="21"/>
                 <w:szCs w:val="21"/>
                 <w:rtl w:val="0"/>
               </w:rPr>
               <w:t xml:space="preserve">₩____________</w:t>
-            </w:r>
-            <w:r>
-              <w:rPr>
-                <w:rtl w:val="0"/>
-              </w:rPr>
             </w:r>
           </w:p>
         </w:tc>
@@ -574,25 +584,22 @@
           </w:tcPr>
           <w:p>
             <w:pPr>
-              <w:spacing w:after="120" w:lineRule="auto"/>
-              <w:rPr>
-                <w:color w:val="888888"/>
-                <w:sz w:val="18"/>
-                <w:szCs w:val="18"/>
+              <w:rPr>
+                <w:b w:val="1"/>
+                <w:bCs w:val="1"/>
+                <w:sz w:val="21"/>
+                <w:szCs w:val="21"/>
               </w:rPr>
             </w:pPr>
             <w:r>
               <w:rPr>
+                <w:b w:val="1"/>
+                <w:bCs w:val="1"/>
                 <w:sz w:val="21"/>
                 <w:szCs w:val="21"/>
                 <w:rtl w:val="0"/>
               </w:rPr>
               <w:t xml:space="preserve">3. ____________________</w:t>
-            </w:r>
-            <w:r>
-              <w:rPr>
-                <w:rtl w:val="0"/>
-              </w:rPr>
             </w:r>
           </w:p>
         </w:tc>
@@ -614,25 +621,22 @@
           </w:tcPr>
           <w:p>
             <w:pPr>
-              <w:spacing w:after="120" w:lineRule="auto"/>
-              <w:rPr>
-                <w:color w:val="888888"/>
-                <w:sz w:val="18"/>
-                <w:szCs w:val="18"/>
+              <w:rPr>
+                <w:b w:val="1"/>
+                <w:bCs w:val="1"/>
+                <w:sz w:val="21"/>
+                <w:szCs w:val="21"/>
               </w:rPr>
             </w:pPr>
             <w:r>
               <w:rPr>
+                <w:b w:val="1"/>
+                <w:bCs w:val="1"/>
                 <w:sz w:val="21"/>
                 <w:szCs w:val="21"/>
                 <w:rtl w:val="0"/>
               </w:rPr>
               <w:t xml:space="preserve">₩____________</w:t>
-            </w:r>
-            <w:r>
-              <w:rPr>
-                <w:rtl w:val="0"/>
-              </w:rPr>
             </w:r>
           </w:p>
         </w:tc>
@@ -661,11 +665,11 @@
           </w:tcPr>
           <w:p>
             <w:pPr>
-              <w:spacing w:after="120" w:lineRule="auto"/>
-              <w:rPr>
-                <w:color w:val="888888"/>
-                <w:sz w:val="18"/>
-                <w:szCs w:val="18"/>
+              <w:rPr>
+                <w:b w:val="1"/>
+                <w:bCs w:val="1"/>
+                <w:sz w:val="21"/>
+                <w:szCs w:val="21"/>
               </w:rPr>
             </w:pPr>
             <w:r>
@@ -678,11 +682,6 @@
                 <w:rtl w:val="0"/>
               </w:rPr>
               <w:t xml:space="preserve">총 정가</w:t>
-            </w:r>
-            <w:r>
-              <w:rPr>
-                <w:rtl w:val="0"/>
-              </w:rPr>
             </w:r>
           </w:p>
         </w:tc>
@@ -704,25 +703,22 @@
           </w:tcPr>
           <w:p>
             <w:pPr>
-              <w:spacing w:after="120" w:lineRule="auto"/>
-              <w:rPr>
-                <w:color w:val="888888"/>
-                <w:sz w:val="18"/>
-                <w:szCs w:val="18"/>
+              <w:rPr>
+                <w:b w:val="1"/>
+                <w:bCs w:val="1"/>
+                <w:sz w:val="21"/>
+                <w:szCs w:val="21"/>
               </w:rPr>
             </w:pPr>
             <w:r>
               <w:rPr>
+                <w:b w:val="1"/>
+                <w:bCs w:val="1"/>
                 <w:sz w:val="21"/>
                 <w:szCs w:val="21"/>
                 <w:rtl w:val="0"/>
               </w:rPr>
               <w:t xml:space="preserve">₩____________</w:t>
-            </w:r>
-            <w:r>
-              <w:rPr>
-                <w:rtl w:val="0"/>
-              </w:rPr>
             </w:r>
           </w:p>
         </w:tc>
@@ -752,26 +748,23 @@
           </w:tcPr>
           <w:p>
             <w:pPr>
-              <w:spacing w:after="120" w:lineRule="auto"/>
-              <w:rPr>
-                <w:color w:val="888888"/>
-                <w:sz w:val="18"/>
-                <w:szCs w:val="18"/>
+              <w:rPr>
+                <w:b w:val="1"/>
+                <w:bCs w:val="1"/>
+                <w:sz w:val="21"/>
+                <w:szCs w:val="21"/>
               </w:rPr>
             </w:pPr>
             <w:r>
               <w:rPr>
                 <w:rFonts w:ascii="Arial Unicode MS" w:cs="Arial Unicode MS" w:eastAsia="Arial Unicode MS" w:hAnsi="Arial Unicode MS"/>
+                <w:b w:val="1"/>
+                <w:bCs w:val="1"/>
                 <w:sz w:val="21"/>
                 <w:szCs w:val="21"/>
                 <w:rtl w:val="0"/>
               </w:rPr>
               <w:t xml:space="preserve">세부 내용 (시술 부위, 샷 수, cc 등):</w:t>
-            </w:r>
-            <w:r>
-              <w:rPr>
-                <w:rtl w:val="0"/>
-              </w:rPr>
             </w:r>
           </w:p>
         </w:tc>
@@ -781,13 +774,17 @@
       <w:pPr>
         <w:spacing w:after="120" w:lineRule="auto"/>
         <w:rPr>
-          <w:sz w:val="21"/>
-          <w:szCs w:val="21"/>
-        </w:rPr>
-      </w:pPr>
-      <w:r>
-        <w:rPr>
-          <w:rFonts w:ascii="Arial Unicode MS" w:cs="Arial Unicode MS" w:eastAsia="Arial Unicode MS" w:hAnsi="Arial Unicode MS"/>
+          <w:b w:val="1"/>
+          <w:bCs w:val="1"/>
+          <w:sz w:val="21"/>
+          <w:szCs w:val="21"/>
+        </w:rPr>
+      </w:pPr>
+      <w:r>
+        <w:rPr>
+          <w:rFonts w:ascii="Arial Unicode MS" w:cs="Arial Unicode MS" w:eastAsia="Arial Unicode MS" w:hAnsi="Arial Unicode MS"/>
+          <w:b w:val="1"/>
+          <w:bCs w:val="1"/>
           <w:sz w:val="21"/>
           <w:szCs w:val="21"/>
           <w:rtl w:val="0"/>
@@ -799,13 +796,17 @@
       <w:pPr>
         <w:spacing w:after="120" w:lineRule="auto"/>
         <w:rPr>
-          <w:sz w:val="21"/>
-          <w:szCs w:val="21"/>
-        </w:rPr>
-      </w:pPr>
-      <w:r>
-        <w:rPr>
-          <w:rFonts w:ascii="Arial Unicode MS" w:cs="Arial Unicode MS" w:eastAsia="Arial Unicode MS" w:hAnsi="Arial Unicode MS"/>
+          <w:b w:val="1"/>
+          <w:bCs w:val="1"/>
+          <w:sz w:val="21"/>
+          <w:szCs w:val="21"/>
+        </w:rPr>
+      </w:pPr>
+      <w:r>
+        <w:rPr>
+          <w:rFonts w:ascii="Arial Unicode MS" w:cs="Arial Unicode MS" w:eastAsia="Arial Unicode MS" w:hAnsi="Arial Unicode MS"/>
+          <w:b w:val="1"/>
+          <w:bCs w:val="1"/>
           <w:sz w:val="21"/>
           <w:szCs w:val="21"/>
           <w:rtl w:val="0"/>
@@ -817,13 +818,17 @@
       <w:pPr>
         <w:spacing w:after="120" w:lineRule="auto"/>
         <w:rPr>
-          <w:sz w:val="21"/>
-          <w:szCs w:val="21"/>
-        </w:rPr>
-      </w:pPr>
-      <w:r>
-        <w:rPr>
-          <w:rFonts w:ascii="Arial Unicode MS" w:cs="Arial Unicode MS" w:eastAsia="Arial Unicode MS" w:hAnsi="Arial Unicode MS"/>
+          <w:b w:val="1"/>
+          <w:bCs w:val="1"/>
+          <w:sz w:val="21"/>
+          <w:szCs w:val="21"/>
+        </w:rPr>
+      </w:pPr>
+      <w:r>
+        <w:rPr>
+          <w:rFonts w:ascii="Arial Unicode MS" w:cs="Arial Unicode MS" w:eastAsia="Arial Unicode MS" w:hAnsi="Arial Unicode MS"/>
+          <w:b w:val="1"/>
+          <w:bCs w:val="1"/>
           <w:sz w:val="21"/>
           <w:szCs w:val="21"/>
           <w:rtl w:val="0"/>
@@ -835,13 +840,17 @@
       <w:pPr>
         <w:spacing w:after="120" w:lineRule="auto"/>
         <w:rPr>
-          <w:sz w:val="21"/>
-          <w:szCs w:val="21"/>
-        </w:rPr>
-      </w:pPr>
-      <w:r>
-        <w:rPr>
-          <w:rFonts w:ascii="Arial Unicode MS" w:cs="Arial Unicode MS" w:eastAsia="Arial Unicode MS" w:hAnsi="Arial Unicode MS"/>
+          <w:b w:val="1"/>
+          <w:bCs w:val="1"/>
+          <w:sz w:val="21"/>
+          <w:szCs w:val="21"/>
+        </w:rPr>
+      </w:pPr>
+      <w:r>
+        <w:rPr>
+          <w:rFonts w:ascii="Arial Unicode MS" w:cs="Arial Unicode MS" w:eastAsia="Arial Unicode MS" w:hAnsi="Arial Unicode MS"/>
+          <w:b w:val="1"/>
+          <w:bCs w:val="1"/>
           <w:sz w:val="21"/>
           <w:szCs w:val="21"/>
           <w:rtl w:val="0"/>
@@ -853,13 +862,17 @@
       <w:pPr>
         <w:spacing w:after="120" w:lineRule="auto"/>
         <w:rPr>
-          <w:sz w:val="21"/>
-          <w:szCs w:val="21"/>
-        </w:rPr>
-      </w:pPr>
-      <w:r>
-        <w:rPr>
-          <w:rFonts w:ascii="Arial Unicode MS" w:cs="Arial Unicode MS" w:eastAsia="Arial Unicode MS" w:hAnsi="Arial Unicode MS"/>
+          <w:b w:val="1"/>
+          <w:bCs w:val="1"/>
+          <w:sz w:val="21"/>
+          <w:szCs w:val="21"/>
+        </w:rPr>
+      </w:pPr>
+      <w:r>
+        <w:rPr>
+          <w:rFonts w:ascii="Arial Unicode MS" w:cs="Arial Unicode MS" w:eastAsia="Arial Unicode MS" w:hAnsi="Arial Unicode MS"/>
+          <w:b w:val="1"/>
+          <w:bCs w:val="1"/>
           <w:sz w:val="21"/>
           <w:szCs w:val="21"/>
           <w:rtl w:val="0"/>
@@ -871,13 +884,17 @@
       <w:pPr>
         <w:spacing w:after="120" w:lineRule="auto"/>
         <w:rPr>
-          <w:sz w:val="21"/>
-          <w:szCs w:val="21"/>
-        </w:rPr>
-      </w:pPr>
-      <w:r>
-        <w:rPr>
-          <w:rFonts w:ascii="Arial Unicode MS" w:cs="Arial Unicode MS" w:eastAsia="Arial Unicode MS" w:hAnsi="Arial Unicode MS"/>
+          <w:b w:val="1"/>
+          <w:bCs w:val="1"/>
+          <w:sz w:val="21"/>
+          <w:szCs w:val="21"/>
+        </w:rPr>
+      </w:pPr>
+      <w:r>
+        <w:rPr>
+          <w:rFonts w:ascii="Arial Unicode MS" w:cs="Arial Unicode MS" w:eastAsia="Arial Unicode MS" w:hAnsi="Arial Unicode MS"/>
+          <w:b w:val="1"/>
+          <w:bCs w:val="1"/>
           <w:sz w:val="21"/>
           <w:szCs w:val="21"/>
           <w:rtl w:val="0"/>
@@ -889,13 +906,17 @@
       <w:pPr>
         <w:spacing w:after="120" w:lineRule="auto"/>
         <w:rPr>
-          <w:sz w:val="21"/>
-          <w:szCs w:val="21"/>
-        </w:rPr>
-      </w:pPr>
-      <w:r>
-        <w:rPr>
-          <w:rFonts w:ascii="Arial Unicode MS" w:cs="Arial Unicode MS" w:eastAsia="Arial Unicode MS" w:hAnsi="Arial Unicode MS"/>
+          <w:b w:val="1"/>
+          <w:bCs w:val="1"/>
+          <w:sz w:val="21"/>
+          <w:szCs w:val="21"/>
+        </w:rPr>
+      </w:pPr>
+      <w:r>
+        <w:rPr>
+          <w:rFonts w:ascii="Arial Unicode MS" w:cs="Arial Unicode MS" w:eastAsia="Arial Unicode MS" w:hAnsi="Arial Unicode MS"/>
+          <w:b w:val="1"/>
+          <w:bCs w:val="1"/>
           <w:sz w:val="21"/>
           <w:szCs w:val="21"/>
           <w:rtl w:val="0"/>
@@ -907,13 +928,17 @@
       <w:pPr>
         <w:spacing w:after="120" w:lineRule="auto"/>
         <w:rPr>
-          <w:sz w:val="21"/>
-          <w:szCs w:val="21"/>
-        </w:rPr>
-      </w:pPr>
-      <w:r>
-        <w:rPr>
-          <w:rFonts w:ascii="Arial Unicode MS" w:cs="Arial Unicode MS" w:eastAsia="Arial Unicode MS" w:hAnsi="Arial Unicode MS"/>
+          <w:b w:val="1"/>
+          <w:bCs w:val="1"/>
+          <w:sz w:val="21"/>
+          <w:szCs w:val="21"/>
+        </w:rPr>
+      </w:pPr>
+      <w:r>
+        <w:rPr>
+          <w:rFonts w:ascii="Arial Unicode MS" w:cs="Arial Unicode MS" w:eastAsia="Arial Unicode MS" w:hAnsi="Arial Unicode MS"/>
+          <w:b w:val="1"/>
+          <w:bCs w:val="1"/>
           <w:sz w:val="21"/>
           <w:szCs w:val="21"/>
           <w:rtl w:val="0"/>
@@ -947,13 +972,17 @@
       <w:pPr>
         <w:spacing w:after="120" w:lineRule="auto"/>
         <w:rPr>
-          <w:sz w:val="21"/>
-          <w:szCs w:val="21"/>
-        </w:rPr>
-      </w:pPr>
-      <w:r>
-        <w:rPr>
-          <w:rFonts w:ascii="Arial Unicode MS" w:cs="Arial Unicode MS" w:eastAsia="Arial Unicode MS" w:hAnsi="Arial Unicode MS"/>
+          <w:b w:val="1"/>
+          <w:bCs w:val="1"/>
+          <w:sz w:val="21"/>
+          <w:szCs w:val="21"/>
+        </w:rPr>
+      </w:pPr>
+      <w:r>
+        <w:rPr>
+          <w:rFonts w:ascii="Arial Unicode MS" w:cs="Arial Unicode MS" w:eastAsia="Arial Unicode MS" w:hAnsi="Arial Unicode MS"/>
+          <w:b w:val="1"/>
+          <w:bCs w:val="1"/>
           <w:sz w:val="21"/>
           <w:szCs w:val="21"/>
           <w:rtl w:val="0"/>
@@ -1034,25 +1063,22 @@
           </w:tcPr>
           <w:p>
             <w:pPr>
-              <w:spacing w:after="120" w:lineRule="auto"/>
-              <w:rPr>
-                <w:color w:val="888888"/>
-                <w:sz w:val="18"/>
-                <w:szCs w:val="18"/>
+              <w:rPr>
+                <w:b w:val="1"/>
+                <w:bCs w:val="1"/>
+                <w:sz w:val="21"/>
+                <w:szCs w:val="21"/>
               </w:rPr>
             </w:pPr>
             <w:r>
               <w:rPr>
+                <w:b w:val="1"/>
+                <w:bCs w:val="1"/>
                 <w:sz w:val="21"/>
                 <w:szCs w:val="21"/>
                 <w:rtl w:val="0"/>
               </w:rPr>
               <w:t xml:space="preserve">Instagram Reels</w:t>
-            </w:r>
-            <w:r>
-              <w:rPr>
-                <w:rtl w:val="0"/>
-              </w:rPr>
             </w:r>
           </w:p>
         </w:tc>
@@ -1075,26 +1101,23 @@
           </w:tcPr>
           <w:p>
             <w:pPr>
-              <w:spacing w:after="120" w:lineRule="auto"/>
-              <w:rPr>
-                <w:color w:val="888888"/>
-                <w:sz w:val="18"/>
-                <w:szCs w:val="18"/>
+              <w:rPr>
+                <w:b w:val="1"/>
+                <w:bCs w:val="1"/>
+                <w:sz w:val="21"/>
+                <w:szCs w:val="21"/>
               </w:rPr>
             </w:pPr>
             <w:r>
               <w:rPr>
                 <w:rFonts w:ascii="Arial Unicode MS" w:cs="Arial Unicode MS" w:eastAsia="Arial Unicode MS" w:hAnsi="Arial Unicode MS"/>
+                <w:b w:val="1"/>
+                <w:bCs w:val="1"/>
                 <w:sz w:val="21"/>
                 <w:szCs w:val="21"/>
                 <w:rtl w:val="0"/>
               </w:rPr>
               <w:t xml:space="preserve">__________건</w:t>
-            </w:r>
-            <w:r>
-              <w:rPr>
-                <w:rtl w:val="0"/>
-              </w:rPr>
             </w:r>
           </w:p>
         </w:tc>
@@ -1124,25 +1147,22 @@
           </w:tcPr>
           <w:p>
             <w:pPr>
-              <w:spacing w:after="120" w:lineRule="auto"/>
-              <w:rPr>
-                <w:color w:val="888888"/>
-                <w:sz w:val="18"/>
-                <w:szCs w:val="18"/>
+              <w:rPr>
+                <w:b w:val="1"/>
+                <w:bCs w:val="1"/>
+                <w:sz w:val="21"/>
+                <w:szCs w:val="21"/>
               </w:rPr>
             </w:pPr>
             <w:r>
               <w:rPr>
+                <w:b w:val="1"/>
+                <w:bCs w:val="1"/>
                 <w:sz w:val="21"/>
                 <w:szCs w:val="21"/>
                 <w:rtl w:val="0"/>
               </w:rPr>
               <w:t xml:space="preserve">TikTok</w:t>
-            </w:r>
-            <w:r>
-              <w:rPr>
-                <w:rtl w:val="0"/>
-              </w:rPr>
             </w:r>
           </w:p>
         </w:tc>
@@ -1165,26 +1185,23 @@
           </w:tcPr>
           <w:p>
             <w:pPr>
-              <w:spacing w:after="120" w:lineRule="auto"/>
-              <w:rPr>
-                <w:color w:val="888888"/>
-                <w:sz w:val="18"/>
-                <w:szCs w:val="18"/>
+              <w:rPr>
+                <w:b w:val="1"/>
+                <w:bCs w:val="1"/>
+                <w:sz w:val="21"/>
+                <w:szCs w:val="21"/>
               </w:rPr>
             </w:pPr>
             <w:r>
               <w:rPr>
                 <w:rFonts w:ascii="Arial Unicode MS" w:cs="Arial Unicode MS" w:eastAsia="Arial Unicode MS" w:hAnsi="Arial Unicode MS"/>
+                <w:b w:val="1"/>
+                <w:bCs w:val="1"/>
                 <w:sz w:val="21"/>
                 <w:szCs w:val="21"/>
                 <w:rtl w:val="0"/>
               </w:rPr>
               <w:t xml:space="preserve">__________건</w:t>
-            </w:r>
-            <w:r>
-              <w:rPr>
-                <w:rtl w:val="0"/>
-              </w:rPr>
             </w:r>
           </w:p>
         </w:tc>
@@ -1214,25 +1231,22 @@
           </w:tcPr>
           <w:p>
             <w:pPr>
-              <w:spacing w:after="120" w:lineRule="auto"/>
-              <w:rPr>
-                <w:color w:val="888888"/>
-                <w:sz w:val="18"/>
-                <w:szCs w:val="18"/>
+              <w:rPr>
+                <w:b w:val="1"/>
+                <w:bCs w:val="1"/>
+                <w:sz w:val="21"/>
+                <w:szCs w:val="21"/>
               </w:rPr>
             </w:pPr>
             <w:r>
               <w:rPr>
+                <w:b w:val="1"/>
+                <w:bCs w:val="1"/>
                 <w:sz w:val="21"/>
                 <w:szCs w:val="21"/>
                 <w:rtl w:val="0"/>
               </w:rPr>
               <w:t xml:space="preserve">Facebook Reels</w:t>
-            </w:r>
-            <w:r>
-              <w:rPr>
-                <w:rtl w:val="0"/>
-              </w:rPr>
             </w:r>
           </w:p>
         </w:tc>
@@ -1255,26 +1269,23 @@
           </w:tcPr>
           <w:p>
             <w:pPr>
-              <w:spacing w:after="120" w:lineRule="auto"/>
-              <w:rPr>
-                <w:color w:val="888888"/>
-                <w:sz w:val="18"/>
-                <w:szCs w:val="18"/>
+              <w:rPr>
+                <w:b w:val="1"/>
+                <w:bCs w:val="1"/>
+                <w:sz w:val="21"/>
+                <w:szCs w:val="21"/>
               </w:rPr>
             </w:pPr>
             <w:r>
               <w:rPr>
                 <w:rFonts w:ascii="Arial Unicode MS" w:cs="Arial Unicode MS" w:eastAsia="Arial Unicode MS" w:hAnsi="Arial Unicode MS"/>
+                <w:b w:val="1"/>
+                <w:bCs w:val="1"/>
                 <w:sz w:val="21"/>
                 <w:szCs w:val="21"/>
                 <w:rtl w:val="0"/>
               </w:rPr>
               <w:t xml:space="preserve">__________건</w:t>
-            </w:r>
-            <w:r>
-              <w:rPr>
-                <w:rtl w:val="0"/>
-              </w:rPr>
             </w:r>
           </w:p>
         </w:tc>
@@ -1304,25 +1315,22 @@
           </w:tcPr>
           <w:p>
             <w:pPr>
-              <w:spacing w:after="120" w:lineRule="auto"/>
-              <w:rPr>
-                <w:color w:val="888888"/>
-                <w:sz w:val="18"/>
-                <w:szCs w:val="18"/>
+              <w:rPr>
+                <w:b w:val="1"/>
+                <w:bCs w:val="1"/>
+                <w:sz w:val="21"/>
+                <w:szCs w:val="21"/>
               </w:rPr>
             </w:pPr>
             <w:r>
               <w:rPr>
+                <w:b w:val="1"/>
+                <w:bCs w:val="1"/>
                 <w:sz w:val="21"/>
                 <w:szCs w:val="21"/>
                 <w:rtl w:val="0"/>
               </w:rPr>
               <w:t xml:space="preserve">YouTube Shorts</w:t>
-            </w:r>
-            <w:r>
-              <w:rPr>
-                <w:rtl w:val="0"/>
-              </w:rPr>
             </w:r>
           </w:p>
         </w:tc>
@@ -1345,26 +1353,23 @@
           </w:tcPr>
           <w:p>
             <w:pPr>
-              <w:spacing w:after="120" w:lineRule="auto"/>
-              <w:rPr>
-                <w:color w:val="888888"/>
-                <w:sz w:val="18"/>
-                <w:szCs w:val="18"/>
+              <w:rPr>
+                <w:b w:val="1"/>
+                <w:bCs w:val="1"/>
+                <w:sz w:val="21"/>
+                <w:szCs w:val="21"/>
               </w:rPr>
             </w:pPr>
             <w:r>
               <w:rPr>
                 <w:rFonts w:ascii="Arial Unicode MS" w:cs="Arial Unicode MS" w:eastAsia="Arial Unicode MS" w:hAnsi="Arial Unicode MS"/>
+                <w:b w:val="1"/>
+                <w:bCs w:val="1"/>
                 <w:sz w:val="21"/>
                 <w:szCs w:val="21"/>
                 <w:rtl w:val="0"/>
               </w:rPr>
               <w:t xml:space="preserve">__________건</w:t>
-            </w:r>
-            <w:r>
-              <w:rPr>
-                <w:rtl w:val="0"/>
-              </w:rPr>
             </w:r>
           </w:p>
         </w:tc>
@@ -1394,25 +1399,22 @@
           </w:tcPr>
           <w:p>
             <w:pPr>
-              <w:spacing w:after="120" w:lineRule="auto"/>
-              <w:rPr>
-                <w:color w:val="888888"/>
-                <w:sz w:val="18"/>
-                <w:szCs w:val="18"/>
+              <w:rPr>
+                <w:b w:val="1"/>
+                <w:bCs w:val="1"/>
+                <w:sz w:val="21"/>
+                <w:szCs w:val="21"/>
               </w:rPr>
             </w:pPr>
             <w:r>
               <w:rPr>
+                <w:b w:val="1"/>
+                <w:bCs w:val="1"/>
                 <w:sz w:val="21"/>
                 <w:szCs w:val="21"/>
                 <w:rtl w:val="0"/>
               </w:rPr>
               <w:t xml:space="preserve">Instagram Stories</w:t>
-            </w:r>
-            <w:r>
-              <w:rPr>
-                <w:rtl w:val="0"/>
-              </w:rPr>
             </w:r>
           </w:p>
         </w:tc>
@@ -1435,26 +1437,23 @@
           </w:tcPr>
           <w:p>
             <w:pPr>
-              <w:spacing w:after="120" w:lineRule="auto"/>
-              <w:rPr>
-                <w:color w:val="888888"/>
-                <w:sz w:val="18"/>
-                <w:szCs w:val="18"/>
+              <w:rPr>
+                <w:b w:val="1"/>
+                <w:bCs w:val="1"/>
+                <w:sz w:val="21"/>
+                <w:szCs w:val="21"/>
               </w:rPr>
             </w:pPr>
             <w:r>
               <w:rPr>
                 <w:rFonts w:ascii="Arial Unicode MS" w:cs="Arial Unicode MS" w:eastAsia="Arial Unicode MS" w:hAnsi="Arial Unicode MS"/>
+                <w:b w:val="1"/>
+                <w:bCs w:val="1"/>
                 <w:sz w:val="21"/>
                 <w:szCs w:val="21"/>
                 <w:rtl w:val="0"/>
               </w:rPr>
               <w:t xml:space="preserve">__________건</w:t>
-            </w:r>
-            <w:r>
-              <w:rPr>
-                <w:rtl w:val="0"/>
-              </w:rPr>
             </w:r>
           </w:p>
         </w:tc>
@@ -1484,26 +1483,23 @@
           </w:tcPr>
           <w:p>
             <w:pPr>
-              <w:spacing w:after="120" w:lineRule="auto"/>
-              <w:rPr>
-                <w:color w:val="888888"/>
-                <w:sz w:val="18"/>
-                <w:szCs w:val="18"/>
+              <w:rPr>
+                <w:b w:val="1"/>
+                <w:bCs w:val="1"/>
+                <w:sz w:val="21"/>
+                <w:szCs w:val="21"/>
               </w:rPr>
             </w:pPr>
             <w:r>
               <w:rPr>
                 <w:rFonts w:ascii="Arial Unicode MS" w:cs="Arial Unicode MS" w:eastAsia="Arial Unicode MS" w:hAnsi="Arial Unicode MS"/>
+                <w:b w:val="1"/>
+                <w:bCs w:val="1"/>
                 <w:sz w:val="21"/>
                 <w:szCs w:val="21"/>
                 <w:rtl w:val="0"/>
               </w:rPr>
               <w:t xml:space="preserve">기타</w:t>
-            </w:r>
-            <w:r>
-              <w:rPr>
-                <w:rtl w:val="0"/>
-              </w:rPr>
             </w:r>
           </w:p>
         </w:tc>
@@ -1526,25 +1522,22 @@
           </w:tcPr>
           <w:p>
             <w:pPr>
-              <w:spacing w:after="120" w:lineRule="auto"/>
-              <w:rPr>
-                <w:color w:val="888888"/>
-                <w:sz w:val="18"/>
-                <w:szCs w:val="18"/>
+              <w:rPr>
+                <w:b w:val="1"/>
+                <w:bCs w:val="1"/>
+                <w:sz w:val="21"/>
+                <w:szCs w:val="21"/>
               </w:rPr>
             </w:pPr>
             <w:r>
               <w:rPr>
+                <w:b w:val="1"/>
+                <w:bCs w:val="1"/>
                 <w:sz w:val="21"/>
                 <w:szCs w:val="21"/>
                 <w:rtl w:val="0"/>
               </w:rPr>
               <w:t xml:space="preserve">____________________</w:t>
-            </w:r>
-            <w:r>
-              <w:rPr>
-                <w:rtl w:val="0"/>
-              </w:rPr>
             </w:r>
           </w:p>
         </w:tc>
@@ -1574,26 +1567,23 @@
           </w:tcPr>
           <w:p>
             <w:pPr>
-              <w:spacing w:after="120" w:lineRule="auto"/>
-              <w:rPr>
-                <w:color w:val="888888"/>
-                <w:sz w:val="18"/>
-                <w:szCs w:val="18"/>
+              <w:rPr>
+                <w:b w:val="1"/>
+                <w:bCs w:val="1"/>
+                <w:sz w:val="21"/>
+                <w:szCs w:val="21"/>
               </w:rPr>
             </w:pPr>
             <w:r>
               <w:rPr>
                 <w:rFonts w:ascii="Arial Unicode MS" w:cs="Arial Unicode MS" w:eastAsia="Arial Unicode MS" w:hAnsi="Arial Unicode MS"/>
+                <w:b w:val="1"/>
+                <w:bCs w:val="1"/>
                 <w:sz w:val="21"/>
                 <w:szCs w:val="21"/>
                 <w:rtl w:val="0"/>
               </w:rPr>
               <w:t xml:space="preserve">게시 계정</w:t>
-            </w:r>
-            <w:r>
-              <w:rPr>
-                <w:rtl w:val="0"/>
-              </w:rPr>
             </w:r>
           </w:p>
         </w:tc>
@@ -1616,25 +1606,22 @@
           </w:tcPr>
           <w:p>
             <w:pPr>
-              <w:spacing w:after="120" w:lineRule="auto"/>
-              <w:rPr>
-                <w:color w:val="888888"/>
-                <w:sz w:val="18"/>
-                <w:szCs w:val="18"/>
+              <w:rPr>
+                <w:b w:val="1"/>
+                <w:bCs w:val="1"/>
+                <w:sz w:val="21"/>
+                <w:szCs w:val="21"/>
               </w:rPr>
             </w:pPr>
             <w:r>
               <w:rPr>
+                <w:b w:val="1"/>
+                <w:bCs w:val="1"/>
                 <w:sz w:val="21"/>
                 <w:szCs w:val="21"/>
                 <w:rtl w:val="0"/>
               </w:rPr>
               <w:t xml:space="preserve">____________________</w:t>
-            </w:r>
-            <w:r>
-              <w:rPr>
-                <w:rtl w:val="0"/>
-              </w:rPr>
             </w:r>
           </w:p>
         </w:tc>
@@ -1666,13 +1653,17 @@
       <w:pPr>
         <w:spacing w:after="120" w:lineRule="auto"/>
         <w:rPr>
-          <w:sz w:val="21"/>
-          <w:szCs w:val="21"/>
-        </w:rPr>
-      </w:pPr>
-      <w:r>
-        <w:rPr>
-          <w:rFonts w:ascii="Arial Unicode MS" w:cs="Arial Unicode MS" w:eastAsia="Arial Unicode MS" w:hAnsi="Arial Unicode MS"/>
+          <w:b w:val="1"/>
+          <w:bCs w:val="1"/>
+          <w:sz w:val="21"/>
+          <w:szCs w:val="21"/>
+        </w:rPr>
+      </w:pPr>
+      <w:r>
+        <w:rPr>
+          <w:rFonts w:ascii="Arial Unicode MS" w:cs="Arial Unicode MS" w:eastAsia="Arial Unicode MS" w:hAnsi="Arial Unicode MS"/>
+          <w:b w:val="1"/>
+          <w:bCs w:val="1"/>
           <w:sz w:val="21"/>
           <w:szCs w:val="21"/>
           <w:rtl w:val="0"/>
@@ -1684,13 +1675,17 @@
       <w:pPr>
         <w:spacing w:after="120" w:lineRule="auto"/>
         <w:rPr>
-          <w:sz w:val="21"/>
-          <w:szCs w:val="21"/>
-        </w:rPr>
-      </w:pPr>
-      <w:r>
-        <w:rPr>
-          <w:rFonts w:ascii="Arial Unicode MS" w:cs="Arial Unicode MS" w:eastAsia="Arial Unicode MS" w:hAnsi="Arial Unicode MS"/>
+          <w:b w:val="1"/>
+          <w:bCs w:val="1"/>
+          <w:sz w:val="21"/>
+          <w:szCs w:val="21"/>
+        </w:rPr>
+      </w:pPr>
+      <w:r>
+        <w:rPr>
+          <w:rFonts w:ascii="Arial Unicode MS" w:cs="Arial Unicode MS" w:eastAsia="Arial Unicode MS" w:hAnsi="Arial Unicode MS"/>
+          <w:b w:val="1"/>
+          <w:bCs w:val="1"/>
           <w:sz w:val="21"/>
           <w:szCs w:val="21"/>
           <w:rtl w:val="0"/>
@@ -1702,13 +1697,17 @@
       <w:pPr>
         <w:spacing w:after="120" w:lineRule="auto"/>
         <w:rPr>
-          <w:sz w:val="21"/>
-          <w:szCs w:val="21"/>
-        </w:rPr>
-      </w:pPr>
-      <w:r>
-        <w:rPr>
-          <w:rFonts w:ascii="Arial Unicode MS" w:cs="Arial Unicode MS" w:eastAsia="Arial Unicode MS" w:hAnsi="Arial Unicode MS"/>
+          <w:b w:val="1"/>
+          <w:bCs w:val="1"/>
+          <w:sz w:val="21"/>
+          <w:szCs w:val="21"/>
+        </w:rPr>
+      </w:pPr>
+      <w:r>
+        <w:rPr>
+          <w:rFonts w:ascii="Arial Unicode MS" w:cs="Arial Unicode MS" w:eastAsia="Arial Unicode MS" w:hAnsi="Arial Unicode MS"/>
+          <w:b w:val="1"/>
+          <w:bCs w:val="1"/>
           <w:sz w:val="21"/>
           <w:szCs w:val="21"/>
           <w:rtl w:val="0"/>
@@ -1720,13 +1719,17 @@
       <w:pPr>
         <w:spacing w:after="120" w:lineRule="auto"/>
         <w:rPr>
-          <w:sz w:val="21"/>
-          <w:szCs w:val="21"/>
-        </w:rPr>
-      </w:pPr>
-      <w:r>
-        <w:rPr>
-          <w:rFonts w:ascii="Arial Unicode MS" w:cs="Arial Unicode MS" w:eastAsia="Arial Unicode MS" w:hAnsi="Arial Unicode MS"/>
+          <w:b w:val="1"/>
+          <w:bCs w:val="1"/>
+          <w:sz w:val="21"/>
+          <w:szCs w:val="21"/>
+        </w:rPr>
+      </w:pPr>
+      <w:r>
+        <w:rPr>
+          <w:rFonts w:ascii="Arial Unicode MS" w:cs="Arial Unicode MS" w:eastAsia="Arial Unicode MS" w:hAnsi="Arial Unicode MS"/>
+          <w:b w:val="1"/>
+          <w:bCs w:val="1"/>
           <w:sz w:val="21"/>
           <w:szCs w:val="21"/>
           <w:rtl w:val="0"/>
@@ -1738,13 +1741,17 @@
       <w:pPr>
         <w:spacing w:after="120" w:lineRule="auto"/>
         <w:rPr>
-          <w:sz w:val="21"/>
-          <w:szCs w:val="21"/>
-        </w:rPr>
-      </w:pPr>
-      <w:r>
-        <w:rPr>
-          <w:rFonts w:ascii="Arial Unicode MS" w:cs="Arial Unicode MS" w:eastAsia="Arial Unicode MS" w:hAnsi="Arial Unicode MS"/>
+          <w:b w:val="1"/>
+          <w:bCs w:val="1"/>
+          <w:sz w:val="21"/>
+          <w:szCs w:val="21"/>
+        </w:rPr>
+      </w:pPr>
+      <w:r>
+        <w:rPr>
+          <w:rFonts w:ascii="Arial Unicode MS" w:cs="Arial Unicode MS" w:eastAsia="Arial Unicode MS" w:hAnsi="Arial Unicode MS"/>
+          <w:b w:val="1"/>
+          <w:bCs w:val="1"/>
           <w:sz w:val="21"/>
           <w:szCs w:val="21"/>
           <w:rtl w:val="0"/>
@@ -1756,13 +1763,17 @@
       <w:pPr>
         <w:spacing w:after="120" w:lineRule="auto"/>
         <w:rPr>
-          <w:sz w:val="21"/>
-          <w:szCs w:val="21"/>
-        </w:rPr>
-      </w:pPr>
-      <w:r>
-        <w:rPr>
-          <w:rFonts w:ascii="Arial Unicode MS" w:cs="Arial Unicode MS" w:eastAsia="Arial Unicode MS" w:hAnsi="Arial Unicode MS"/>
+          <w:b w:val="1"/>
+          <w:bCs w:val="1"/>
+          <w:sz w:val="21"/>
+          <w:szCs w:val="21"/>
+        </w:rPr>
+      </w:pPr>
+      <w:r>
+        <w:rPr>
+          <w:rFonts w:ascii="Arial Unicode MS" w:cs="Arial Unicode MS" w:eastAsia="Arial Unicode MS" w:hAnsi="Arial Unicode MS"/>
+          <w:b w:val="1"/>
+          <w:bCs w:val="1"/>
           <w:sz w:val="21"/>
           <w:szCs w:val="21"/>
           <w:rtl w:val="0"/>
@@ -1774,13 +1785,17 @@
       <w:pPr>
         <w:spacing w:after="120" w:lineRule="auto"/>
         <w:rPr>
-          <w:sz w:val="21"/>
-          <w:szCs w:val="21"/>
-        </w:rPr>
-      </w:pPr>
-      <w:r>
-        <w:rPr>
-          <w:rFonts w:ascii="Arial Unicode MS" w:cs="Arial Unicode MS" w:eastAsia="Arial Unicode MS" w:hAnsi="Arial Unicode MS"/>
+          <w:b w:val="1"/>
+          <w:bCs w:val="1"/>
+          <w:sz w:val="21"/>
+          <w:szCs w:val="21"/>
+        </w:rPr>
+      </w:pPr>
+      <w:r>
+        <w:rPr>
+          <w:rFonts w:ascii="Arial Unicode MS" w:cs="Arial Unicode MS" w:eastAsia="Arial Unicode MS" w:hAnsi="Arial Unicode MS"/>
+          <w:b w:val="1"/>
+          <w:bCs w:val="1"/>
           <w:sz w:val="21"/>
           <w:szCs w:val="21"/>
           <w:rtl w:val="0"/>
@@ -1814,13 +1829,17 @@
       <w:pPr>
         <w:spacing w:after="120" w:lineRule="auto"/>
         <w:rPr>
-          <w:sz w:val="21"/>
-          <w:szCs w:val="21"/>
-        </w:rPr>
-      </w:pPr>
-      <w:r>
-        <w:rPr>
-          <w:rFonts w:ascii="Arial Unicode MS" w:cs="Arial Unicode MS" w:eastAsia="Arial Unicode MS" w:hAnsi="Arial Unicode MS"/>
+          <w:b w:val="1"/>
+          <w:bCs w:val="1"/>
+          <w:sz w:val="21"/>
+          <w:szCs w:val="21"/>
+        </w:rPr>
+      </w:pPr>
+      <w:r>
+        <w:rPr>
+          <w:rFonts w:ascii="Arial Unicode MS" w:cs="Arial Unicode MS" w:eastAsia="Arial Unicode MS" w:hAnsi="Arial Unicode MS"/>
+          <w:b w:val="1"/>
+          <w:bCs w:val="1"/>
           <w:sz w:val="21"/>
           <w:szCs w:val="21"/>
           <w:rtl w:val="0"/>
@@ -1832,13 +1851,17 @@
       <w:pPr>
         <w:spacing w:after="120" w:lineRule="auto"/>
         <w:rPr>
-          <w:sz w:val="21"/>
-          <w:szCs w:val="21"/>
-        </w:rPr>
-      </w:pPr>
-      <w:r>
-        <w:rPr>
-          <w:rFonts w:ascii="Arial Unicode MS" w:cs="Arial Unicode MS" w:eastAsia="Arial Unicode MS" w:hAnsi="Arial Unicode MS"/>
+          <w:b w:val="1"/>
+          <w:bCs w:val="1"/>
+          <w:sz w:val="21"/>
+          <w:szCs w:val="21"/>
+        </w:rPr>
+      </w:pPr>
+      <w:r>
+        <w:rPr>
+          <w:rFonts w:ascii="Arial Unicode MS" w:cs="Arial Unicode MS" w:eastAsia="Arial Unicode MS" w:hAnsi="Arial Unicode MS"/>
+          <w:b w:val="1"/>
+          <w:bCs w:val="1"/>
           <w:sz w:val="21"/>
           <w:szCs w:val="21"/>
           <w:rtl w:val="0"/>
@@ -1850,13 +1873,17 @@
       <w:pPr>
         <w:spacing w:after="120" w:lineRule="auto"/>
         <w:rPr>
-          <w:sz w:val="21"/>
-          <w:szCs w:val="21"/>
-        </w:rPr>
-      </w:pPr>
-      <w:r>
-        <w:rPr>
-          <w:rFonts w:ascii="Arial Unicode MS" w:cs="Arial Unicode MS" w:eastAsia="Arial Unicode MS" w:hAnsi="Arial Unicode MS"/>
+          <w:b w:val="1"/>
+          <w:bCs w:val="1"/>
+          <w:sz w:val="21"/>
+          <w:szCs w:val="21"/>
+        </w:rPr>
+      </w:pPr>
+      <w:r>
+        <w:rPr>
+          <w:rFonts w:ascii="Arial Unicode MS" w:cs="Arial Unicode MS" w:eastAsia="Arial Unicode MS" w:hAnsi="Arial Unicode MS"/>
+          <w:b w:val="1"/>
+          <w:bCs w:val="1"/>
           <w:sz w:val="21"/>
           <w:szCs w:val="21"/>
           <w:rtl w:val="0"/>
@@ -1868,13 +1895,17 @@
       <w:pPr>
         <w:spacing w:after="120" w:lineRule="auto"/>
         <w:rPr>
-          <w:sz w:val="21"/>
-          <w:szCs w:val="21"/>
-        </w:rPr>
-      </w:pPr>
-      <w:r>
-        <w:rPr>
-          <w:rFonts w:ascii="Arial Unicode MS" w:cs="Arial Unicode MS" w:eastAsia="Arial Unicode MS" w:hAnsi="Arial Unicode MS"/>
+          <w:b w:val="1"/>
+          <w:bCs w:val="1"/>
+          <w:sz w:val="21"/>
+          <w:szCs w:val="21"/>
+        </w:rPr>
+      </w:pPr>
+      <w:r>
+        <w:rPr>
+          <w:rFonts w:ascii="Arial Unicode MS" w:cs="Arial Unicode MS" w:eastAsia="Arial Unicode MS" w:hAnsi="Arial Unicode MS"/>
+          <w:b w:val="1"/>
+          <w:bCs w:val="1"/>
           <w:sz w:val="21"/>
           <w:szCs w:val="21"/>
           <w:rtl w:val="0"/>
@@ -1908,13 +1939,17 @@
       <w:pPr>
         <w:spacing w:after="120" w:lineRule="auto"/>
         <w:rPr>
-          <w:sz w:val="21"/>
-          <w:szCs w:val="21"/>
-        </w:rPr>
-      </w:pPr>
-      <w:r>
-        <w:rPr>
-          <w:rFonts w:ascii="Arial Unicode MS" w:cs="Arial Unicode MS" w:eastAsia="Arial Unicode MS" w:hAnsi="Arial Unicode MS"/>
+          <w:b w:val="1"/>
+          <w:bCs w:val="1"/>
+          <w:sz w:val="21"/>
+          <w:szCs w:val="21"/>
+        </w:rPr>
+      </w:pPr>
+      <w:r>
+        <w:rPr>
+          <w:rFonts w:ascii="Arial Unicode MS" w:cs="Arial Unicode MS" w:eastAsia="Arial Unicode MS" w:hAnsi="Arial Unicode MS"/>
+          <w:b w:val="1"/>
+          <w:bCs w:val="1"/>
           <w:sz w:val="21"/>
           <w:szCs w:val="21"/>
           <w:rtl w:val="0"/>
@@ -1926,13 +1961,17 @@
       <w:pPr>
         <w:spacing w:after="120" w:lineRule="auto"/>
         <w:rPr>
-          <w:sz w:val="21"/>
-          <w:szCs w:val="21"/>
-        </w:rPr>
-      </w:pPr>
-      <w:r>
-        <w:rPr>
-          <w:rFonts w:ascii="Arial Unicode MS" w:cs="Arial Unicode MS" w:eastAsia="Arial Unicode MS" w:hAnsi="Arial Unicode MS"/>
+          <w:b w:val="1"/>
+          <w:bCs w:val="1"/>
+          <w:sz w:val="21"/>
+          <w:szCs w:val="21"/>
+        </w:rPr>
+      </w:pPr>
+      <w:r>
+        <w:rPr>
+          <w:rFonts w:ascii="Arial Unicode MS" w:cs="Arial Unicode MS" w:eastAsia="Arial Unicode MS" w:hAnsi="Arial Unicode MS"/>
+          <w:b w:val="1"/>
+          <w:bCs w:val="1"/>
           <w:sz w:val="21"/>
           <w:szCs w:val="21"/>
           <w:rtl w:val="0"/>
@@ -1966,13 +2005,17 @@
       <w:pPr>
         <w:spacing w:after="120" w:lineRule="auto"/>
         <w:rPr>
-          <w:sz w:val="21"/>
-          <w:szCs w:val="21"/>
-        </w:rPr>
-      </w:pPr>
-      <w:r>
-        <w:rPr>
-          <w:rFonts w:ascii="Arial Unicode MS" w:cs="Arial Unicode MS" w:eastAsia="Arial Unicode MS" w:hAnsi="Arial Unicode MS"/>
+          <w:b w:val="1"/>
+          <w:bCs w:val="1"/>
+          <w:sz w:val="21"/>
+          <w:szCs w:val="21"/>
+        </w:rPr>
+      </w:pPr>
+      <w:r>
+        <w:rPr>
+          <w:rFonts w:ascii="Arial Unicode MS" w:cs="Arial Unicode MS" w:eastAsia="Arial Unicode MS" w:hAnsi="Arial Unicode MS"/>
+          <w:b w:val="1"/>
+          <w:bCs w:val="1"/>
           <w:sz w:val="21"/>
           <w:szCs w:val="21"/>
           <w:rtl w:val="0"/>
@@ -1984,13 +2027,17 @@
       <w:pPr>
         <w:spacing w:after="120" w:lineRule="auto"/>
         <w:rPr>
-          <w:sz w:val="21"/>
-          <w:szCs w:val="21"/>
-        </w:rPr>
-      </w:pPr>
-      <w:r>
-        <w:rPr>
-          <w:rFonts w:ascii="Arial Unicode MS" w:cs="Arial Unicode MS" w:eastAsia="Arial Unicode MS" w:hAnsi="Arial Unicode MS"/>
+          <w:b w:val="1"/>
+          <w:bCs w:val="1"/>
+          <w:sz w:val="21"/>
+          <w:szCs w:val="21"/>
+        </w:rPr>
+      </w:pPr>
+      <w:r>
+        <w:rPr>
+          <w:rFonts w:ascii="Arial Unicode MS" w:cs="Arial Unicode MS" w:eastAsia="Arial Unicode MS" w:hAnsi="Arial Unicode MS"/>
+          <w:b w:val="1"/>
+          <w:bCs w:val="1"/>
           <w:sz w:val="21"/>
           <w:szCs w:val="21"/>
           <w:rtl w:val="0"/>
@@ -2002,13 +2049,17 @@
       <w:pPr>
         <w:spacing w:after="120" w:lineRule="auto"/>
         <w:rPr>
-          <w:sz w:val="21"/>
-          <w:szCs w:val="21"/>
-        </w:rPr>
-      </w:pPr>
-      <w:r>
-        <w:rPr>
-          <w:rFonts w:ascii="Arial Unicode MS" w:cs="Arial Unicode MS" w:eastAsia="Arial Unicode MS" w:hAnsi="Arial Unicode MS"/>
+          <w:b w:val="1"/>
+          <w:bCs w:val="1"/>
+          <w:sz w:val="21"/>
+          <w:szCs w:val="21"/>
+        </w:rPr>
+      </w:pPr>
+      <w:r>
+        <w:rPr>
+          <w:rFonts w:ascii="Arial Unicode MS" w:cs="Arial Unicode MS" w:eastAsia="Arial Unicode MS" w:hAnsi="Arial Unicode MS"/>
+          <w:b w:val="1"/>
+          <w:bCs w:val="1"/>
           <w:sz w:val="21"/>
           <w:szCs w:val="21"/>
           <w:rtl w:val="0"/>
@@ -2020,13 +2071,17 @@
       <w:pPr>
         <w:spacing w:after="120" w:lineRule="auto"/>
         <w:rPr>
-          <w:sz w:val="21"/>
-          <w:szCs w:val="21"/>
-        </w:rPr>
-      </w:pPr>
-      <w:r>
-        <w:rPr>
-          <w:rFonts w:ascii="Arial Unicode MS" w:cs="Arial Unicode MS" w:eastAsia="Arial Unicode MS" w:hAnsi="Arial Unicode MS"/>
+          <w:b w:val="1"/>
+          <w:bCs w:val="1"/>
+          <w:sz w:val="21"/>
+          <w:szCs w:val="21"/>
+        </w:rPr>
+      </w:pPr>
+      <w:r>
+        <w:rPr>
+          <w:rFonts w:ascii="Arial Unicode MS" w:cs="Arial Unicode MS" w:eastAsia="Arial Unicode MS" w:hAnsi="Arial Unicode MS"/>
+          <w:b w:val="1"/>
+          <w:bCs w:val="1"/>
           <w:sz w:val="21"/>
           <w:szCs w:val="21"/>
           <w:rtl w:val="0"/>
@@ -2038,13 +2093,17 @@
       <w:pPr>
         <w:spacing w:after="120" w:lineRule="auto"/>
         <w:rPr>
-          <w:sz w:val="21"/>
-          <w:szCs w:val="21"/>
-        </w:rPr>
-      </w:pPr>
-      <w:r>
-        <w:rPr>
-          <w:rFonts w:ascii="Arial Unicode MS" w:cs="Arial Unicode MS" w:eastAsia="Arial Unicode MS" w:hAnsi="Arial Unicode MS"/>
+          <w:b w:val="1"/>
+          <w:bCs w:val="1"/>
+          <w:sz w:val="21"/>
+          <w:szCs w:val="21"/>
+        </w:rPr>
+      </w:pPr>
+      <w:r>
+        <w:rPr>
+          <w:rFonts w:ascii="Arial Unicode MS" w:cs="Arial Unicode MS" w:eastAsia="Arial Unicode MS" w:hAnsi="Arial Unicode MS"/>
+          <w:b w:val="1"/>
+          <w:bCs w:val="1"/>
           <w:sz w:val="21"/>
           <w:szCs w:val="21"/>
           <w:rtl w:val="0"/>
@@ -2078,13 +2137,17 @@
       <w:pPr>
         <w:spacing w:after="120" w:lineRule="auto"/>
         <w:rPr>
-          <w:sz w:val="21"/>
-          <w:szCs w:val="21"/>
-        </w:rPr>
-      </w:pPr>
-      <w:r>
-        <w:rPr>
-          <w:rFonts w:ascii="Arial Unicode MS" w:cs="Arial Unicode MS" w:eastAsia="Arial Unicode MS" w:hAnsi="Arial Unicode MS"/>
+          <w:b w:val="1"/>
+          <w:bCs w:val="1"/>
+          <w:sz w:val="21"/>
+          <w:szCs w:val="21"/>
+        </w:rPr>
+      </w:pPr>
+      <w:r>
+        <w:rPr>
+          <w:rFonts w:ascii="Arial Unicode MS" w:cs="Arial Unicode MS" w:eastAsia="Arial Unicode MS" w:hAnsi="Arial Unicode MS"/>
+          <w:b w:val="1"/>
+          <w:bCs w:val="1"/>
           <w:sz w:val="21"/>
           <w:szCs w:val="21"/>
           <w:rtl w:val="0"/>
@@ -2096,13 +2159,17 @@
       <w:pPr>
         <w:spacing w:after="120" w:lineRule="auto"/>
         <w:rPr>
-          <w:sz w:val="21"/>
-          <w:szCs w:val="21"/>
-        </w:rPr>
-      </w:pPr>
-      <w:r>
-        <w:rPr>
-          <w:rFonts w:ascii="Arial Unicode MS" w:cs="Arial Unicode MS" w:eastAsia="Arial Unicode MS" w:hAnsi="Arial Unicode MS"/>
+          <w:b w:val="1"/>
+          <w:bCs w:val="1"/>
+          <w:sz w:val="21"/>
+          <w:szCs w:val="21"/>
+        </w:rPr>
+      </w:pPr>
+      <w:r>
+        <w:rPr>
+          <w:rFonts w:ascii="Arial Unicode MS" w:cs="Arial Unicode MS" w:eastAsia="Arial Unicode MS" w:hAnsi="Arial Unicode MS"/>
+          <w:b w:val="1"/>
+          <w:bCs w:val="1"/>
           <w:sz w:val="21"/>
           <w:szCs w:val="21"/>
           <w:rtl w:val="0"/>
@@ -2114,13 +2181,17 @@
       <w:pPr>
         <w:spacing w:after="120" w:lineRule="auto"/>
         <w:rPr>
-          <w:sz w:val="21"/>
-          <w:szCs w:val="21"/>
-        </w:rPr>
-      </w:pPr>
-      <w:r>
-        <w:rPr>
-          <w:rFonts w:ascii="Arial Unicode MS" w:cs="Arial Unicode MS" w:eastAsia="Arial Unicode MS" w:hAnsi="Arial Unicode MS"/>
+          <w:b w:val="1"/>
+          <w:bCs w:val="1"/>
+          <w:sz w:val="21"/>
+          <w:szCs w:val="21"/>
+        </w:rPr>
+      </w:pPr>
+      <w:r>
+        <w:rPr>
+          <w:rFonts w:ascii="Arial Unicode MS" w:cs="Arial Unicode MS" w:eastAsia="Arial Unicode MS" w:hAnsi="Arial Unicode MS"/>
+          <w:b w:val="1"/>
+          <w:bCs w:val="1"/>
           <w:sz w:val="21"/>
           <w:szCs w:val="21"/>
           <w:rtl w:val="0"/>
@@ -2132,13 +2203,17 @@
       <w:pPr>
         <w:spacing w:after="120" w:lineRule="auto"/>
         <w:rPr>
-          <w:sz w:val="21"/>
-          <w:szCs w:val="21"/>
-        </w:rPr>
-      </w:pPr>
-      <w:r>
-        <w:rPr>
-          <w:rFonts w:ascii="Arial Unicode MS" w:cs="Arial Unicode MS" w:eastAsia="Arial Unicode MS" w:hAnsi="Arial Unicode MS"/>
+          <w:b w:val="1"/>
+          <w:bCs w:val="1"/>
+          <w:sz w:val="21"/>
+          <w:szCs w:val="21"/>
+        </w:rPr>
+      </w:pPr>
+      <w:r>
+        <w:rPr>
+          <w:rFonts w:ascii="Arial Unicode MS" w:cs="Arial Unicode MS" w:eastAsia="Arial Unicode MS" w:hAnsi="Arial Unicode MS"/>
+          <w:b w:val="1"/>
+          <w:bCs w:val="1"/>
           <w:sz w:val="21"/>
           <w:szCs w:val="21"/>
           <w:rtl w:val="0"/>
@@ -2150,13 +2225,17 @@
       <w:pPr>
         <w:spacing w:after="120" w:lineRule="auto"/>
         <w:rPr>
-          <w:sz w:val="21"/>
-          <w:szCs w:val="21"/>
-        </w:rPr>
-      </w:pPr>
-      <w:r>
-        <w:rPr>
-          <w:rFonts w:ascii="Arial Unicode MS" w:cs="Arial Unicode MS" w:eastAsia="Arial Unicode MS" w:hAnsi="Arial Unicode MS"/>
+          <w:b w:val="1"/>
+          <w:bCs w:val="1"/>
+          <w:sz w:val="21"/>
+          <w:szCs w:val="21"/>
+        </w:rPr>
+      </w:pPr>
+      <w:r>
+        <w:rPr>
+          <w:rFonts w:ascii="Arial Unicode MS" w:cs="Arial Unicode MS" w:eastAsia="Arial Unicode MS" w:hAnsi="Arial Unicode MS"/>
+          <w:b w:val="1"/>
+          <w:bCs w:val="1"/>
           <w:sz w:val="21"/>
           <w:szCs w:val="21"/>
           <w:rtl w:val="0"/>
@@ -2168,13 +2247,17 @@
       <w:pPr>
         <w:spacing w:after="120" w:lineRule="auto"/>
         <w:rPr>
-          <w:sz w:val="21"/>
-          <w:szCs w:val="21"/>
-        </w:rPr>
-      </w:pPr>
-      <w:r>
-        <w:rPr>
-          <w:rFonts w:ascii="Arial Unicode MS" w:cs="Arial Unicode MS" w:eastAsia="Arial Unicode MS" w:hAnsi="Arial Unicode MS"/>
+          <w:b w:val="1"/>
+          <w:bCs w:val="1"/>
+          <w:sz w:val="21"/>
+          <w:szCs w:val="21"/>
+        </w:rPr>
+      </w:pPr>
+      <w:r>
+        <w:rPr>
+          <w:rFonts w:ascii="Arial Unicode MS" w:cs="Arial Unicode MS" w:eastAsia="Arial Unicode MS" w:hAnsi="Arial Unicode MS"/>
+          <w:b w:val="1"/>
+          <w:bCs w:val="1"/>
           <w:sz w:val="21"/>
           <w:szCs w:val="21"/>
           <w:rtl w:val="0"/>
@@ -2186,13 +2269,17 @@
       <w:pPr>
         <w:spacing w:after="120" w:lineRule="auto"/>
         <w:rPr>
-          <w:sz w:val="21"/>
-          <w:szCs w:val="21"/>
-        </w:rPr>
-      </w:pPr>
-      <w:r>
-        <w:rPr>
-          <w:rFonts w:ascii="Arial Unicode MS" w:cs="Arial Unicode MS" w:eastAsia="Arial Unicode MS" w:hAnsi="Arial Unicode MS"/>
+          <w:b w:val="1"/>
+          <w:bCs w:val="1"/>
+          <w:sz w:val="21"/>
+          <w:szCs w:val="21"/>
+        </w:rPr>
+      </w:pPr>
+      <w:r>
+        <w:rPr>
+          <w:rFonts w:ascii="Arial Unicode MS" w:cs="Arial Unicode MS" w:eastAsia="Arial Unicode MS" w:hAnsi="Arial Unicode MS"/>
+          <w:b w:val="1"/>
+          <w:bCs w:val="1"/>
           <w:sz w:val="21"/>
           <w:szCs w:val="21"/>
           <w:rtl w:val="0"/>
@@ -2204,13 +2291,17 @@
       <w:pPr>
         <w:spacing w:after="120" w:lineRule="auto"/>
         <w:rPr>
-          <w:sz w:val="21"/>
-          <w:szCs w:val="21"/>
-        </w:rPr>
-      </w:pPr>
-      <w:r>
-        <w:rPr>
-          <w:rFonts w:ascii="Arial Unicode MS" w:cs="Arial Unicode MS" w:eastAsia="Arial Unicode MS" w:hAnsi="Arial Unicode MS"/>
+          <w:b w:val="1"/>
+          <w:bCs w:val="1"/>
+          <w:sz w:val="21"/>
+          <w:szCs w:val="21"/>
+        </w:rPr>
+      </w:pPr>
+      <w:r>
+        <w:rPr>
+          <w:rFonts w:ascii="Arial Unicode MS" w:cs="Arial Unicode MS" w:eastAsia="Arial Unicode MS" w:hAnsi="Arial Unicode MS"/>
+          <w:b w:val="1"/>
+          <w:bCs w:val="1"/>
           <w:sz w:val="21"/>
           <w:szCs w:val="21"/>
           <w:rtl w:val="0"/>
@@ -2222,13 +2313,17 @@
       <w:pPr>
         <w:spacing w:after="120" w:lineRule="auto"/>
         <w:rPr>
-          <w:sz w:val="21"/>
-          <w:szCs w:val="21"/>
-        </w:rPr>
-      </w:pPr>
-      <w:r>
-        <w:rPr>
-          <w:rFonts w:ascii="Arial Unicode MS" w:cs="Arial Unicode MS" w:eastAsia="Arial Unicode MS" w:hAnsi="Arial Unicode MS"/>
+          <w:b w:val="1"/>
+          <w:bCs w:val="1"/>
+          <w:sz w:val="21"/>
+          <w:szCs w:val="21"/>
+        </w:rPr>
+      </w:pPr>
+      <w:r>
+        <w:rPr>
+          <w:rFonts w:ascii="Arial Unicode MS" w:cs="Arial Unicode MS" w:eastAsia="Arial Unicode MS" w:hAnsi="Arial Unicode MS"/>
+          <w:b w:val="1"/>
+          <w:bCs w:val="1"/>
           <w:sz w:val="21"/>
           <w:szCs w:val="21"/>
           <w:rtl w:val="0"/>
@@ -2240,13 +2335,17 @@
       <w:pPr>
         <w:spacing w:after="120" w:lineRule="auto"/>
         <w:rPr>
-          <w:sz w:val="21"/>
-          <w:szCs w:val="21"/>
-        </w:rPr>
-      </w:pPr>
-      <w:r>
-        <w:rPr>
-          <w:rFonts w:ascii="Arial Unicode MS" w:cs="Arial Unicode MS" w:eastAsia="Arial Unicode MS" w:hAnsi="Arial Unicode MS"/>
+          <w:b w:val="1"/>
+          <w:bCs w:val="1"/>
+          <w:sz w:val="21"/>
+          <w:szCs w:val="21"/>
+        </w:rPr>
+      </w:pPr>
+      <w:r>
+        <w:rPr>
+          <w:rFonts w:ascii="Arial Unicode MS" w:cs="Arial Unicode MS" w:eastAsia="Arial Unicode MS" w:hAnsi="Arial Unicode MS"/>
+          <w:b w:val="1"/>
+          <w:bCs w:val="1"/>
           <w:sz w:val="21"/>
           <w:szCs w:val="21"/>
           <w:rtl w:val="0"/>
@@ -2258,13 +2357,17 @@
       <w:pPr>
         <w:spacing w:after="120" w:lineRule="auto"/>
         <w:rPr>
-          <w:sz w:val="21"/>
-          <w:szCs w:val="21"/>
-        </w:rPr>
-      </w:pPr>
-      <w:r>
-        <w:rPr>
-          <w:rFonts w:ascii="Arial Unicode MS" w:cs="Arial Unicode MS" w:eastAsia="Arial Unicode MS" w:hAnsi="Arial Unicode MS"/>
+          <w:b w:val="1"/>
+          <w:bCs w:val="1"/>
+          <w:sz w:val="21"/>
+          <w:szCs w:val="21"/>
+        </w:rPr>
+      </w:pPr>
+      <w:r>
+        <w:rPr>
+          <w:rFonts w:ascii="Arial Unicode MS" w:cs="Arial Unicode MS" w:eastAsia="Arial Unicode MS" w:hAnsi="Arial Unicode MS"/>
+          <w:b w:val="1"/>
+          <w:bCs w:val="1"/>
           <w:sz w:val="21"/>
           <w:szCs w:val="21"/>
           <w:rtl w:val="0"/>
@@ -2276,13 +2379,17 @@
       <w:pPr>
         <w:spacing w:after="120" w:lineRule="auto"/>
         <w:rPr>
-          <w:sz w:val="21"/>
-          <w:szCs w:val="21"/>
-        </w:rPr>
-      </w:pPr>
-      <w:r>
-        <w:rPr>
-          <w:rFonts w:ascii="Arial Unicode MS" w:cs="Arial Unicode MS" w:eastAsia="Arial Unicode MS" w:hAnsi="Arial Unicode MS"/>
+          <w:b w:val="1"/>
+          <w:bCs w:val="1"/>
+          <w:sz w:val="21"/>
+          <w:szCs w:val="21"/>
+        </w:rPr>
+      </w:pPr>
+      <w:r>
+        <w:rPr>
+          <w:rFonts w:ascii="Arial Unicode MS" w:cs="Arial Unicode MS" w:eastAsia="Arial Unicode MS" w:hAnsi="Arial Unicode MS"/>
+          <w:b w:val="1"/>
+          <w:bCs w:val="1"/>
           <w:sz w:val="21"/>
           <w:szCs w:val="21"/>
           <w:rtl w:val="0"/>
@@ -2294,13 +2401,17 @@
       <w:pPr>
         <w:spacing w:after="120" w:lineRule="auto"/>
         <w:rPr>
-          <w:sz w:val="21"/>
-          <w:szCs w:val="21"/>
-        </w:rPr>
-      </w:pPr>
-      <w:r>
-        <w:rPr>
-          <w:rFonts w:ascii="Arial Unicode MS" w:cs="Arial Unicode MS" w:eastAsia="Arial Unicode MS" w:hAnsi="Arial Unicode MS"/>
+          <w:b w:val="1"/>
+          <w:bCs w:val="1"/>
+          <w:sz w:val="21"/>
+          <w:szCs w:val="21"/>
+        </w:rPr>
+      </w:pPr>
+      <w:r>
+        <w:rPr>
+          <w:rFonts w:ascii="Arial Unicode MS" w:cs="Arial Unicode MS" w:eastAsia="Arial Unicode MS" w:hAnsi="Arial Unicode MS"/>
+          <w:b w:val="1"/>
+          <w:bCs w:val="1"/>
           <w:sz w:val="21"/>
           <w:szCs w:val="21"/>
           <w:rtl w:val="0"/>
@@ -2312,13 +2423,17 @@
       <w:pPr>
         <w:spacing w:after="120" w:lineRule="auto"/>
         <w:rPr>
-          <w:sz w:val="21"/>
-          <w:szCs w:val="21"/>
-        </w:rPr>
-      </w:pPr>
-      <w:r>
-        <w:rPr>
-          <w:rFonts w:ascii="Arial Unicode MS" w:cs="Arial Unicode MS" w:eastAsia="Arial Unicode MS" w:hAnsi="Arial Unicode MS"/>
+          <w:b w:val="1"/>
+          <w:bCs w:val="1"/>
+          <w:sz w:val="21"/>
+          <w:szCs w:val="21"/>
+        </w:rPr>
+      </w:pPr>
+      <w:r>
+        <w:rPr>
+          <w:rFonts w:ascii="Arial Unicode MS" w:cs="Arial Unicode MS" w:eastAsia="Arial Unicode MS" w:hAnsi="Arial Unicode MS"/>
+          <w:b w:val="1"/>
+          <w:bCs w:val="1"/>
           <w:sz w:val="21"/>
           <w:szCs w:val="21"/>
           <w:rtl w:val="0"/>
@@ -2352,13 +2467,17 @@
       <w:pPr>
         <w:spacing w:after="120" w:lineRule="auto"/>
         <w:rPr>
-          <w:sz w:val="21"/>
-          <w:szCs w:val="21"/>
-        </w:rPr>
-      </w:pPr>
-      <w:r>
-        <w:rPr>
-          <w:rFonts w:ascii="Arial Unicode MS" w:cs="Arial Unicode MS" w:eastAsia="Arial Unicode MS" w:hAnsi="Arial Unicode MS"/>
+          <w:b w:val="1"/>
+          <w:bCs w:val="1"/>
+          <w:sz w:val="21"/>
+          <w:szCs w:val="21"/>
+        </w:rPr>
+      </w:pPr>
+      <w:r>
+        <w:rPr>
+          <w:rFonts w:ascii="Arial Unicode MS" w:cs="Arial Unicode MS" w:eastAsia="Arial Unicode MS" w:hAnsi="Arial Unicode MS"/>
+          <w:b w:val="1"/>
+          <w:bCs w:val="1"/>
           <w:sz w:val="21"/>
           <w:szCs w:val="21"/>
           <w:rtl w:val="0"/>
@@ -2370,13 +2489,17 @@
       <w:pPr>
         <w:spacing w:after="120" w:lineRule="auto"/>
         <w:rPr>
-          <w:sz w:val="21"/>
-          <w:szCs w:val="21"/>
-        </w:rPr>
-      </w:pPr>
-      <w:r>
-        <w:rPr>
-          <w:rFonts w:ascii="Arial Unicode MS" w:cs="Arial Unicode MS" w:eastAsia="Arial Unicode MS" w:hAnsi="Arial Unicode MS"/>
+          <w:b w:val="1"/>
+          <w:bCs w:val="1"/>
+          <w:sz w:val="21"/>
+          <w:szCs w:val="21"/>
+        </w:rPr>
+      </w:pPr>
+      <w:r>
+        <w:rPr>
+          <w:rFonts w:ascii="Arial Unicode MS" w:cs="Arial Unicode MS" w:eastAsia="Arial Unicode MS" w:hAnsi="Arial Unicode MS"/>
+          <w:b w:val="1"/>
+          <w:bCs w:val="1"/>
           <w:sz w:val="21"/>
           <w:szCs w:val="21"/>
           <w:rtl w:val="0"/>
@@ -2388,13 +2511,17 @@
       <w:pPr>
         <w:spacing w:after="120" w:lineRule="auto"/>
         <w:rPr>
-          <w:sz w:val="21"/>
-          <w:szCs w:val="21"/>
-        </w:rPr>
-      </w:pPr>
-      <w:r>
-        <w:rPr>
-          <w:rFonts w:ascii="Arial Unicode MS" w:cs="Arial Unicode MS" w:eastAsia="Arial Unicode MS" w:hAnsi="Arial Unicode MS"/>
+          <w:b w:val="1"/>
+          <w:bCs w:val="1"/>
+          <w:sz w:val="21"/>
+          <w:szCs w:val="21"/>
+        </w:rPr>
+      </w:pPr>
+      <w:r>
+        <w:rPr>
+          <w:rFonts w:ascii="Arial Unicode MS" w:cs="Arial Unicode MS" w:eastAsia="Arial Unicode MS" w:hAnsi="Arial Unicode MS"/>
+          <w:b w:val="1"/>
+          <w:bCs w:val="1"/>
           <w:sz w:val="21"/>
           <w:szCs w:val="21"/>
           <w:rtl w:val="0"/>
@@ -2406,13 +2533,17 @@
       <w:pPr>
         <w:spacing w:after="120" w:lineRule="auto"/>
         <w:rPr>
-          <w:sz w:val="21"/>
-          <w:szCs w:val="21"/>
-        </w:rPr>
-      </w:pPr>
-      <w:r>
-        <w:rPr>
-          <w:rFonts w:ascii="Arial Unicode MS" w:cs="Arial Unicode MS" w:eastAsia="Arial Unicode MS" w:hAnsi="Arial Unicode MS"/>
+          <w:b w:val="1"/>
+          <w:bCs w:val="1"/>
+          <w:sz w:val="21"/>
+          <w:szCs w:val="21"/>
+        </w:rPr>
+      </w:pPr>
+      <w:r>
+        <w:rPr>
+          <w:rFonts w:ascii="Arial Unicode MS" w:cs="Arial Unicode MS" w:eastAsia="Arial Unicode MS" w:hAnsi="Arial Unicode MS"/>
+          <w:b w:val="1"/>
+          <w:bCs w:val="1"/>
           <w:sz w:val="21"/>
           <w:szCs w:val="21"/>
           <w:rtl w:val="0"/>
@@ -2424,13 +2555,17 @@
       <w:pPr>
         <w:spacing w:after="120" w:lineRule="auto"/>
         <w:rPr>
-          <w:sz w:val="21"/>
-          <w:szCs w:val="21"/>
-        </w:rPr>
-      </w:pPr>
-      <w:r>
-        <w:rPr>
-          <w:rFonts w:ascii="Arial Unicode MS" w:cs="Arial Unicode MS" w:eastAsia="Arial Unicode MS" w:hAnsi="Arial Unicode MS"/>
+          <w:b w:val="1"/>
+          <w:bCs w:val="1"/>
+          <w:sz w:val="21"/>
+          <w:szCs w:val="21"/>
+        </w:rPr>
+      </w:pPr>
+      <w:r>
+        <w:rPr>
+          <w:rFonts w:ascii="Arial Unicode MS" w:cs="Arial Unicode MS" w:eastAsia="Arial Unicode MS" w:hAnsi="Arial Unicode MS"/>
+          <w:b w:val="1"/>
+          <w:bCs w:val="1"/>
           <w:sz w:val="21"/>
           <w:szCs w:val="21"/>
           <w:rtl w:val="0"/>
@@ -2442,13 +2577,17 @@
       <w:pPr>
         <w:spacing w:after="120" w:lineRule="auto"/>
         <w:rPr>
-          <w:sz w:val="21"/>
-          <w:szCs w:val="21"/>
-        </w:rPr>
-      </w:pPr>
-      <w:r>
-        <w:rPr>
-          <w:rFonts w:ascii="Arial Unicode MS" w:cs="Arial Unicode MS" w:eastAsia="Arial Unicode MS" w:hAnsi="Arial Unicode MS"/>
+          <w:b w:val="1"/>
+          <w:bCs w:val="1"/>
+          <w:sz w:val="21"/>
+          <w:szCs w:val="21"/>
+        </w:rPr>
+      </w:pPr>
+      <w:r>
+        <w:rPr>
+          <w:rFonts w:ascii="Arial Unicode MS" w:cs="Arial Unicode MS" w:eastAsia="Arial Unicode MS" w:hAnsi="Arial Unicode MS"/>
+          <w:b w:val="1"/>
+          <w:bCs w:val="1"/>
           <w:sz w:val="21"/>
           <w:szCs w:val="21"/>
           <w:rtl w:val="0"/>
@@ -2460,13 +2599,17 @@
       <w:pPr>
         <w:spacing w:after="120" w:lineRule="auto"/>
         <w:rPr>
-          <w:sz w:val="21"/>
-          <w:szCs w:val="21"/>
-        </w:rPr>
-      </w:pPr>
-      <w:r>
-        <w:rPr>
-          <w:rFonts w:ascii="Arial Unicode MS" w:cs="Arial Unicode MS" w:eastAsia="Arial Unicode MS" w:hAnsi="Arial Unicode MS"/>
+          <w:b w:val="1"/>
+          <w:bCs w:val="1"/>
+          <w:sz w:val="21"/>
+          <w:szCs w:val="21"/>
+        </w:rPr>
+      </w:pPr>
+      <w:r>
+        <w:rPr>
+          <w:rFonts w:ascii="Arial Unicode MS" w:cs="Arial Unicode MS" w:eastAsia="Arial Unicode MS" w:hAnsi="Arial Unicode MS"/>
+          <w:b w:val="1"/>
+          <w:bCs w:val="1"/>
           <w:sz w:val="21"/>
           <w:szCs w:val="21"/>
           <w:rtl w:val="0"/>
@@ -2478,13 +2621,17 @@
       <w:pPr>
         <w:spacing w:after="120" w:lineRule="auto"/>
         <w:rPr>
-          <w:sz w:val="21"/>
-          <w:szCs w:val="21"/>
-        </w:rPr>
-      </w:pPr>
-      <w:r>
-        <w:rPr>
-          <w:rFonts w:ascii="Arial Unicode MS" w:cs="Arial Unicode MS" w:eastAsia="Arial Unicode MS" w:hAnsi="Arial Unicode MS"/>
+          <w:b w:val="1"/>
+          <w:bCs w:val="1"/>
+          <w:sz w:val="21"/>
+          <w:szCs w:val="21"/>
+        </w:rPr>
+      </w:pPr>
+      <w:r>
+        <w:rPr>
+          <w:rFonts w:ascii="Arial Unicode MS" w:cs="Arial Unicode MS" w:eastAsia="Arial Unicode MS" w:hAnsi="Arial Unicode MS"/>
+          <w:b w:val="1"/>
+          <w:bCs w:val="1"/>
           <w:sz w:val="21"/>
           <w:szCs w:val="21"/>
           <w:rtl w:val="0"/>
@@ -2496,13 +2643,17 @@
       <w:pPr>
         <w:spacing w:after="120" w:lineRule="auto"/>
         <w:rPr>
-          <w:sz w:val="21"/>
-          <w:szCs w:val="21"/>
-        </w:rPr>
-      </w:pPr>
-      <w:r>
-        <w:rPr>
-          <w:rFonts w:ascii="Arial Unicode MS" w:cs="Arial Unicode MS" w:eastAsia="Arial Unicode MS" w:hAnsi="Arial Unicode MS"/>
+          <w:b w:val="1"/>
+          <w:bCs w:val="1"/>
+          <w:sz w:val="21"/>
+          <w:szCs w:val="21"/>
+        </w:rPr>
+      </w:pPr>
+      <w:r>
+        <w:rPr>
+          <w:rFonts w:ascii="Arial Unicode MS" w:cs="Arial Unicode MS" w:eastAsia="Arial Unicode MS" w:hAnsi="Arial Unicode MS"/>
+          <w:b w:val="1"/>
+          <w:bCs w:val="1"/>
           <w:sz w:val="21"/>
           <w:szCs w:val="21"/>
           <w:rtl w:val="0"/>
@@ -2514,13 +2665,17 @@
       <w:pPr>
         <w:spacing w:after="120" w:lineRule="auto"/>
         <w:rPr>
-          <w:sz w:val="21"/>
-          <w:szCs w:val="21"/>
-        </w:rPr>
-      </w:pPr>
-      <w:r>
-        <w:rPr>
-          <w:rFonts w:ascii="Arial Unicode MS" w:cs="Arial Unicode MS" w:eastAsia="Arial Unicode MS" w:hAnsi="Arial Unicode MS"/>
+          <w:b w:val="1"/>
+          <w:bCs w:val="1"/>
+          <w:sz w:val="21"/>
+          <w:szCs w:val="21"/>
+        </w:rPr>
+      </w:pPr>
+      <w:r>
+        <w:rPr>
+          <w:rFonts w:ascii="Arial Unicode MS" w:cs="Arial Unicode MS" w:eastAsia="Arial Unicode MS" w:hAnsi="Arial Unicode MS"/>
+          <w:b w:val="1"/>
+          <w:bCs w:val="1"/>
           <w:sz w:val="21"/>
           <w:szCs w:val="21"/>
           <w:rtl w:val="0"/>
@@ -2532,13 +2687,17 @@
       <w:pPr>
         <w:spacing w:after="120" w:lineRule="auto"/>
         <w:rPr>
-          <w:sz w:val="21"/>
-          <w:szCs w:val="21"/>
-        </w:rPr>
-      </w:pPr>
-      <w:r>
-        <w:rPr>
-          <w:rFonts w:ascii="Arial Unicode MS" w:cs="Arial Unicode MS" w:eastAsia="Arial Unicode MS" w:hAnsi="Arial Unicode MS"/>
+          <w:b w:val="1"/>
+          <w:bCs w:val="1"/>
+          <w:sz w:val="21"/>
+          <w:szCs w:val="21"/>
+        </w:rPr>
+      </w:pPr>
+      <w:r>
+        <w:rPr>
+          <w:rFonts w:ascii="Arial Unicode MS" w:cs="Arial Unicode MS" w:eastAsia="Arial Unicode MS" w:hAnsi="Arial Unicode MS"/>
+          <w:b w:val="1"/>
+          <w:bCs w:val="1"/>
           <w:sz w:val="21"/>
           <w:szCs w:val="21"/>
           <w:rtl w:val="0"/>
@@ -2550,13 +2709,17 @@
       <w:pPr>
         <w:spacing w:after="120" w:lineRule="auto"/>
         <w:rPr>
-          <w:sz w:val="21"/>
-          <w:szCs w:val="21"/>
-        </w:rPr>
-      </w:pPr>
-      <w:r>
-        <w:rPr>
-          <w:rFonts w:ascii="Arial Unicode MS" w:cs="Arial Unicode MS" w:eastAsia="Arial Unicode MS" w:hAnsi="Arial Unicode MS"/>
+          <w:b w:val="1"/>
+          <w:bCs w:val="1"/>
+          <w:sz w:val="21"/>
+          <w:szCs w:val="21"/>
+        </w:rPr>
+      </w:pPr>
+      <w:r>
+        <w:rPr>
+          <w:rFonts w:ascii="Arial Unicode MS" w:cs="Arial Unicode MS" w:eastAsia="Arial Unicode MS" w:hAnsi="Arial Unicode MS"/>
+          <w:b w:val="1"/>
+          <w:bCs w:val="1"/>
           <w:sz w:val="21"/>
           <w:szCs w:val="21"/>
           <w:rtl w:val="0"/>
@@ -2568,13 +2731,17 @@
       <w:pPr>
         <w:spacing w:after="120" w:lineRule="auto"/>
         <w:rPr>
-          <w:sz w:val="21"/>
-          <w:szCs w:val="21"/>
-        </w:rPr>
-      </w:pPr>
-      <w:r>
-        <w:rPr>
-          <w:rFonts w:ascii="Arial Unicode MS" w:cs="Arial Unicode MS" w:eastAsia="Arial Unicode MS" w:hAnsi="Arial Unicode MS"/>
+          <w:b w:val="1"/>
+          <w:bCs w:val="1"/>
+          <w:sz w:val="21"/>
+          <w:szCs w:val="21"/>
+        </w:rPr>
+      </w:pPr>
+      <w:r>
+        <w:rPr>
+          <w:rFonts w:ascii="Arial Unicode MS" w:cs="Arial Unicode MS" w:eastAsia="Arial Unicode MS" w:hAnsi="Arial Unicode MS"/>
+          <w:b w:val="1"/>
+          <w:bCs w:val="1"/>
           <w:sz w:val="21"/>
           <w:szCs w:val="21"/>
           <w:rtl w:val="0"/>
@@ -2586,13 +2753,17 @@
       <w:pPr>
         <w:spacing w:after="120" w:lineRule="auto"/>
         <w:rPr>
-          <w:sz w:val="21"/>
-          <w:szCs w:val="21"/>
-        </w:rPr>
-      </w:pPr>
-      <w:r>
-        <w:rPr>
-          <w:rFonts w:ascii="Arial Unicode MS" w:cs="Arial Unicode MS" w:eastAsia="Arial Unicode MS" w:hAnsi="Arial Unicode MS"/>
+          <w:b w:val="1"/>
+          <w:bCs w:val="1"/>
+          <w:sz w:val="21"/>
+          <w:szCs w:val="21"/>
+        </w:rPr>
+      </w:pPr>
+      <w:r>
+        <w:rPr>
+          <w:rFonts w:ascii="Arial Unicode MS" w:cs="Arial Unicode MS" w:eastAsia="Arial Unicode MS" w:hAnsi="Arial Unicode MS"/>
+          <w:b w:val="1"/>
+          <w:bCs w:val="1"/>
           <w:sz w:val="21"/>
           <w:szCs w:val="21"/>
           <w:rtl w:val="0"/>
@@ -2604,13 +2775,17 @@
       <w:pPr>
         <w:spacing w:after="120" w:lineRule="auto"/>
         <w:rPr>
-          <w:sz w:val="21"/>
-          <w:szCs w:val="21"/>
-        </w:rPr>
-      </w:pPr>
-      <w:r>
-        <w:rPr>
-          <w:rFonts w:ascii="Arial Unicode MS" w:cs="Arial Unicode MS" w:eastAsia="Arial Unicode MS" w:hAnsi="Arial Unicode MS"/>
+          <w:b w:val="1"/>
+          <w:bCs w:val="1"/>
+          <w:sz w:val="21"/>
+          <w:szCs w:val="21"/>
+        </w:rPr>
+      </w:pPr>
+      <w:r>
+        <w:rPr>
+          <w:rFonts w:ascii="Arial Unicode MS" w:cs="Arial Unicode MS" w:eastAsia="Arial Unicode MS" w:hAnsi="Arial Unicode MS"/>
+          <w:b w:val="1"/>
+          <w:bCs w:val="1"/>
           <w:sz w:val="21"/>
           <w:szCs w:val="21"/>
           <w:rtl w:val="0"/>
@@ -2622,13 +2797,17 @@
       <w:pPr>
         <w:spacing w:after="120" w:lineRule="auto"/>
         <w:rPr>
-          <w:sz w:val="21"/>
-          <w:szCs w:val="21"/>
-        </w:rPr>
-      </w:pPr>
-      <w:r>
-        <w:rPr>
-          <w:rFonts w:ascii="Arial Unicode MS" w:cs="Arial Unicode MS" w:eastAsia="Arial Unicode MS" w:hAnsi="Arial Unicode MS"/>
+          <w:b w:val="1"/>
+          <w:bCs w:val="1"/>
+          <w:sz w:val="21"/>
+          <w:szCs w:val="21"/>
+        </w:rPr>
+      </w:pPr>
+      <w:r>
+        <w:rPr>
+          <w:rFonts w:ascii="Arial Unicode MS" w:cs="Arial Unicode MS" w:eastAsia="Arial Unicode MS" w:hAnsi="Arial Unicode MS"/>
+          <w:b w:val="1"/>
+          <w:bCs w:val="1"/>
           <w:sz w:val="21"/>
           <w:szCs w:val="21"/>
           <w:rtl w:val="0"/>
@@ -2640,13 +2819,17 @@
       <w:pPr>
         <w:spacing w:after="120" w:lineRule="auto"/>
         <w:rPr>
-          <w:sz w:val="21"/>
-          <w:szCs w:val="21"/>
-        </w:rPr>
-      </w:pPr>
-      <w:r>
-        <w:rPr>
-          <w:rFonts w:ascii="Arial Unicode MS" w:cs="Arial Unicode MS" w:eastAsia="Arial Unicode MS" w:hAnsi="Arial Unicode MS"/>
+          <w:b w:val="1"/>
+          <w:bCs w:val="1"/>
+          <w:sz w:val="21"/>
+          <w:szCs w:val="21"/>
+        </w:rPr>
+      </w:pPr>
+      <w:r>
+        <w:rPr>
+          <w:rFonts w:ascii="Arial Unicode MS" w:cs="Arial Unicode MS" w:eastAsia="Arial Unicode MS" w:hAnsi="Arial Unicode MS"/>
+          <w:b w:val="1"/>
+          <w:bCs w:val="1"/>
           <w:sz w:val="21"/>
           <w:szCs w:val="21"/>
           <w:rtl w:val="0"/>
@@ -2658,13 +2841,17 @@
       <w:pPr>
         <w:spacing w:after="120" w:lineRule="auto"/>
         <w:rPr>
-          <w:sz w:val="21"/>
-          <w:szCs w:val="21"/>
-        </w:rPr>
-      </w:pPr>
-      <w:r>
-        <w:rPr>
-          <w:rFonts w:ascii="Arial Unicode MS" w:cs="Arial Unicode MS" w:eastAsia="Arial Unicode MS" w:hAnsi="Arial Unicode MS"/>
+          <w:b w:val="1"/>
+          <w:bCs w:val="1"/>
+          <w:sz w:val="21"/>
+          <w:szCs w:val="21"/>
+        </w:rPr>
+      </w:pPr>
+      <w:r>
+        <w:rPr>
+          <w:rFonts w:ascii="Arial Unicode MS" w:cs="Arial Unicode MS" w:eastAsia="Arial Unicode MS" w:hAnsi="Arial Unicode MS"/>
+          <w:b w:val="1"/>
+          <w:bCs w:val="1"/>
           <w:sz w:val="21"/>
           <w:szCs w:val="21"/>
           <w:rtl w:val="0"/>
@@ -2698,13 +2885,17 @@
       <w:pPr>
         <w:spacing w:after="120" w:lineRule="auto"/>
         <w:rPr>
-          <w:sz w:val="21"/>
-          <w:szCs w:val="21"/>
-        </w:rPr>
-      </w:pPr>
-      <w:r>
-        <w:rPr>
-          <w:rFonts w:ascii="Arial Unicode MS" w:cs="Arial Unicode MS" w:eastAsia="Arial Unicode MS" w:hAnsi="Arial Unicode MS"/>
+          <w:b w:val="1"/>
+          <w:bCs w:val="1"/>
+          <w:sz w:val="21"/>
+          <w:szCs w:val="21"/>
+        </w:rPr>
+      </w:pPr>
+      <w:r>
+        <w:rPr>
+          <w:rFonts w:ascii="Arial Unicode MS" w:cs="Arial Unicode MS" w:eastAsia="Arial Unicode MS" w:hAnsi="Arial Unicode MS"/>
+          <w:b w:val="1"/>
+          <w:bCs w:val="1"/>
           <w:sz w:val="21"/>
           <w:szCs w:val="21"/>
           <w:rtl w:val="0"/>
@@ -2716,13 +2907,17 @@
       <w:pPr>
         <w:spacing w:after="120" w:lineRule="auto"/>
         <w:rPr>
-          <w:sz w:val="21"/>
-          <w:szCs w:val="21"/>
-        </w:rPr>
-      </w:pPr>
-      <w:r>
-        <w:rPr>
-          <w:rFonts w:ascii="Arial Unicode MS" w:cs="Arial Unicode MS" w:eastAsia="Arial Unicode MS" w:hAnsi="Arial Unicode MS"/>
+          <w:b w:val="1"/>
+          <w:bCs w:val="1"/>
+          <w:sz w:val="21"/>
+          <w:szCs w:val="21"/>
+        </w:rPr>
+      </w:pPr>
+      <w:r>
+        <w:rPr>
+          <w:rFonts w:ascii="Arial Unicode MS" w:cs="Arial Unicode MS" w:eastAsia="Arial Unicode MS" w:hAnsi="Arial Unicode MS"/>
+          <w:b w:val="1"/>
+          <w:bCs w:val="1"/>
           <w:sz w:val="21"/>
           <w:szCs w:val="21"/>
           <w:rtl w:val="0"/>
@@ -2756,13 +2951,17 @@
       <w:pPr>
         <w:spacing w:after="120" w:lineRule="auto"/>
         <w:rPr>
-          <w:sz w:val="21"/>
-          <w:szCs w:val="21"/>
-        </w:rPr>
-      </w:pPr>
-      <w:r>
-        <w:rPr>
-          <w:rFonts w:ascii="Arial Unicode MS" w:cs="Arial Unicode MS" w:eastAsia="Arial Unicode MS" w:hAnsi="Arial Unicode MS"/>
+          <w:b w:val="1"/>
+          <w:bCs w:val="1"/>
+          <w:sz w:val="21"/>
+          <w:szCs w:val="21"/>
+        </w:rPr>
+      </w:pPr>
+      <w:r>
+        <w:rPr>
+          <w:rFonts w:ascii="Arial Unicode MS" w:cs="Arial Unicode MS" w:eastAsia="Arial Unicode MS" w:hAnsi="Arial Unicode MS"/>
+          <w:b w:val="1"/>
+          <w:bCs w:val="1"/>
           <w:sz w:val="21"/>
           <w:szCs w:val="21"/>
           <w:rtl w:val="0"/>
@@ -2774,13 +2973,17 @@
       <w:pPr>
         <w:spacing w:after="120" w:lineRule="auto"/>
         <w:rPr>
-          <w:sz w:val="21"/>
-          <w:szCs w:val="21"/>
-        </w:rPr>
-      </w:pPr>
-      <w:r>
-        <w:rPr>
-          <w:rFonts w:ascii="Arial Unicode MS" w:cs="Arial Unicode MS" w:eastAsia="Arial Unicode MS" w:hAnsi="Arial Unicode MS"/>
+          <w:b w:val="1"/>
+          <w:bCs w:val="1"/>
+          <w:sz w:val="21"/>
+          <w:szCs w:val="21"/>
+        </w:rPr>
+      </w:pPr>
+      <w:r>
+        <w:rPr>
+          <w:rFonts w:ascii="Arial Unicode MS" w:cs="Arial Unicode MS" w:eastAsia="Arial Unicode MS" w:hAnsi="Arial Unicode MS"/>
+          <w:b w:val="1"/>
+          <w:bCs w:val="1"/>
           <w:sz w:val="21"/>
           <w:szCs w:val="21"/>
           <w:rtl w:val="0"/>
@@ -2792,13 +2995,17 @@
       <w:pPr>
         <w:spacing w:after="120" w:lineRule="auto"/>
         <w:rPr>
-          <w:sz w:val="21"/>
-          <w:szCs w:val="21"/>
-        </w:rPr>
-      </w:pPr>
-      <w:r>
-        <w:rPr>
-          <w:rFonts w:ascii="Arial Unicode MS" w:cs="Arial Unicode MS" w:eastAsia="Arial Unicode MS" w:hAnsi="Arial Unicode MS"/>
+          <w:b w:val="1"/>
+          <w:bCs w:val="1"/>
+          <w:sz w:val="21"/>
+          <w:szCs w:val="21"/>
+        </w:rPr>
+      </w:pPr>
+      <w:r>
+        <w:rPr>
+          <w:rFonts w:ascii="Arial Unicode MS" w:cs="Arial Unicode MS" w:eastAsia="Arial Unicode MS" w:hAnsi="Arial Unicode MS"/>
+          <w:b w:val="1"/>
+          <w:bCs w:val="1"/>
           <w:sz w:val="21"/>
           <w:szCs w:val="21"/>
           <w:rtl w:val="0"/>
@@ -2810,13 +3017,17 @@
       <w:pPr>
         <w:spacing w:after="120" w:lineRule="auto"/>
         <w:rPr>
-          <w:sz w:val="21"/>
-          <w:szCs w:val="21"/>
-        </w:rPr>
-      </w:pPr>
-      <w:r>
-        <w:rPr>
-          <w:rFonts w:ascii="Arial Unicode MS" w:cs="Arial Unicode MS" w:eastAsia="Arial Unicode MS" w:hAnsi="Arial Unicode MS"/>
+          <w:b w:val="1"/>
+          <w:bCs w:val="1"/>
+          <w:sz w:val="21"/>
+          <w:szCs w:val="21"/>
+        </w:rPr>
+      </w:pPr>
+      <w:r>
+        <w:rPr>
+          <w:rFonts w:ascii="Arial Unicode MS" w:cs="Arial Unicode MS" w:eastAsia="Arial Unicode MS" w:hAnsi="Arial Unicode MS"/>
+          <w:b w:val="1"/>
+          <w:bCs w:val="1"/>
           <w:sz w:val="21"/>
           <w:szCs w:val="21"/>
           <w:rtl w:val="0"/>
@@ -2828,13 +3039,17 @@
       <w:pPr>
         <w:spacing w:after="120" w:lineRule="auto"/>
         <w:rPr>
-          <w:sz w:val="21"/>
-          <w:szCs w:val="21"/>
-        </w:rPr>
-      </w:pPr>
-      <w:r>
-        <w:rPr>
-          <w:rFonts w:ascii="Arial Unicode MS" w:cs="Arial Unicode MS" w:eastAsia="Arial Unicode MS" w:hAnsi="Arial Unicode MS"/>
+          <w:b w:val="1"/>
+          <w:bCs w:val="1"/>
+          <w:sz w:val="21"/>
+          <w:szCs w:val="21"/>
+        </w:rPr>
+      </w:pPr>
+      <w:r>
+        <w:rPr>
+          <w:rFonts w:ascii="Arial Unicode MS" w:cs="Arial Unicode MS" w:eastAsia="Arial Unicode MS" w:hAnsi="Arial Unicode MS"/>
+          <w:b w:val="1"/>
+          <w:bCs w:val="1"/>
           <w:sz w:val="21"/>
           <w:szCs w:val="21"/>
           <w:rtl w:val="0"/>
@@ -2846,13 +3061,17 @@
       <w:pPr>
         <w:spacing w:after="120" w:lineRule="auto"/>
         <w:rPr>
-          <w:sz w:val="21"/>
-          <w:szCs w:val="21"/>
-        </w:rPr>
-      </w:pPr>
-      <w:r>
-        <w:rPr>
-          <w:rFonts w:ascii="Arial Unicode MS" w:cs="Arial Unicode MS" w:eastAsia="Arial Unicode MS" w:hAnsi="Arial Unicode MS"/>
+          <w:b w:val="1"/>
+          <w:bCs w:val="1"/>
+          <w:sz w:val="21"/>
+          <w:szCs w:val="21"/>
+        </w:rPr>
+      </w:pPr>
+      <w:r>
+        <w:rPr>
+          <w:rFonts w:ascii="Arial Unicode MS" w:cs="Arial Unicode MS" w:eastAsia="Arial Unicode MS" w:hAnsi="Arial Unicode MS"/>
+          <w:b w:val="1"/>
+          <w:bCs w:val="1"/>
           <w:sz w:val="21"/>
           <w:szCs w:val="21"/>
           <w:rtl w:val="0"/>
@@ -2886,13 +3105,17 @@
       <w:pPr>
         <w:spacing w:after="120" w:lineRule="auto"/>
         <w:rPr>
-          <w:sz w:val="21"/>
-          <w:szCs w:val="21"/>
-        </w:rPr>
-      </w:pPr>
-      <w:r>
-        <w:rPr>
-          <w:rFonts w:ascii="Arial Unicode MS" w:cs="Arial Unicode MS" w:eastAsia="Arial Unicode MS" w:hAnsi="Arial Unicode MS"/>
+          <w:b w:val="1"/>
+          <w:bCs w:val="1"/>
+          <w:sz w:val="21"/>
+          <w:szCs w:val="21"/>
+        </w:rPr>
+      </w:pPr>
+      <w:r>
+        <w:rPr>
+          <w:rFonts w:ascii="Arial Unicode MS" w:cs="Arial Unicode MS" w:eastAsia="Arial Unicode MS" w:hAnsi="Arial Unicode MS"/>
+          <w:b w:val="1"/>
+          <w:bCs w:val="1"/>
           <w:sz w:val="21"/>
           <w:szCs w:val="21"/>
           <w:rtl w:val="0"/>
@@ -2904,13 +3127,17 @@
       <w:pPr>
         <w:spacing w:after="120" w:lineRule="auto"/>
         <w:rPr>
-          <w:sz w:val="21"/>
-          <w:szCs w:val="21"/>
-        </w:rPr>
-      </w:pPr>
-      <w:r>
-        <w:rPr>
-          <w:rFonts w:ascii="Arial Unicode MS" w:cs="Arial Unicode MS" w:eastAsia="Arial Unicode MS" w:hAnsi="Arial Unicode MS"/>
+          <w:b w:val="1"/>
+          <w:bCs w:val="1"/>
+          <w:sz w:val="21"/>
+          <w:szCs w:val="21"/>
+        </w:rPr>
+      </w:pPr>
+      <w:r>
+        <w:rPr>
+          <w:rFonts w:ascii="Arial Unicode MS" w:cs="Arial Unicode MS" w:eastAsia="Arial Unicode MS" w:hAnsi="Arial Unicode MS"/>
+          <w:b w:val="1"/>
+          <w:bCs w:val="1"/>
           <w:sz w:val="21"/>
           <w:szCs w:val="21"/>
           <w:rtl w:val="0"/>
@@ -2944,13 +3171,17 @@
       <w:pPr>
         <w:spacing w:after="120" w:lineRule="auto"/>
         <w:rPr>
-          <w:sz w:val="21"/>
-          <w:szCs w:val="21"/>
-        </w:rPr>
-      </w:pPr>
-      <w:r>
-        <w:rPr>
-          <w:rFonts w:ascii="Arial Unicode MS" w:cs="Arial Unicode MS" w:eastAsia="Arial Unicode MS" w:hAnsi="Arial Unicode MS"/>
+          <w:b w:val="1"/>
+          <w:bCs w:val="1"/>
+          <w:sz w:val="21"/>
+          <w:szCs w:val="21"/>
+        </w:rPr>
+      </w:pPr>
+      <w:r>
+        <w:rPr>
+          <w:rFonts w:ascii="Arial Unicode MS" w:cs="Arial Unicode MS" w:eastAsia="Arial Unicode MS" w:hAnsi="Arial Unicode MS"/>
+          <w:b w:val="1"/>
+          <w:bCs w:val="1"/>
           <w:sz w:val="21"/>
           <w:szCs w:val="21"/>
           <w:rtl w:val="0"/>
@@ -2962,13 +3193,17 @@
       <w:pPr>
         <w:spacing w:after="120" w:lineRule="auto"/>
         <w:rPr>
-          <w:sz w:val="21"/>
-          <w:szCs w:val="21"/>
-        </w:rPr>
-      </w:pPr>
-      <w:r>
-        <w:rPr>
-          <w:rFonts w:ascii="Arial Unicode MS" w:cs="Arial Unicode MS" w:eastAsia="Arial Unicode MS" w:hAnsi="Arial Unicode MS"/>
+          <w:b w:val="1"/>
+          <w:bCs w:val="1"/>
+          <w:sz w:val="21"/>
+          <w:szCs w:val="21"/>
+        </w:rPr>
+      </w:pPr>
+      <w:r>
+        <w:rPr>
+          <w:rFonts w:ascii="Arial Unicode MS" w:cs="Arial Unicode MS" w:eastAsia="Arial Unicode MS" w:hAnsi="Arial Unicode MS"/>
+          <w:b w:val="1"/>
+          <w:bCs w:val="1"/>
           <w:sz w:val="21"/>
           <w:szCs w:val="21"/>
           <w:rtl w:val="0"/>
@@ -3024,13 +3259,17 @@
       <w:pPr>
         <w:spacing w:after="120" w:lineRule="auto"/>
         <w:rPr>
-          <w:sz w:val="21"/>
-          <w:szCs w:val="21"/>
-        </w:rPr>
-      </w:pPr>
-      <w:r>
-        <w:rPr>
-          <w:rFonts w:ascii="Arial Unicode MS" w:cs="Arial Unicode MS" w:eastAsia="Arial Unicode MS" w:hAnsi="Arial Unicode MS"/>
+          <w:b w:val="1"/>
+          <w:bCs w:val="1"/>
+          <w:sz w:val="21"/>
+          <w:szCs w:val="21"/>
+        </w:rPr>
+      </w:pPr>
+      <w:r>
+        <w:rPr>
+          <w:rFonts w:ascii="Arial Unicode MS" w:cs="Arial Unicode MS" w:eastAsia="Arial Unicode MS" w:hAnsi="Arial Unicode MS"/>
+          <w:b w:val="1"/>
+          <w:bCs w:val="1"/>
           <w:sz w:val="21"/>
           <w:szCs w:val="21"/>
           <w:rtl w:val="0"/>
@@ -3042,13 +3281,17 @@
       <w:pPr>
         <w:spacing w:after="120" w:lineRule="auto"/>
         <w:rPr>
-          <w:sz w:val="21"/>
-          <w:szCs w:val="21"/>
-        </w:rPr>
-      </w:pPr>
-      <w:r>
-        <w:rPr>
-          <w:rFonts w:ascii="Arial Unicode MS" w:cs="Arial Unicode MS" w:eastAsia="Arial Unicode MS" w:hAnsi="Arial Unicode MS"/>
+          <w:b w:val="1"/>
+          <w:bCs w:val="1"/>
+          <w:sz w:val="21"/>
+          <w:szCs w:val="21"/>
+        </w:rPr>
+      </w:pPr>
+      <w:r>
+        <w:rPr>
+          <w:rFonts w:ascii="Arial Unicode MS" w:cs="Arial Unicode MS" w:eastAsia="Arial Unicode MS" w:hAnsi="Arial Unicode MS"/>
+          <w:b w:val="1"/>
+          <w:bCs w:val="1"/>
           <w:sz w:val="21"/>
           <w:szCs w:val="21"/>
           <w:rtl w:val="0"/>
@@ -3060,13 +3303,17 @@
       <w:pPr>
         <w:spacing w:after="120" w:lineRule="auto"/>
         <w:rPr>
-          <w:sz w:val="21"/>
-          <w:szCs w:val="21"/>
-        </w:rPr>
-      </w:pPr>
-      <w:r>
-        <w:rPr>
-          <w:rFonts w:ascii="Arial Unicode MS" w:cs="Arial Unicode MS" w:eastAsia="Arial Unicode MS" w:hAnsi="Arial Unicode MS"/>
+          <w:b w:val="1"/>
+          <w:bCs w:val="1"/>
+          <w:sz w:val="21"/>
+          <w:szCs w:val="21"/>
+        </w:rPr>
+      </w:pPr>
+      <w:r>
+        <w:rPr>
+          <w:rFonts w:ascii="Arial Unicode MS" w:cs="Arial Unicode MS" w:eastAsia="Arial Unicode MS" w:hAnsi="Arial Unicode MS"/>
+          <w:b w:val="1"/>
+          <w:bCs w:val="1"/>
           <w:sz w:val="21"/>
           <w:szCs w:val="21"/>
           <w:rtl w:val="0"/>
@@ -3078,13 +3325,17 @@
       <w:pPr>
         <w:spacing w:after="120" w:lineRule="auto"/>
         <w:rPr>
-          <w:sz w:val="21"/>
-          <w:szCs w:val="21"/>
-        </w:rPr>
-      </w:pPr>
-      <w:r>
-        <w:rPr>
-          <w:rFonts w:ascii="Arial Unicode MS" w:cs="Arial Unicode MS" w:eastAsia="Arial Unicode MS" w:hAnsi="Arial Unicode MS"/>
+          <w:b w:val="1"/>
+          <w:bCs w:val="1"/>
+          <w:sz w:val="21"/>
+          <w:szCs w:val="21"/>
+        </w:rPr>
+      </w:pPr>
+      <w:r>
+        <w:rPr>
+          <w:rFonts w:ascii="Arial Unicode MS" w:cs="Arial Unicode MS" w:eastAsia="Arial Unicode MS" w:hAnsi="Arial Unicode MS"/>
+          <w:b w:val="1"/>
+          <w:bCs w:val="1"/>
           <w:sz w:val="21"/>
           <w:szCs w:val="21"/>
           <w:rtl w:val="0"/>
@@ -3096,13 +3347,17 @@
       <w:pPr>
         <w:spacing w:after="120" w:lineRule="auto"/>
         <w:rPr>
-          <w:sz w:val="21"/>
-          <w:szCs w:val="21"/>
-        </w:rPr>
-      </w:pPr>
-      <w:r>
-        <w:rPr>
-          <w:rFonts w:ascii="Arial Unicode MS" w:cs="Arial Unicode MS" w:eastAsia="Arial Unicode MS" w:hAnsi="Arial Unicode MS"/>
+          <w:b w:val="1"/>
+          <w:bCs w:val="1"/>
+          <w:sz w:val="21"/>
+          <w:szCs w:val="21"/>
+        </w:rPr>
+      </w:pPr>
+      <w:r>
+        <w:rPr>
+          <w:rFonts w:ascii="Arial Unicode MS" w:cs="Arial Unicode MS" w:eastAsia="Arial Unicode MS" w:hAnsi="Arial Unicode MS"/>
+          <w:b w:val="1"/>
+          <w:bCs w:val="1"/>
           <w:sz w:val="21"/>
           <w:szCs w:val="21"/>
           <w:rtl w:val="0"/>
@@ -3136,13 +3391,17 @@
       <w:pPr>
         <w:spacing w:after="120" w:lineRule="auto"/>
         <w:rPr>
-          <w:sz w:val="21"/>
-          <w:szCs w:val="21"/>
-        </w:rPr>
-      </w:pPr>
-      <w:r>
-        <w:rPr>
-          <w:rFonts w:ascii="Arial Unicode MS" w:cs="Arial Unicode MS" w:eastAsia="Arial Unicode MS" w:hAnsi="Arial Unicode MS"/>
+          <w:b w:val="1"/>
+          <w:bCs w:val="1"/>
+          <w:sz w:val="21"/>
+          <w:szCs w:val="21"/>
+        </w:rPr>
+      </w:pPr>
+      <w:r>
+        <w:rPr>
+          <w:rFonts w:ascii="Arial Unicode MS" w:cs="Arial Unicode MS" w:eastAsia="Arial Unicode MS" w:hAnsi="Arial Unicode MS"/>
+          <w:b w:val="1"/>
+          <w:bCs w:val="1"/>
           <w:sz w:val="21"/>
           <w:szCs w:val="21"/>
           <w:rtl w:val="0"/>
@@ -3154,13 +3413,17 @@
       <w:pPr>
         <w:spacing w:after="120" w:lineRule="auto"/>
         <w:rPr>
-          <w:sz w:val="21"/>
-          <w:szCs w:val="21"/>
-        </w:rPr>
-      </w:pPr>
-      <w:r>
-        <w:rPr>
-          <w:rFonts w:ascii="Arial Unicode MS" w:cs="Arial Unicode MS" w:eastAsia="Arial Unicode MS" w:hAnsi="Arial Unicode MS"/>
+          <w:b w:val="1"/>
+          <w:bCs w:val="1"/>
+          <w:sz w:val="21"/>
+          <w:szCs w:val="21"/>
+        </w:rPr>
+      </w:pPr>
+      <w:r>
+        <w:rPr>
+          <w:rFonts w:ascii="Arial Unicode MS" w:cs="Arial Unicode MS" w:eastAsia="Arial Unicode MS" w:hAnsi="Arial Unicode MS"/>
+          <w:b w:val="1"/>
+          <w:bCs w:val="1"/>
           <w:sz w:val="21"/>
           <w:szCs w:val="21"/>
           <w:rtl w:val="0"/>
@@ -3172,13 +3435,17 @@
       <w:pPr>
         <w:spacing w:after="120" w:lineRule="auto"/>
         <w:rPr>
-          <w:sz w:val="21"/>
-          <w:szCs w:val="21"/>
-        </w:rPr>
-      </w:pPr>
-      <w:r>
-        <w:rPr>
-          <w:rFonts w:ascii="Arial Unicode MS" w:cs="Arial Unicode MS" w:eastAsia="Arial Unicode MS" w:hAnsi="Arial Unicode MS"/>
+          <w:b w:val="1"/>
+          <w:bCs w:val="1"/>
+          <w:sz w:val="21"/>
+          <w:szCs w:val="21"/>
+        </w:rPr>
+      </w:pPr>
+      <w:r>
+        <w:rPr>
+          <w:rFonts w:ascii="Arial Unicode MS" w:cs="Arial Unicode MS" w:eastAsia="Arial Unicode MS" w:hAnsi="Arial Unicode MS"/>
+          <w:b w:val="1"/>
+          <w:bCs w:val="1"/>
           <w:sz w:val="21"/>
           <w:szCs w:val="21"/>
           <w:rtl w:val="0"/>
@@ -3190,13 +3457,17 @@
       <w:pPr>
         <w:spacing w:after="120" w:lineRule="auto"/>
         <w:rPr>
-          <w:sz w:val="21"/>
-          <w:szCs w:val="21"/>
-        </w:rPr>
-      </w:pPr>
-      <w:r>
-        <w:rPr>
-          <w:rFonts w:ascii="Arial Unicode MS" w:cs="Arial Unicode MS" w:eastAsia="Arial Unicode MS" w:hAnsi="Arial Unicode MS"/>
+          <w:b w:val="1"/>
+          <w:bCs w:val="1"/>
+          <w:sz w:val="21"/>
+          <w:szCs w:val="21"/>
+        </w:rPr>
+      </w:pPr>
+      <w:r>
+        <w:rPr>
+          <w:rFonts w:ascii="Arial Unicode MS" w:cs="Arial Unicode MS" w:eastAsia="Arial Unicode MS" w:hAnsi="Arial Unicode MS"/>
+          <w:b w:val="1"/>
+          <w:bCs w:val="1"/>
           <w:sz w:val="21"/>
           <w:szCs w:val="21"/>
           <w:rtl w:val="0"/>
@@ -3208,13 +3479,17 @@
       <w:pPr>
         <w:spacing w:after="120" w:lineRule="auto"/>
         <w:rPr>
-          <w:sz w:val="21"/>
-          <w:szCs w:val="21"/>
-        </w:rPr>
-      </w:pPr>
-      <w:r>
-        <w:rPr>
-          <w:rFonts w:ascii="Arial Unicode MS" w:cs="Arial Unicode MS" w:eastAsia="Arial Unicode MS" w:hAnsi="Arial Unicode MS"/>
+          <w:b w:val="1"/>
+          <w:bCs w:val="1"/>
+          <w:sz w:val="21"/>
+          <w:szCs w:val="21"/>
+        </w:rPr>
+      </w:pPr>
+      <w:r>
+        <w:rPr>
+          <w:rFonts w:ascii="Arial Unicode MS" w:cs="Arial Unicode MS" w:eastAsia="Arial Unicode MS" w:hAnsi="Arial Unicode MS"/>
+          <w:b w:val="1"/>
+          <w:bCs w:val="1"/>
           <w:sz w:val="21"/>
           <w:szCs w:val="21"/>
           <w:rtl w:val="0"/>
@@ -3226,13 +3501,17 @@
       <w:pPr>
         <w:spacing w:after="120" w:lineRule="auto"/>
         <w:rPr>
-          <w:sz w:val="21"/>
-          <w:szCs w:val="21"/>
-        </w:rPr>
-      </w:pPr>
-      <w:r>
-        <w:rPr>
-          <w:rFonts w:ascii="Arial Unicode MS" w:cs="Arial Unicode MS" w:eastAsia="Arial Unicode MS" w:hAnsi="Arial Unicode MS"/>
+          <w:b w:val="1"/>
+          <w:bCs w:val="1"/>
+          <w:sz w:val="21"/>
+          <w:szCs w:val="21"/>
+        </w:rPr>
+      </w:pPr>
+      <w:r>
+        <w:rPr>
+          <w:rFonts w:ascii="Arial Unicode MS" w:cs="Arial Unicode MS" w:eastAsia="Arial Unicode MS" w:hAnsi="Arial Unicode MS"/>
+          <w:b w:val="1"/>
+          <w:bCs w:val="1"/>
           <w:sz w:val="21"/>
           <w:szCs w:val="21"/>
           <w:rtl w:val="0"/>
@@ -3244,13 +3523,17 @@
       <w:pPr>
         <w:spacing w:after="120" w:lineRule="auto"/>
         <w:rPr>
-          <w:sz w:val="21"/>
-          <w:szCs w:val="21"/>
-        </w:rPr>
-      </w:pPr>
-      <w:r>
-        <w:rPr>
-          <w:rFonts w:ascii="Arial Unicode MS" w:cs="Arial Unicode MS" w:eastAsia="Arial Unicode MS" w:hAnsi="Arial Unicode MS"/>
+          <w:b w:val="1"/>
+          <w:bCs w:val="1"/>
+          <w:sz w:val="21"/>
+          <w:szCs w:val="21"/>
+        </w:rPr>
+      </w:pPr>
+      <w:r>
+        <w:rPr>
+          <w:rFonts w:ascii="Arial Unicode MS" w:cs="Arial Unicode MS" w:eastAsia="Arial Unicode MS" w:hAnsi="Arial Unicode MS"/>
+          <w:b w:val="1"/>
+          <w:bCs w:val="1"/>
           <w:sz w:val="21"/>
           <w:szCs w:val="21"/>
           <w:rtl w:val="0"/>
@@ -3262,13 +3545,17 @@
       <w:pPr>
         <w:spacing w:after="120" w:lineRule="auto"/>
         <w:rPr>
-          <w:sz w:val="21"/>
-          <w:szCs w:val="21"/>
-        </w:rPr>
-      </w:pPr>
-      <w:r>
-        <w:rPr>
-          <w:rFonts w:ascii="Arial Unicode MS" w:cs="Arial Unicode MS" w:eastAsia="Arial Unicode MS" w:hAnsi="Arial Unicode MS"/>
+          <w:b w:val="1"/>
+          <w:bCs w:val="1"/>
+          <w:sz w:val="21"/>
+          <w:szCs w:val="21"/>
+        </w:rPr>
+      </w:pPr>
+      <w:r>
+        <w:rPr>
+          <w:rFonts w:ascii="Arial Unicode MS" w:cs="Arial Unicode MS" w:eastAsia="Arial Unicode MS" w:hAnsi="Arial Unicode MS"/>
+          <w:b w:val="1"/>
+          <w:bCs w:val="1"/>
           <w:sz w:val="21"/>
           <w:szCs w:val="21"/>
           <w:rtl w:val="0"/>
@@ -3282,23 +3569,21 @@
         <w:rPr>
           <w:b w:val="1"/>
           <w:bCs w:val="1"/>
-          <w:color w:val="888888"/>
-          <w:sz w:val="18"/>
-          <w:szCs w:val="18"/>
-        </w:rPr>
-      </w:pPr>
-      <w:r>
-        <w:rPr>
-          <w:rtl w:val="0"/>
-        </w:rPr>
-      </w:r>
-    </w:p>
-    <w:p>
-      <w:pPr>
-        <w:rPr>
-          <w:color w:val="888888"/>
-          <w:sz w:val="18"/>
-          <w:szCs w:val="18"/>
+          <w:sz w:val="21"/>
+          <w:szCs w:val="21"/>
+        </w:rPr>
+      </w:pPr>
+      <w:r>
+        <w:rPr>
+          <w:rtl w:val="0"/>
+        </w:rPr>
+      </w:r>
+    </w:p>
+    <w:p>
+      <w:pPr>
+        <w:rPr>
+          <w:sz w:val="21"/>
+          <w:szCs w:val="21"/>
         </w:rPr>
       </w:pPr>
       <w:r>
